--- a/pr-preview/pr-225/logistic-inference-handout-tracked-changes.docx
+++ b/pr-preview/pr-225/logistic-inference-handout-tracked-changes.docx
@@ -26,7 +26,7 @@
       </w:pPr>
       <w:ins w:id="2" w:author="PR Preview" w:date="2026-01-01T00:00:00Z">
         <w:r>
-          <w:t xml:space="preserve">Last modified: 2026-10-15 15:42:22 (PDT)</w:t>
+          <w:t xml:space="preserve">Last modified: 2026-10-15 17:49:49 (PDT)</w:t>
         </w:r>
       </w:ins>
     </w:p>
@@ -8492,10 +8492,45 @@
       </w:ins>
       <w:ins w:id="302" w:author="PR Preview" w:date="2026-01-01T00:00:00Z">
         <w:r>
-          <w:t xml:space="preserve">The term is</w:t>
+          <w:t xml:space="preserve">A count of</w:t>
         </w:r>
       </w:ins>
       <w:ins w:id="303" w:author="PR Preview" w:date="2026-01-01T00:00:00Z">
+        <w:r>
+          <w:t xml:space="preserve"> </w:t>
+        </w:r>
+      </w:ins>
+      <m:oMath>
+        <m:r>
+          <m:t>0</m:t>
+        </m:r>
+      </m:oMath>
+      <w:ins w:id="304" w:author="PR Preview" w:date="2026-01-01T00:00:00Z">
+        <w:r>
+          <w:t xml:space="preserve"> </w:t>
+        </w:r>
+      </w:ins>
+      <w:ins w:id="305" w:author="PR Preview" w:date="2026-01-01T00:00:00Z">
+        <w:r>
+          <w:t xml:space="preserve">times a logarithm is taken as</w:t>
+        </w:r>
+      </w:ins>
+      <w:ins w:id="306" w:author="PR Preview" w:date="2026-01-01T00:00:00Z">
+        <w:r>
+          <w:t xml:space="preserve"> </w:t>
+        </w:r>
+      </w:ins>
+      <m:oMath>
+        <m:r>
+          <m:t>0</m:t>
+        </m:r>
+      </m:oMath>
+      <w:ins w:id="307" w:author="PR Preview" w:date="2026-01-01T00:00:00Z">
+        <w:r>
+          <w:t xml:space="preserve">, so the term is</w:t>
+        </w:r>
+      </w:ins>
+      <w:ins w:id="308" w:author="PR Preview" w:date="2026-01-01T00:00:00Z">
         <w:r>
           <w:t xml:space="preserve"> </w:t>
         </w:r>
@@ -8557,12 +8592,12 @@
           <m:t>​</m:t>
         </m:r>
       </m:oMath>
-      <w:ins w:id="304" w:author="PR Preview" w:date="2026-01-01T00:00:00Z">
+      <w:ins w:id="309" w:author="PR Preview" w:date="2026-01-01T00:00:00Z">
         <w:r>
           <w:t xml:space="preserve">, which decreases in</w:t>
         </w:r>
       </w:ins>
-      <w:ins w:id="305" w:author="PR Preview" w:date="2026-01-01T00:00:00Z">
+      <w:ins w:id="310" w:author="PR Preview" w:date="2026-01-01T00:00:00Z">
         <w:r>
           <w:t xml:space="preserve"> </w:t>
         </w:r>
@@ -8581,17 +8616,17 @@
           </m:sub>
         </m:sSub>
       </m:oMath>
-      <w:ins w:id="306" w:author="PR Preview" w:date="2026-01-01T00:00:00Z">
-        <w:r>
-          <w:t xml:space="preserve"> </w:t>
-        </w:r>
-      </w:ins>
-      <w:ins w:id="307" w:author="PR Preview" w:date="2026-01-01T00:00:00Z">
+      <w:ins w:id="311" w:author="PR Preview" w:date="2026-01-01T00:00:00Z">
+        <w:r>
+          <w:t xml:space="preserve"> </w:t>
+        </w:r>
+      </w:ins>
+      <w:ins w:id="312" w:author="PR Preview" w:date="2026-01-01T00:00:00Z">
         <w:r>
           <w:t xml:space="preserve">and so peaks at</w:t>
         </w:r>
       </w:ins>
-      <w:ins w:id="308" w:author="PR Preview" w:date="2026-01-01T00:00:00Z">
+      <w:ins w:id="313" w:author="PR Preview" w:date="2026-01-01T00:00:00Z">
         <w:r>
           <w:t xml:space="preserve"> </w:t>
         </w:r>
@@ -8619,22 +8654,22 @@
           <m:t>0</m:t>
         </m:r>
       </m:oMath>
-      <w:ins w:id="309" w:author="PR Preview" w:date="2026-01-01T00:00:00Z">
+      <w:ins w:id="314" w:author="PR Preview" w:date="2026-01-01T00:00:00Z">
         <w:r>
           <w:t xml:space="preserve">.</w:t>
         </w:r>
       </w:ins>
-      <w:ins w:id="310" w:author="PR Preview" w:date="2026-01-01T00:00:00Z">
-        <w:r>
-          <w:t xml:space="preserve"> </w:t>
-        </w:r>
-      </w:ins>
-      <w:ins w:id="311" w:author="PR Preview" w:date="2026-01-01T00:00:00Z">
+      <w:ins w:id="315" w:author="PR Preview" w:date="2026-01-01T00:00:00Z">
+        <w:r>
+          <w:t xml:space="preserve"> </w:t>
+        </w:r>
+      </w:ins>
+      <w:ins w:id="316" w:author="PR Preview" w:date="2026-01-01T00:00:00Z">
         <w:r>
           <w:t xml:space="preserve">Next suppose</w:t>
         </w:r>
       </w:ins>
-      <w:ins w:id="312" w:author="PR Preview" w:date="2026-01-01T00:00:00Z">
+      <w:ins w:id="317" w:author="PR Preview" w:date="2026-01-01T00:00:00Z">
         <w:r>
           <w:t xml:space="preserve"> </w:t>
         </w:r>
@@ -8671,22 +8706,22 @@
           </m:sub>
         </m:sSub>
       </m:oMath>
-      <w:ins w:id="313" w:author="PR Preview" w:date="2026-01-01T00:00:00Z">
+      <w:ins w:id="318" w:author="PR Preview" w:date="2026-01-01T00:00:00Z">
         <w:r>
           <w:t xml:space="preserve">.</w:t>
         </w:r>
       </w:ins>
-      <w:ins w:id="314" w:author="PR Preview" w:date="2026-01-01T00:00:00Z">
-        <w:r>
-          <w:t xml:space="preserve"> </w:t>
-        </w:r>
-      </w:ins>
-      <w:ins w:id="315" w:author="PR Preview" w:date="2026-01-01T00:00:00Z">
-        <w:r>
-          <w:t xml:space="preserve">The term is</w:t>
-        </w:r>
-      </w:ins>
-      <w:ins w:id="316" w:author="PR Preview" w:date="2026-01-01T00:00:00Z">
+      <w:ins w:id="319" w:author="PR Preview" w:date="2026-01-01T00:00:00Z">
+        <w:r>
+          <w:t xml:space="preserve"> </w:t>
+        </w:r>
+      </w:ins>
+      <w:ins w:id="320" w:author="PR Preview" w:date="2026-01-01T00:00:00Z">
+        <w:r>
+          <w:t xml:space="preserve">By the same convention, the term is</w:t>
+        </w:r>
+      </w:ins>
+      <w:ins w:id="321" w:author="PR Preview" w:date="2026-01-01T00:00:00Z">
         <w:r>
           <w:t xml:space="preserve"> </w:t>
         </w:r>
@@ -8723,12 +8758,12 @@
           </m:sub>
         </m:sSub>
       </m:oMath>
-      <w:ins w:id="317" w:author="PR Preview" w:date="2026-01-01T00:00:00Z">
+      <w:ins w:id="322" w:author="PR Preview" w:date="2026-01-01T00:00:00Z">
         <w:r>
           <w:t xml:space="preserve">, which peaks at</w:t>
         </w:r>
       </w:ins>
-      <w:ins w:id="318" w:author="PR Preview" w:date="2026-01-01T00:00:00Z">
+      <w:ins w:id="323" w:author="PR Preview" w:date="2026-01-01T00:00:00Z">
         <w:r>
           <w:t xml:space="preserve"> </w:t>
         </w:r>
@@ -8756,22 +8791,22 @@
           <m:t>1</m:t>
         </m:r>
       </m:oMath>
-      <w:ins w:id="319" w:author="PR Preview" w:date="2026-01-01T00:00:00Z">
+      <w:ins w:id="324" w:author="PR Preview" w:date="2026-01-01T00:00:00Z">
         <w:r>
           <w:t xml:space="preserve">.</w:t>
         </w:r>
       </w:ins>
-      <w:ins w:id="320" w:author="PR Preview" w:date="2026-01-01T00:00:00Z">
-        <w:r>
-          <w:t xml:space="preserve"> </w:t>
-        </w:r>
-      </w:ins>
-      <w:ins w:id="321" w:author="PR Preview" w:date="2026-01-01T00:00:00Z">
+      <w:ins w:id="325" w:author="PR Preview" w:date="2026-01-01T00:00:00Z">
+        <w:r>
+          <w:t xml:space="preserve"> </w:t>
+        </w:r>
+      </w:ins>
+      <w:ins w:id="326" w:author="PR Preview" w:date="2026-01-01T00:00:00Z">
         <w:r>
           <w:t xml:space="preserve">Both agree with</w:t>
         </w:r>
       </w:ins>
-      <w:ins w:id="322" w:author="PR Preview" w:date="2026-01-01T00:00:00Z">
+      <w:ins w:id="327" w:author="PR Preview" w:date="2026-01-01T00:00:00Z">
         <w:r>
           <w:t xml:space="preserve"> </w:t>
         </w:r>
@@ -8808,7 +8843,7 @@
           </m:sub>
         </m:sSub>
       </m:oMath>
-      <w:ins w:id="323" w:author="PR Preview" w:date="2026-01-01T00:00:00Z">
+      <w:ins w:id="328" w:author="PR Preview" w:date="2026-01-01T00:00:00Z">
         <w:r>
           <w:t xml:space="preserve">.</w:t>
         </w:r>
@@ -8819,7 +8854,7 @@
       <w:pPr>
         <w:pStyle w:val="BodyText"/>
       </w:pPr>
-      <w:ins w:id="324" w:author="PR Preview" w:date="2026-01-01T00:00:00Z">
+      <w:ins w:id="329" w:author="PR Preview" w:date="2026-01-01T00:00:00Z">
         <w:r>
           <w:rPr>
             <w:b/>
@@ -8828,22 +8863,22 @@
           <w:t xml:space="preserve">Definition 8 (Deviance relative to the saturated model)</w:t>
         </w:r>
       </w:ins>
-      <w:ins w:id="325" w:author="PR Preview" w:date="2026-01-01T00:00:00Z">
-        <w:r>
-          <w:t xml:space="preserve"> </w:t>
-        </w:r>
-      </w:ins>
-      <w:ins w:id="326" w:author="PR Preview" w:date="2026-01-01T00:00:00Z">
+      <w:ins w:id="330" w:author="PR Preview" w:date="2026-01-01T00:00:00Z">
+        <w:r>
+          <w:t xml:space="preserve"> </w:t>
+        </w:r>
+      </w:ins>
+      <w:ins w:id="331" w:author="PR Preview" w:date="2026-01-01T00:00:00Z">
         <w:r>
           <w:t xml:space="preserve">The</w:t>
         </w:r>
       </w:ins>
-      <w:ins w:id="327" w:author="PR Preview" w:date="2026-01-01T00:00:00Z">
-        <w:r>
-          <w:t xml:space="preserve"> </w:t>
-        </w:r>
-      </w:ins>
-      <w:ins w:id="328" w:author="PR Preview" w:date="2026-01-01T00:00:00Z">
+      <w:ins w:id="332" w:author="PR Preview" w:date="2026-01-01T00:00:00Z">
+        <w:r>
+          <w:t xml:space="preserve"> </w:t>
+        </w:r>
+      </w:ins>
+      <w:ins w:id="333" w:author="PR Preview" w:date="2026-01-01T00:00:00Z">
         <w:r>
           <w:rPr>
             <w:b/>
@@ -8852,17 +8887,17 @@
           <w:t xml:space="preserve">deviance relative to the saturated model</w:t>
         </w:r>
       </w:ins>
-      <w:ins w:id="329" w:author="PR Preview" w:date="2026-01-01T00:00:00Z">
-        <w:r>
-          <w:t xml:space="preserve"> </w:t>
-        </w:r>
-      </w:ins>
-      <w:ins w:id="330" w:author="PR Preview" w:date="2026-01-01T00:00:00Z">
+      <w:ins w:id="334" w:author="PR Preview" w:date="2026-01-01T00:00:00Z">
+        <w:r>
+          <w:t xml:space="preserve"> </w:t>
+        </w:r>
+      </w:ins>
+      <w:ins w:id="335" w:author="PR Preview" w:date="2026-01-01T00:00:00Z">
         <w:r>
           <w:t xml:space="preserve">of a fitted model is twice the amount by which its maximized log-likelihood</w:t>
         </w:r>
       </w:ins>
-      <w:ins w:id="331" w:author="PR Preview" w:date="2026-01-01T00:00:00Z">
+      <w:ins w:id="336" w:author="PR Preview" w:date="2026-01-01T00:00:00Z">
         <w:r>
           <w:t xml:space="preserve"> </w:t>
         </w:r>
@@ -8905,17 +8940,17 @@
           <m:t>​</m:t>
         </m:r>
       </m:oMath>
-      <w:ins w:id="332" w:author="PR Preview" w:date="2026-01-01T00:00:00Z">
-        <w:r>
-          <w:t xml:space="preserve"> </w:t>
-        </w:r>
-      </w:ins>
-      <w:ins w:id="333" w:author="PR Preview" w:date="2026-01-01T00:00:00Z">
+      <w:ins w:id="337" w:author="PR Preview" w:date="2026-01-01T00:00:00Z">
+        <w:r>
+          <w:t xml:space="preserve"> </w:t>
+        </w:r>
+      </w:ins>
+      <w:ins w:id="338" w:author="PR Preview" w:date="2026-01-01T00:00:00Z">
         <w:r>
           <w:t xml:space="preserve">falls short of the maximized log-likelihood</w:t>
         </w:r>
       </w:ins>
-      <w:ins w:id="334" w:author="PR Preview" w:date="2026-01-01T00:00:00Z">
+      <w:ins w:id="339" w:author="PR Preview" w:date="2026-01-01T00:00:00Z">
         <w:r>
           <w:t xml:space="preserve"> </w:t>
         </w:r>
@@ -8949,23 +8984,23 @@
           </m:sub>
         </m:sSub>
       </m:oMath>
-      <w:ins w:id="335" w:author="PR Preview" w:date="2026-01-01T00:00:00Z">
-        <w:r>
-          <w:t xml:space="preserve"> </w:t>
-        </w:r>
-      </w:ins>
-      <w:ins w:id="336" w:author="PR Preview" w:date="2026-01-01T00:00:00Z">
+      <w:ins w:id="340" w:author="PR Preview" w:date="2026-01-01T00:00:00Z">
+        <w:r>
+          <w:t xml:space="preserve"> </w:t>
+        </w:r>
+      </w:ins>
+      <w:ins w:id="341" w:author="PR Preview" w:date="2026-01-01T00:00:00Z">
         <w:r>
           <w:t xml:space="preserve">of the</w:t>
         </w:r>
       </w:ins>
-      <w:ins w:id="337" w:author="PR Preview" w:date="2026-01-01T00:00:00Z">
+      <w:ins w:id="342" w:author="PR Preview" w:date="2026-01-01T00:00:00Z">
         <w:r>
           <w:t xml:space="preserve"> </w:t>
         </w:r>
       </w:ins>
       <w:hyperlink w:anchor="def-saturated-model">
-        <w:ins w:id="338" w:author="PR Preview" w:date="2026-01-01T00:00:00Z">
+        <w:ins w:id="343" w:author="PR Preview" w:date="2026-01-01T00:00:00Z">
           <w:r>
             <w:rPr>
               <w:rStyle w:val="Hyperlink"/>
@@ -8974,7 +9009,7 @@
           </w:r>
         </w:ins>
       </w:hyperlink>
-      <w:ins w:id="339" w:author="PR Preview" w:date="2026-01-01T00:00:00Z">
+      <w:ins w:id="344" w:author="PR Preview" w:date="2026-01-01T00:00:00Z">
         <w:r>
           <w:t xml:space="preserve">:</w:t>
         </w:r>
@@ -9145,7 +9180,7 @@
       <w:pPr>
         <w:pStyle w:val="FirstParagraph"/>
       </w:pPr>
-      <w:ins w:id="340" w:author="PR Preview" w:date="2026-01-01T00:00:00Z">
+      <w:ins w:id="345" w:author="PR Preview" w:date="2026-01-01T00:00:00Z">
         <w:r>
           <w:rPr>
             <w:b/>
@@ -9154,17 +9189,17 @@
           <w:t xml:space="preserve">Theorem 3 (The deviance relative to the saturated model, from grouped counts)</w:t>
         </w:r>
       </w:ins>
-      <w:ins w:id="341" w:author="PR Preview" w:date="2026-01-01T00:00:00Z">
-        <w:r>
-          <w:t xml:space="preserve"> </w:t>
-        </w:r>
-      </w:ins>
-      <w:ins w:id="342" w:author="PR Preview" w:date="2026-01-01T00:00:00Z">
+      <w:ins w:id="346" w:author="PR Preview" w:date="2026-01-01T00:00:00Z">
+        <w:r>
+          <w:t xml:space="preserve"> </w:t>
+        </w:r>
+      </w:ins>
+      <w:ins w:id="347" w:author="PR Preview" w:date="2026-01-01T00:00:00Z">
         <w:r>
           <w:t xml:space="preserve">For a fitted logistic regression with fitted event probabilities</w:t>
         </w:r>
       </w:ins>
-      <w:ins w:id="343" w:author="PR Preview" w:date="2026-01-01T00:00:00Z">
+      <w:ins w:id="348" w:author="PR Preview" w:date="2026-01-01T00:00:00Z">
         <w:r>
           <w:t xml:space="preserve"> </w:t>
         </w:r>
@@ -9190,17 +9225,17 @@
           </m:sub>
         </m:sSub>
       </m:oMath>
-      <w:ins w:id="344" w:author="PR Preview" w:date="2026-01-01T00:00:00Z">
-        <w:r>
-          <w:t xml:space="preserve"> </w:t>
-        </w:r>
-      </w:ins>
-      <w:ins w:id="345" w:author="PR Preview" w:date="2026-01-01T00:00:00Z">
+      <w:ins w:id="349" w:author="PR Preview" w:date="2026-01-01T00:00:00Z">
+        <w:r>
+          <w:t xml:space="preserve"> </w:t>
+        </w:r>
+      </w:ins>
+      <w:ins w:id="350" w:author="PR Preview" w:date="2026-01-01T00:00:00Z">
         <w:r>
           <w:t xml:space="preserve">at the</w:t>
         </w:r>
       </w:ins>
-      <w:ins w:id="346" w:author="PR Preview" w:date="2026-01-01T00:00:00Z">
+      <w:ins w:id="351" w:author="PR Preview" w:date="2026-01-01T00:00:00Z">
         <w:r>
           <w:t xml:space="preserve"> </w:t>
         </w:r>
@@ -9210,12 +9245,12 @@
           <m:t>K</m:t>
         </m:r>
       </m:oMath>
-      <w:ins w:id="347" w:author="PR Preview" w:date="2026-01-01T00:00:00Z">
-        <w:r>
-          <w:t xml:space="preserve"> </w:t>
-        </w:r>
-      </w:ins>
-      <w:ins w:id="348" w:author="PR Preview" w:date="2026-01-01T00:00:00Z">
+      <w:ins w:id="352" w:author="PR Preview" w:date="2026-01-01T00:00:00Z">
+        <w:r>
+          <w:t xml:space="preserve"> </w:t>
+        </w:r>
+      </w:ins>
+      <w:ins w:id="353" w:author="PR Preview" w:date="2026-01-01T00:00:00Z">
         <w:r>
           <w:t xml:space="preserve">covariate patterns,</w:t>
         </w:r>
@@ -9599,12 +9634,12 @@
       <w:pPr>
         <w:pStyle w:val="FirstParagraph"/>
       </w:pPr>
-      <w:ins w:id="349" w:author="PR Preview" w:date="2026-01-01T00:00:00Z">
+      <w:ins w:id="354" w:author="PR Preview" w:date="2026-01-01T00:00:00Z">
         <w:r>
           <w:t xml:space="preserve">where a term with</w:t>
         </w:r>
       </w:ins>
-      <w:ins w:id="350" w:author="PR Preview" w:date="2026-01-01T00:00:00Z">
+      <w:ins w:id="355" w:author="PR Preview" w:date="2026-01-01T00:00:00Z">
         <w:r>
           <w:t xml:space="preserve"> </w:t>
         </w:r>
@@ -9632,17 +9667,17 @@
           <m:t>0</m:t>
         </m:r>
       </m:oMath>
-      <w:ins w:id="351" w:author="PR Preview" w:date="2026-01-01T00:00:00Z">
-        <w:r>
-          <w:t xml:space="preserve"> </w:t>
-        </w:r>
-      </w:ins>
-      <w:ins w:id="352" w:author="PR Preview" w:date="2026-01-01T00:00:00Z">
+      <w:ins w:id="356" w:author="PR Preview" w:date="2026-01-01T00:00:00Z">
+        <w:r>
+          <w:t xml:space="preserve"> </w:t>
+        </w:r>
+      </w:ins>
+      <w:ins w:id="357" w:author="PR Preview" w:date="2026-01-01T00:00:00Z">
         <w:r>
           <w:t xml:space="preserve">or</w:t>
         </w:r>
       </w:ins>
-      <w:ins w:id="353" w:author="PR Preview" w:date="2026-01-01T00:00:00Z">
+      <w:ins w:id="358" w:author="PR Preview" w:date="2026-01-01T00:00:00Z">
         <w:r>
           <w:t xml:space="preserve"> </w:t>
         </w:r>
@@ -9679,17 +9714,17 @@
           </m:sub>
         </m:sSub>
       </m:oMath>
-      <w:ins w:id="354" w:author="PR Preview" w:date="2026-01-01T00:00:00Z">
-        <w:r>
-          <w:t xml:space="preserve"> </w:t>
-        </w:r>
-      </w:ins>
-      <w:ins w:id="355" w:author="PR Preview" w:date="2026-01-01T00:00:00Z">
+      <w:ins w:id="359" w:author="PR Preview" w:date="2026-01-01T00:00:00Z">
+        <w:r>
+          <w:t xml:space="preserve"> </w:t>
+        </w:r>
+      </w:ins>
+      <w:ins w:id="360" w:author="PR Preview" w:date="2026-01-01T00:00:00Z">
         <w:r>
           <w:t xml:space="preserve">contributes</w:t>
         </w:r>
       </w:ins>
-      <w:ins w:id="356" w:author="PR Preview" w:date="2026-01-01T00:00:00Z">
+      <w:ins w:id="361" w:author="PR Preview" w:date="2026-01-01T00:00:00Z">
         <w:r>
           <w:t xml:space="preserve"> </w:t>
         </w:r>
@@ -9699,12 +9734,12 @@
           <m:t>0</m:t>
         </m:r>
       </m:oMath>
-      <w:ins w:id="357" w:author="PR Preview" w:date="2026-01-01T00:00:00Z">
-        <w:r>
-          <w:t xml:space="preserve"> </w:t>
-        </w:r>
-      </w:ins>
-      <w:ins w:id="358" w:author="PR Preview" w:date="2026-01-01T00:00:00Z">
+      <w:ins w:id="362" w:author="PR Preview" w:date="2026-01-01T00:00:00Z">
+        <w:r>
+          <w:t xml:space="preserve"> </w:t>
+        </w:r>
+      </w:ins>
+      <w:ins w:id="363" w:author="PR Preview" w:date="2026-01-01T00:00:00Z">
         <w:r>
           <w:t xml:space="preserve">in its zero-count part.</w:t>
         </w:r>
@@ -9715,7 +9750,7 @@
       <w:pPr>
         <w:pStyle w:val="BodyText"/>
       </w:pPr>
-      <w:ins w:id="359" w:author="PR Preview" w:date="2026-01-01T00:00:00Z">
+      <w:ins w:id="364" w:author="PR Preview" w:date="2026-01-01T00:00:00Z">
         <w:r>
           <w:rPr>
             <w:i/>
@@ -9724,17 +9759,17 @@
           <w:t xml:space="preserve">Proof</w:t>
         </w:r>
       </w:ins>
-      <w:ins w:id="360" w:author="PR Preview" w:date="2026-01-01T00:00:00Z">
+      <w:ins w:id="365" w:author="PR Preview" w:date="2026-01-01T00:00:00Z">
         <w:r>
           <w:t xml:space="preserve">. </w:t>
         </w:r>
       </w:ins>
-      <w:ins w:id="361" w:author="PR Preview" w:date="2026-01-01T00:00:00Z">
+      <w:ins w:id="366" w:author="PR Preview" w:date="2026-01-01T00:00:00Z">
         <w:r>
           <w:t xml:space="preserve">Grouping the outcomes by pattern, the fitted model’s log-likelihood is</w:t>
         </w:r>
       </w:ins>
-      <w:ins w:id="362" w:author="PR Preview" w:date="2026-01-01T00:00:00Z">
+      <w:ins w:id="367" w:author="PR Preview" w:date="2026-01-01T00:00:00Z">
         <w:r>
           <w:t xml:space="preserve"> </w:t>
         </w:r>
@@ -9967,28 +10002,28 @@
           <m:t>​</m:t>
         </m:r>
       </m:oMath>
-      <w:ins w:id="363" w:author="PR Preview" w:date="2026-01-01T00:00:00Z">
+      <w:ins w:id="368" w:author="PR Preview" w:date="2026-01-01T00:00:00Z">
         <w:r>
           <w:t xml:space="preserve">.</w:t>
         </w:r>
       </w:ins>
-      <w:ins w:id="364" w:author="PR Preview" w:date="2026-01-01T00:00:00Z">
-        <w:r>
-          <w:t xml:space="preserve"> </w:t>
-        </w:r>
-      </w:ins>
-      <w:ins w:id="365" w:author="PR Preview" w:date="2026-01-01T00:00:00Z">
+      <w:ins w:id="369" w:author="PR Preview" w:date="2026-01-01T00:00:00Z">
+        <w:r>
+          <w:t xml:space="preserve"> </w:t>
+        </w:r>
+      </w:ins>
+      <w:ins w:id="370" w:author="PR Preview" w:date="2026-01-01T00:00:00Z">
         <w:r>
           <w:t xml:space="preserve">By</w:t>
         </w:r>
       </w:ins>
-      <w:ins w:id="366" w:author="PR Preview" w:date="2026-01-01T00:00:00Z">
+      <w:ins w:id="371" w:author="PR Preview" w:date="2026-01-01T00:00:00Z">
         <w:r>
           <w:t xml:space="preserve"> </w:t>
         </w:r>
       </w:ins>
       <w:hyperlink w:anchor="thm-saturated-mle">
-        <w:ins w:id="367" w:author="PR Preview" w:date="2026-01-01T00:00:00Z">
+        <w:ins w:id="372" w:author="PR Preview" w:date="2026-01-01T00:00:00Z">
           <w:r>
             <w:rPr>
               <w:rStyle w:val="Hyperlink"/>
@@ -9997,12 +10032,12 @@
           </w:r>
         </w:ins>
       </w:hyperlink>
-      <w:ins w:id="368" w:author="PR Preview" w:date="2026-01-01T00:00:00Z">
+      <w:ins w:id="373" w:author="PR Preview" w:date="2026-01-01T00:00:00Z">
         <w:r>
           <w:t xml:space="preserve">, the saturated log-likelihood is the same sum with</w:t>
         </w:r>
       </w:ins>
-      <w:ins w:id="369" w:author="PR Preview" w:date="2026-01-01T00:00:00Z">
+      <w:ins w:id="374" w:author="PR Preview" w:date="2026-01-01T00:00:00Z">
         <w:r>
           <w:t xml:space="preserve"> </w:t>
         </w:r>
@@ -10028,17 +10063,17 @@
           </m:sub>
         </m:sSub>
       </m:oMath>
-      <w:ins w:id="370" w:author="PR Preview" w:date="2026-01-01T00:00:00Z">
-        <w:r>
-          <w:t xml:space="preserve"> </w:t>
-        </w:r>
-      </w:ins>
-      <w:ins w:id="371" w:author="PR Preview" w:date="2026-01-01T00:00:00Z">
+      <w:ins w:id="375" w:author="PR Preview" w:date="2026-01-01T00:00:00Z">
+        <w:r>
+          <w:t xml:space="preserve"> </w:t>
+        </w:r>
+      </w:ins>
+      <w:ins w:id="376" w:author="PR Preview" w:date="2026-01-01T00:00:00Z">
         <w:r>
           <w:t xml:space="preserve">replaced by</w:t>
         </w:r>
       </w:ins>
-      <w:ins w:id="372" w:author="PR Preview" w:date="2026-01-01T00:00:00Z">
+      <w:ins w:id="377" w:author="PR Preview" w:date="2026-01-01T00:00:00Z">
         <w:r>
           <w:t xml:space="preserve"> </w:t>
         </w:r>
@@ -10075,22 +10110,22 @@
           </m:sub>
         </m:sSub>
       </m:oMath>
-      <w:ins w:id="373" w:author="PR Preview" w:date="2026-01-01T00:00:00Z">
+      <w:ins w:id="378" w:author="PR Preview" w:date="2026-01-01T00:00:00Z">
         <w:r>
           <w:t xml:space="preserve">.</w:t>
         </w:r>
       </w:ins>
-      <w:ins w:id="374" w:author="PR Preview" w:date="2026-01-01T00:00:00Z">
-        <w:r>
-          <w:t xml:space="preserve"> </w:t>
-        </w:r>
-      </w:ins>
-      <w:ins w:id="375" w:author="PR Preview" w:date="2026-01-01T00:00:00Z">
+      <w:ins w:id="379" w:author="PR Preview" w:date="2026-01-01T00:00:00Z">
+        <w:r>
+          <w:t xml:space="preserve"> </w:t>
+        </w:r>
+      </w:ins>
+      <w:ins w:id="380" w:author="PR Preview" w:date="2026-01-01T00:00:00Z">
         <w:r>
           <w:t xml:space="preserve">Subtracting the fitted from the saturated log-likelihood, term by term, replaces each</w:t>
         </w:r>
       </w:ins>
-      <w:ins w:id="376" w:author="PR Preview" w:date="2026-01-01T00:00:00Z">
+      <w:ins w:id="381" w:author="PR Preview" w:date="2026-01-01T00:00:00Z">
         <w:r>
           <w:t xml:space="preserve"> </w:t>
         </w:r>
@@ -10180,17 +10215,17 @@
           </m:sub>
         </m:sSub>
       </m:oMath>
-      <w:ins w:id="377" w:author="PR Preview" w:date="2026-01-01T00:00:00Z">
-        <w:r>
-          <w:t xml:space="preserve"> </w:t>
-        </w:r>
-      </w:ins>
-      <w:ins w:id="378" w:author="PR Preview" w:date="2026-01-01T00:00:00Z">
+      <w:ins w:id="382" w:author="PR Preview" w:date="2026-01-01T00:00:00Z">
+        <w:r>
+          <w:t xml:space="preserve"> </w:t>
+        </w:r>
+      </w:ins>
+      <w:ins w:id="383" w:author="PR Preview" w:date="2026-01-01T00:00:00Z">
         <w:r>
           <w:t xml:space="preserve">by</w:t>
         </w:r>
       </w:ins>
-      <w:ins w:id="379" w:author="PR Preview" w:date="2026-01-01T00:00:00Z">
+      <w:ins w:id="384" w:author="PR Preview" w:date="2026-01-01T00:00:00Z">
         <w:r>
           <w:t xml:space="preserve"> </w:t>
         </w:r>
@@ -10284,22 +10319,22 @@
           <m:t>​</m:t>
         </m:r>
       </m:oMath>
-      <w:ins w:id="380" w:author="PR Preview" w:date="2026-01-01T00:00:00Z">
+      <w:ins w:id="385" w:author="PR Preview" w:date="2026-01-01T00:00:00Z">
         <w:r>
           <w:t xml:space="preserve">, and likewise for the non-events.</w:t>
         </w:r>
       </w:ins>
-      <w:ins w:id="381" w:author="PR Preview" w:date="2026-01-01T00:00:00Z">
-        <w:r>
-          <w:t xml:space="preserve"> </w:t>
-        </w:r>
-      </w:ins>
-      <w:ins w:id="382" w:author="PR Preview" w:date="2026-01-01T00:00:00Z">
+      <w:ins w:id="386" w:author="PR Preview" w:date="2026-01-01T00:00:00Z">
+        <w:r>
+          <w:t xml:space="preserve"> </w:t>
+        </w:r>
+      </w:ins>
+      <w:ins w:id="387" w:author="PR Preview" w:date="2026-01-01T00:00:00Z">
         <w:r>
           <w:t xml:space="preserve">Multiplying by</w:t>
         </w:r>
       </w:ins>
-      <w:ins w:id="383" w:author="PR Preview" w:date="2026-01-01T00:00:00Z">
+      <w:ins w:id="388" w:author="PR Preview" w:date="2026-01-01T00:00:00Z">
         <w:r>
           <w:t xml:space="preserve"> </w:t>
         </w:r>
@@ -10309,18 +10344,18 @@
           <m:t>2</m:t>
         </m:r>
       </m:oMath>
-      <w:ins w:id="384" w:author="PR Preview" w:date="2026-01-01T00:00:00Z">
+      <w:ins w:id="389" w:author="PR Preview" w:date="2026-01-01T00:00:00Z">
         <w:r>
           <w:t xml:space="preserve">, as</w:t>
         </w:r>
       </w:ins>
-      <w:ins w:id="385" w:author="PR Preview" w:date="2026-01-01T00:00:00Z">
+      <w:ins w:id="390" w:author="PR Preview" w:date="2026-01-01T00:00:00Z">
         <w:r>
           <w:t xml:space="preserve"> </w:t>
         </w:r>
       </w:ins>
       <w:hyperlink w:anchor="eq-saturated-deviance">
-        <w:ins w:id="386" w:author="PR Preview" w:date="2026-01-01T00:00:00Z">
+        <w:ins w:id="391" w:author="PR Preview" w:date="2026-01-01T00:00:00Z">
           <w:r>
             <w:rPr>
               <w:rStyle w:val="Hyperlink"/>
@@ -10329,23 +10364,23 @@
           </w:r>
         </w:ins>
       </w:hyperlink>
-      <w:ins w:id="387" w:author="PR Preview" w:date="2026-01-01T00:00:00Z">
-        <w:r>
-          <w:t xml:space="preserve"> </w:t>
-        </w:r>
-      </w:ins>
-      <w:ins w:id="388" w:author="PR Preview" w:date="2026-01-01T00:00:00Z">
+      <w:ins w:id="392" w:author="PR Preview" w:date="2026-01-01T00:00:00Z">
+        <w:r>
+          <w:t xml:space="preserve"> </w:t>
+        </w:r>
+      </w:ins>
+      <w:ins w:id="393" w:author="PR Preview" w:date="2026-01-01T00:00:00Z">
         <w:r>
           <w:t xml:space="preserve">does, gives</w:t>
         </w:r>
       </w:ins>
-      <w:ins w:id="389" w:author="PR Preview" w:date="2026-01-01T00:00:00Z">
+      <w:ins w:id="394" w:author="PR Preview" w:date="2026-01-01T00:00:00Z">
         <w:r>
           <w:t xml:space="preserve"> </w:t>
         </w:r>
       </w:ins>
       <w:hyperlink w:anchor="eq-saturated-deviance-grouped">
-        <w:ins w:id="390" w:author="PR Preview" w:date="2026-01-01T00:00:00Z">
+        <w:ins w:id="395" w:author="PR Preview" w:date="2026-01-01T00:00:00Z">
           <w:r>
             <w:rPr>
               <w:rStyle w:val="Hyperlink"/>
@@ -10354,22 +10389,22 @@
           </w:r>
         </w:ins>
       </w:hyperlink>
-      <w:ins w:id="391" w:author="PR Preview" w:date="2026-01-01T00:00:00Z">
+      <w:ins w:id="396" w:author="PR Preview" w:date="2026-01-01T00:00:00Z">
         <w:r>
           <w:t xml:space="preserve">.</w:t>
         </w:r>
       </w:ins>
-      <w:ins w:id="392" w:author="PR Preview" w:date="2026-01-01T00:00:00Z">
-        <w:r>
-          <w:t xml:space="preserve"> </w:t>
-        </w:r>
-      </w:ins>
-      <w:ins w:id="393" w:author="PR Preview" w:date="2026-01-01T00:00:00Z">
+      <w:ins w:id="397" w:author="PR Preview" w:date="2026-01-01T00:00:00Z">
+        <w:r>
+          <w:t xml:space="preserve"> </w:t>
+        </w:r>
+      </w:ins>
+      <w:ins w:id="398" w:author="PR Preview" w:date="2026-01-01T00:00:00Z">
         <w:r>
           <w:t xml:space="preserve">A count of</w:t>
         </w:r>
       </w:ins>
-      <w:ins w:id="394" w:author="PR Preview" w:date="2026-01-01T00:00:00Z">
+      <w:ins w:id="399" w:author="PR Preview" w:date="2026-01-01T00:00:00Z">
         <w:r>
           <w:t xml:space="preserve"> </w:t>
         </w:r>
@@ -10379,17 +10414,17 @@
           <m:t>0</m:t>
         </m:r>
       </m:oMath>
-      <w:ins w:id="395" w:author="PR Preview" w:date="2026-01-01T00:00:00Z">
-        <w:r>
-          <w:t xml:space="preserve"> </w:t>
-        </w:r>
-      </w:ins>
-      <w:ins w:id="396" w:author="PR Preview" w:date="2026-01-01T00:00:00Z">
+      <w:ins w:id="400" w:author="PR Preview" w:date="2026-01-01T00:00:00Z">
+        <w:r>
+          <w:t xml:space="preserve"> </w:t>
+        </w:r>
+      </w:ins>
+      <w:ins w:id="401" w:author="PR Preview" w:date="2026-01-01T00:00:00Z">
         <w:r>
           <w:t xml:space="preserve">times</w:t>
         </w:r>
       </w:ins>
-      <w:ins w:id="397" w:author="PR Preview" w:date="2026-01-01T00:00:00Z">
+      <w:ins w:id="402" w:author="PR Preview" w:date="2026-01-01T00:00:00Z">
         <w:r>
           <w:t xml:space="preserve"> </w:t>
         </w:r>
@@ -10405,17 +10440,17 @@
           <m:t>0</m:t>
         </m:r>
       </m:oMath>
-      <w:ins w:id="398" w:author="PR Preview" w:date="2026-01-01T00:00:00Z">
-        <w:r>
-          <w:t xml:space="preserve"> </w:t>
-        </w:r>
-      </w:ins>
-      <w:ins w:id="399" w:author="PR Preview" w:date="2026-01-01T00:00:00Z">
+      <w:ins w:id="403" w:author="PR Preview" w:date="2026-01-01T00:00:00Z">
+        <w:r>
+          <w:t xml:space="preserve"> </w:t>
+        </w:r>
+      </w:ins>
+      <w:ins w:id="404" w:author="PR Preview" w:date="2026-01-01T00:00:00Z">
         <w:r>
           <w:t xml:space="preserve">is taken as</w:t>
         </w:r>
       </w:ins>
-      <w:ins w:id="400" w:author="PR Preview" w:date="2026-01-01T00:00:00Z">
+      <w:ins w:id="405" w:author="PR Preview" w:date="2026-01-01T00:00:00Z">
         <w:r>
           <w:t xml:space="preserve"> </w:t>
         </w:r>
@@ -10425,7 +10460,7 @@
           <m:t>0</m:t>
         </m:r>
       </m:oMath>
-      <w:ins w:id="401" w:author="PR Preview" w:date="2026-01-01T00:00:00Z">
+      <w:ins w:id="406" w:author="PR Preview" w:date="2026-01-01T00:00:00Z">
         <w:r>
           <w:t xml:space="preserve">, its limit.</w:t>
         </w:r>
@@ -10596,7 +10631,7 @@
       <w:pPr>
         <w:pStyle w:val="BodyText"/>
       </w:pPr>
-      <w:ins w:id="402" w:author="PR Preview" w:date="2026-01-01T00:00:00Z">
+      <w:ins w:id="407" w:author="PR Preview" w:date="2026-01-01T00:00:00Z">
         <w:r>
           <w:rPr>
             <w:b/>
@@ -10605,23 +10640,23 @@
           <w:t xml:space="preserve">Corollary 2 (The deviance is the saturated-model deviance shifted by a constant)</w:t>
         </w:r>
       </w:ins>
-      <w:ins w:id="403" w:author="PR Preview" w:date="2026-01-01T00:00:00Z">
-        <w:r>
-          <w:t xml:space="preserve"> </w:t>
-        </w:r>
-      </w:ins>
-      <w:ins w:id="404" w:author="PR Preview" w:date="2026-01-01T00:00:00Z">
+      <w:ins w:id="408" w:author="PR Preview" w:date="2026-01-01T00:00:00Z">
+        <w:r>
+          <w:t xml:space="preserve"> </w:t>
+        </w:r>
+      </w:ins>
+      <w:ins w:id="409" w:author="PR Preview" w:date="2026-01-01T00:00:00Z">
         <w:r>
           <w:t xml:space="preserve">The</w:t>
         </w:r>
       </w:ins>
-      <w:ins w:id="405" w:author="PR Preview" w:date="2026-01-01T00:00:00Z">
+      <w:ins w:id="410" w:author="PR Preview" w:date="2026-01-01T00:00:00Z">
         <w:r>
           <w:t xml:space="preserve"> </w:t>
         </w:r>
       </w:ins>
       <w:hyperlink w:anchor="def-deviance">
-        <w:ins w:id="406" w:author="PR Preview" w:date="2026-01-01T00:00:00Z">
+        <w:ins w:id="411" w:author="PR Preview" w:date="2026-01-01T00:00:00Z">
           <w:r>
             <w:rPr>
               <w:rStyle w:val="Hyperlink"/>
@@ -10630,23 +10665,23 @@
           </w:r>
         </w:ins>
       </w:hyperlink>
-      <w:ins w:id="407" w:author="PR Preview" w:date="2026-01-01T00:00:00Z">
-        <w:r>
-          <w:t xml:space="preserve"> </w:t>
-        </w:r>
-      </w:ins>
-      <w:ins w:id="408" w:author="PR Preview" w:date="2026-01-01T00:00:00Z">
+      <w:ins w:id="412" w:author="PR Preview" w:date="2026-01-01T00:00:00Z">
+        <w:r>
+          <w:t xml:space="preserve"> </w:t>
+        </w:r>
+      </w:ins>
+      <w:ins w:id="413" w:author="PR Preview" w:date="2026-01-01T00:00:00Z">
         <w:r>
           <w:t xml:space="preserve">of a fitted logistic regression and its</w:t>
         </w:r>
       </w:ins>
-      <w:ins w:id="409" w:author="PR Preview" w:date="2026-01-01T00:00:00Z">
+      <w:ins w:id="414" w:author="PR Preview" w:date="2026-01-01T00:00:00Z">
         <w:r>
           <w:t xml:space="preserve"> </w:t>
         </w:r>
       </w:ins>
       <w:hyperlink w:anchor="def-saturated-deviance">
-        <w:ins w:id="410" w:author="PR Preview" w:date="2026-01-01T00:00:00Z">
+        <w:ins w:id="415" w:author="PR Preview" w:date="2026-01-01T00:00:00Z">
           <w:r>
             <w:rPr>
               <w:rStyle w:val="Hyperlink"/>
@@ -10655,12 +10690,12 @@
           </w:r>
         </w:ins>
       </w:hyperlink>
-      <w:ins w:id="411" w:author="PR Preview" w:date="2026-01-01T00:00:00Z">
-        <w:r>
-          <w:t xml:space="preserve"> </w:t>
-        </w:r>
-      </w:ins>
-      <w:ins w:id="412" w:author="PR Preview" w:date="2026-01-01T00:00:00Z">
+      <w:ins w:id="416" w:author="PR Preview" w:date="2026-01-01T00:00:00Z">
+        <w:r>
+          <w:t xml:space="preserve"> </w:t>
+        </w:r>
+      </w:ins>
+      <w:ins w:id="417" w:author="PR Preview" w:date="2026-01-01T00:00:00Z">
         <w:r>
           <w:t xml:space="preserve">differ by a constant that depends on the data and not on the fitted model:</w:t>
         </w:r>
@@ -10761,7 +10796,7 @@
       <w:pPr>
         <w:pStyle w:val="FirstParagraph"/>
       </w:pPr>
-      <w:ins w:id="413" w:author="PR Preview" w:date="2026-01-01T00:00:00Z">
+      <w:ins w:id="418" w:author="PR Preview" w:date="2026-01-01T00:00:00Z">
         <w:r>
           <w:rPr>
             <w:i/>
@@ -10770,13 +10805,13 @@
           <w:t xml:space="preserve">Proof</w:t>
         </w:r>
       </w:ins>
-      <w:ins w:id="414" w:author="PR Preview" w:date="2026-01-01T00:00:00Z">
+      <w:ins w:id="419" w:author="PR Preview" w:date="2026-01-01T00:00:00Z">
         <w:r>
           <w:t xml:space="preserve">. </w:t>
         </w:r>
       </w:ins>
       <w:hyperlink w:anchor="def-deviance">
-        <w:ins w:id="415" w:author="PR Preview" w:date="2026-01-01T00:00:00Z">
+        <w:ins w:id="420" w:author="PR Preview" w:date="2026-01-01T00:00:00Z">
           <w:r>
             <w:rPr>
               <w:rStyle w:val="Hyperlink"/>
@@ -10785,17 +10820,17 @@
           </w:r>
         </w:ins>
       </w:hyperlink>
-      <w:ins w:id="416" w:author="PR Preview" w:date="2026-01-01T00:00:00Z">
-        <w:r>
-          <w:t xml:space="preserve"> </w:t>
-        </w:r>
-      </w:ins>
-      <w:ins w:id="417" w:author="PR Preview" w:date="2026-01-01T00:00:00Z">
+      <w:ins w:id="421" w:author="PR Preview" w:date="2026-01-01T00:00:00Z">
+        <w:r>
+          <w:t xml:space="preserve"> </w:t>
+        </w:r>
+      </w:ins>
+      <w:ins w:id="422" w:author="PR Preview" w:date="2026-01-01T00:00:00Z">
         <w:r>
           <w:t xml:space="preserve">gives</w:t>
         </w:r>
       </w:ins>
-      <w:ins w:id="418" w:author="PR Preview" w:date="2026-01-01T00:00:00Z">
+      <w:ins w:id="423" w:author="PR Preview" w:date="2026-01-01T00:00:00Z">
         <w:r>
           <w:t xml:space="preserve"> </w:t>
         </w:r>
@@ -10856,22 +10891,22 @@
           <m:t>​</m:t>
         </m:r>
       </m:oMath>
-      <w:ins w:id="419" w:author="PR Preview" w:date="2026-01-01T00:00:00Z">
+      <w:ins w:id="424" w:author="PR Preview" w:date="2026-01-01T00:00:00Z">
         <w:r>
           <w:t xml:space="preserve">.</w:t>
         </w:r>
       </w:ins>
-      <w:ins w:id="420" w:author="PR Preview" w:date="2026-01-01T00:00:00Z">
-        <w:r>
-          <w:t xml:space="preserve"> </w:t>
-        </w:r>
-      </w:ins>
-      <w:ins w:id="421" w:author="PR Preview" w:date="2026-01-01T00:00:00Z">
+      <w:ins w:id="425" w:author="PR Preview" w:date="2026-01-01T00:00:00Z">
+        <w:r>
+          <w:t xml:space="preserve"> </w:t>
+        </w:r>
+      </w:ins>
+      <w:ins w:id="426" w:author="PR Preview" w:date="2026-01-01T00:00:00Z">
         <w:r>
           <w:t xml:space="preserve">Distributing the</w:t>
         </w:r>
       </w:ins>
-      <w:ins w:id="422" w:author="PR Preview" w:date="2026-01-01T00:00:00Z">
+      <w:ins w:id="427" w:author="PR Preview" w:date="2026-01-01T00:00:00Z">
         <w:r>
           <w:t xml:space="preserve"> </w:t>
         </w:r>
@@ -10881,23 +10916,23 @@
           <m:t>2</m:t>
         </m:r>
       </m:oMath>
-      <w:ins w:id="423" w:author="PR Preview" w:date="2026-01-01T00:00:00Z">
-        <w:r>
-          <w:t xml:space="preserve"> </w:t>
-        </w:r>
-      </w:ins>
-      <w:ins w:id="424" w:author="PR Preview" w:date="2026-01-01T00:00:00Z">
+      <w:ins w:id="428" w:author="PR Preview" w:date="2026-01-01T00:00:00Z">
+        <w:r>
+          <w:t xml:space="preserve"> </w:t>
+        </w:r>
+      </w:ins>
+      <w:ins w:id="429" w:author="PR Preview" w:date="2026-01-01T00:00:00Z">
         <w:r>
           <w:t xml:space="preserve">in</w:t>
         </w:r>
       </w:ins>
-      <w:ins w:id="425" w:author="PR Preview" w:date="2026-01-01T00:00:00Z">
+      <w:ins w:id="430" w:author="PR Preview" w:date="2026-01-01T00:00:00Z">
         <w:r>
           <w:t xml:space="preserve"> </w:t>
         </w:r>
       </w:ins>
       <w:hyperlink w:anchor="eq-saturated-deviance">
-        <w:ins w:id="426" w:author="PR Preview" w:date="2026-01-01T00:00:00Z">
+        <w:ins w:id="431" w:author="PR Preview" w:date="2026-01-01T00:00:00Z">
           <w:r>
             <w:rPr>
               <w:rStyle w:val="Hyperlink"/>
@@ -10906,17 +10941,17 @@
           </w:r>
         </w:ins>
       </w:hyperlink>
-      <w:ins w:id="427" w:author="PR Preview" w:date="2026-01-01T00:00:00Z">
-        <w:r>
-          <w:t xml:space="preserve"> </w:t>
-        </w:r>
-      </w:ins>
-      <w:ins w:id="428" w:author="PR Preview" w:date="2026-01-01T00:00:00Z">
+      <w:ins w:id="432" w:author="PR Preview" w:date="2026-01-01T00:00:00Z">
+        <w:r>
+          <w:t xml:space="preserve"> </w:t>
+        </w:r>
+      </w:ins>
+      <w:ins w:id="433" w:author="PR Preview" w:date="2026-01-01T00:00:00Z">
         <w:r>
           <w:t xml:space="preserve">gives</w:t>
         </w:r>
       </w:ins>
-      <w:ins w:id="429" w:author="PR Preview" w:date="2026-01-01T00:00:00Z">
+      <w:ins w:id="434" w:author="PR Preview" w:date="2026-01-01T00:00:00Z">
         <w:r>
           <w:t xml:space="preserve"> </w:t>
         </w:r>
@@ -11031,22 +11066,22 @@
           <m:t>​</m:t>
         </m:r>
       </m:oMath>
-      <w:ins w:id="430" w:author="PR Preview" w:date="2026-01-01T00:00:00Z">
+      <w:ins w:id="435" w:author="PR Preview" w:date="2026-01-01T00:00:00Z">
         <w:r>
           <w:t xml:space="preserve">.</w:t>
         </w:r>
       </w:ins>
-      <w:ins w:id="431" w:author="PR Preview" w:date="2026-01-01T00:00:00Z">
-        <w:r>
-          <w:t xml:space="preserve"> </w:t>
-        </w:r>
-      </w:ins>
-      <w:ins w:id="432" w:author="PR Preview" w:date="2026-01-01T00:00:00Z">
+      <w:ins w:id="436" w:author="PR Preview" w:date="2026-01-01T00:00:00Z">
+        <w:r>
+          <w:t xml:space="preserve"> </w:t>
+        </w:r>
+      </w:ins>
+      <w:ins w:id="437" w:author="PR Preview" w:date="2026-01-01T00:00:00Z">
         <w:r>
           <w:t xml:space="preserve">Substituting</w:t>
         </w:r>
       </w:ins>
-      <w:ins w:id="433" w:author="PR Preview" w:date="2026-01-01T00:00:00Z">
+      <w:ins w:id="438" w:author="PR Preview" w:date="2026-01-01T00:00:00Z">
         <w:r>
           <w:t xml:space="preserve"> </w:t>
         </w:r>
@@ -11107,17 +11142,17 @@
           <m:t>​</m:t>
         </m:r>
       </m:oMath>
-      <w:ins w:id="434" w:author="PR Preview" w:date="2026-01-01T00:00:00Z">
-        <w:r>
-          <w:t xml:space="preserve"> </w:t>
-        </w:r>
-      </w:ins>
-      <w:ins w:id="435" w:author="PR Preview" w:date="2026-01-01T00:00:00Z">
+      <w:ins w:id="439" w:author="PR Preview" w:date="2026-01-01T00:00:00Z">
+        <w:r>
+          <w:t xml:space="preserve"> </w:t>
+        </w:r>
+      </w:ins>
+      <w:ins w:id="440" w:author="PR Preview" w:date="2026-01-01T00:00:00Z">
         <w:r>
           <w:t xml:space="preserve">into this expression gives</w:t>
         </w:r>
       </w:ins>
-      <w:ins w:id="436" w:author="PR Preview" w:date="2026-01-01T00:00:00Z">
+      <w:ins w:id="441" w:author="PR Preview" w:date="2026-01-01T00:00:00Z">
         <w:r>
           <w:t xml:space="preserve"> </w:t>
         </w:r>
@@ -11196,22 +11231,22 @@
           <m:t>D</m:t>
         </m:r>
       </m:oMath>
-      <w:ins w:id="437" w:author="PR Preview" w:date="2026-01-01T00:00:00Z">
+      <w:ins w:id="442" w:author="PR Preview" w:date="2026-01-01T00:00:00Z">
         <w:r>
           <w:t xml:space="preserve">.</w:t>
         </w:r>
       </w:ins>
-      <w:ins w:id="438" w:author="PR Preview" w:date="2026-01-01T00:00:00Z">
-        <w:r>
-          <w:t xml:space="preserve"> </w:t>
-        </w:r>
-      </w:ins>
-      <w:ins w:id="439" w:author="PR Preview" w:date="2026-01-01T00:00:00Z">
+      <w:ins w:id="443" w:author="PR Preview" w:date="2026-01-01T00:00:00Z">
+        <w:r>
+          <w:t xml:space="preserve"> </w:t>
+        </w:r>
+      </w:ins>
+      <w:ins w:id="444" w:author="PR Preview" w:date="2026-01-01T00:00:00Z">
         <w:r>
           <w:t xml:space="preserve">Subtracting</w:t>
         </w:r>
       </w:ins>
-      <w:ins w:id="440" w:author="PR Preview" w:date="2026-01-01T00:00:00Z">
+      <w:ins w:id="445" w:author="PR Preview" w:date="2026-01-01T00:00:00Z">
         <w:r>
           <w:t xml:space="preserve"> </w:t>
         </w:r>
@@ -11248,12 +11283,12 @@
           </m:sub>
         </m:sSub>
       </m:oMath>
-      <w:ins w:id="441" w:author="PR Preview" w:date="2026-01-01T00:00:00Z">
-        <w:r>
-          <w:t xml:space="preserve"> </w:t>
-        </w:r>
-      </w:ins>
-      <w:ins w:id="442" w:author="PR Preview" w:date="2026-01-01T00:00:00Z">
+      <w:ins w:id="446" w:author="PR Preview" w:date="2026-01-01T00:00:00Z">
+        <w:r>
+          <w:t xml:space="preserve"> </w:t>
+        </w:r>
+      </w:ins>
+      <w:ins w:id="447" w:author="PR Preview" w:date="2026-01-01T00:00:00Z">
         <w:r>
           <w:t xml:space="preserve">from both sides gives the claim.</w:t>
         </w:r>
@@ -11264,7 +11299,7 @@
       <w:pPr>
         <w:pStyle w:val="BodyText"/>
       </w:pPr>
-      <w:ins w:id="443" w:author="PR Preview" w:date="2026-01-01T00:00:00Z">
+      <w:ins w:id="448" w:author="PR Preview" w:date="2026-01-01T00:00:00Z">
         <w:r>
           <w:rPr>
             <w:i/>
@@ -11273,17 +11308,17 @@
           <w:t xml:space="preserve">Remark 6</w:t>
         </w:r>
       </w:ins>
-      <w:ins w:id="444" w:author="PR Preview" w:date="2026-01-01T00:00:00Z">
+      <w:ins w:id="449" w:author="PR Preview" w:date="2026-01-01T00:00:00Z">
         <w:r>
           <w:t xml:space="preserve"> (Why the shift does not change the drop in deviance). </w:t>
         </w:r>
       </w:ins>
-      <w:ins w:id="445" w:author="PR Preview" w:date="2026-01-01T00:00:00Z">
+      <w:ins w:id="450" w:author="PR Preview" w:date="2026-01-01T00:00:00Z">
         <w:r>
           <w:t xml:space="preserve">The constant</w:t>
         </w:r>
       </w:ins>
-      <w:ins w:id="446" w:author="PR Preview" w:date="2026-01-01T00:00:00Z">
+      <w:ins w:id="451" w:author="PR Preview" w:date="2026-01-01T00:00:00Z">
         <w:r>
           <w:t xml:space="preserve"> </w:t>
         </w:r>
@@ -11320,23 +11355,23 @@
           </m:sub>
         </m:sSub>
       </m:oMath>
-      <w:ins w:id="447" w:author="PR Preview" w:date="2026-01-01T00:00:00Z">
-        <w:r>
-          <w:t xml:space="preserve"> </w:t>
-        </w:r>
-      </w:ins>
-      <w:ins w:id="448" w:author="PR Preview" w:date="2026-01-01T00:00:00Z">
+      <w:ins w:id="452" w:author="PR Preview" w:date="2026-01-01T00:00:00Z">
+        <w:r>
+          <w:t xml:space="preserve"> </w:t>
+        </w:r>
+      </w:ins>
+      <w:ins w:id="453" w:author="PR Preview" w:date="2026-01-01T00:00:00Z">
         <w:r>
           <w:t xml:space="preserve">in</w:t>
         </w:r>
       </w:ins>
-      <w:ins w:id="449" w:author="PR Preview" w:date="2026-01-01T00:00:00Z">
+      <w:ins w:id="454" w:author="PR Preview" w:date="2026-01-01T00:00:00Z">
         <w:r>
           <w:t xml:space="preserve"> </w:t>
         </w:r>
       </w:ins>
       <w:hyperlink w:anchor="cor-deviance-shift">
-        <w:ins w:id="450" w:author="PR Preview" w:date="2026-01-01T00:00:00Z">
+        <w:ins w:id="455" w:author="PR Preview" w:date="2026-01-01T00:00:00Z">
           <w:r>
             <w:rPr>
               <w:rStyle w:val="Hyperlink"/>
@@ -11345,33 +11380,33 @@
           </w:r>
         </w:ins>
       </w:hyperlink>
-      <w:ins w:id="451" w:author="PR Preview" w:date="2026-01-01T00:00:00Z">
-        <w:r>
-          <w:t xml:space="preserve"> </w:t>
-        </w:r>
-      </w:ins>
-      <w:ins w:id="452" w:author="PR Preview" w:date="2026-01-01T00:00:00Z">
+      <w:ins w:id="456" w:author="PR Preview" w:date="2026-01-01T00:00:00Z">
+        <w:r>
+          <w:t xml:space="preserve"> </w:t>
+        </w:r>
+      </w:ins>
+      <w:ins w:id="457" w:author="PR Preview" w:date="2026-01-01T00:00:00Z">
         <w:r>
           <w:t xml:space="preserve">is the same for every model fit to the same data, because the saturated model depends only on the data.</w:t>
         </w:r>
       </w:ins>
-      <w:ins w:id="453" w:author="PR Preview" w:date="2026-01-01T00:00:00Z">
-        <w:r>
-          <w:t xml:space="preserve"> </w:t>
-        </w:r>
-      </w:ins>
-      <w:ins w:id="454" w:author="PR Preview" w:date="2026-01-01T00:00:00Z">
+      <w:ins w:id="458" w:author="PR Preview" w:date="2026-01-01T00:00:00Z">
+        <w:r>
+          <w:t xml:space="preserve"> </w:t>
+        </w:r>
+      </w:ins>
+      <w:ins w:id="459" w:author="PR Preview" w:date="2026-01-01T00:00:00Z">
         <w:r>
           <w:t xml:space="preserve">So the difference between the deviances of two models, such as the drop in deviance of</w:t>
         </w:r>
       </w:ins>
-      <w:ins w:id="455" w:author="PR Preview" w:date="2026-01-01T00:00:00Z">
+      <w:ins w:id="460" w:author="PR Preview" w:date="2026-01-01T00:00:00Z">
         <w:r>
           <w:t xml:space="preserve"> </w:t>
         </w:r>
       </w:ins>
       <w:hyperlink w:anchor="thm-deviance-drop">
-        <w:ins w:id="456" w:author="PR Preview" w:date="2026-01-01T00:00:00Z">
+        <w:ins w:id="461" w:author="PR Preview" w:date="2026-01-01T00:00:00Z">
           <w:r>
             <w:rPr>
               <w:rStyle w:val="Hyperlink"/>
@@ -11380,12 +11415,12 @@
           </w:r>
         </w:ins>
       </w:hyperlink>
-      <w:ins w:id="457" w:author="PR Preview" w:date="2026-01-01T00:00:00Z">
+      <w:ins w:id="462" w:author="PR Preview" w:date="2026-01-01T00:00:00Z">
         <w:r>
           <w:t xml:space="preserve">, is the same whether it is computed from</w:t>
         </w:r>
       </w:ins>
-      <w:ins w:id="458" w:author="PR Preview" w:date="2026-01-01T00:00:00Z">
+      <w:ins w:id="463" w:author="PR Preview" w:date="2026-01-01T00:00:00Z">
         <w:r>
           <w:t xml:space="preserve"> </w:t>
         </w:r>
@@ -11395,17 +11430,17 @@
           <m:t>D</m:t>
         </m:r>
       </m:oMath>
-      <w:ins w:id="459" w:author="PR Preview" w:date="2026-01-01T00:00:00Z">
-        <w:r>
-          <w:t xml:space="preserve"> </w:t>
-        </w:r>
-      </w:ins>
-      <w:ins w:id="460" w:author="PR Preview" w:date="2026-01-01T00:00:00Z">
+      <w:ins w:id="464" w:author="PR Preview" w:date="2026-01-01T00:00:00Z">
+        <w:r>
+          <w:t xml:space="preserve"> </w:t>
+        </w:r>
+      </w:ins>
+      <w:ins w:id="465" w:author="PR Preview" w:date="2026-01-01T00:00:00Z">
         <w:r>
           <w:t xml:space="preserve">or from</w:t>
         </w:r>
       </w:ins>
-      <w:ins w:id="461" w:author="PR Preview" w:date="2026-01-01T00:00:00Z">
+      <w:ins w:id="466" w:author="PR Preview" w:date="2026-01-01T00:00:00Z">
         <w:r>
           <w:t xml:space="preserve"> </w:t>
         </w:r>
@@ -11439,22 +11474,22 @@
           </m:sub>
         </m:sSub>
       </m:oMath>
-      <w:ins w:id="462" w:author="PR Preview" w:date="2026-01-01T00:00:00Z">
+      <w:ins w:id="467" w:author="PR Preview" w:date="2026-01-01T00:00:00Z">
         <w:r>
           <w:t xml:space="preserve">.</w:t>
         </w:r>
       </w:ins>
-      <w:ins w:id="463" w:author="PR Preview" w:date="2026-01-01T00:00:00Z">
-        <w:r>
-          <w:t xml:space="preserve"> </w:t>
-        </w:r>
-      </w:ins>
-      <w:ins w:id="464" w:author="PR Preview" w:date="2026-01-01T00:00:00Z">
+      <w:ins w:id="468" w:author="PR Preview" w:date="2026-01-01T00:00:00Z">
+        <w:r>
+          <w:t xml:space="preserve"> </w:t>
+        </w:r>
+      </w:ins>
+      <w:ins w:id="469" w:author="PR Preview" w:date="2026-01-01T00:00:00Z">
         <w:r>
           <w:t xml:space="preserve">The two deviances differ in their size, though: when every pattern has one replicate, the saturated model fits every label exactly,</w:t>
         </w:r>
       </w:ins>
-      <w:ins w:id="465" w:author="PR Preview" w:date="2026-01-01T00:00:00Z">
+      <w:ins w:id="470" w:author="PR Preview" w:date="2026-01-01T00:00:00Z">
         <w:r>
           <w:t xml:space="preserve"> </w:t>
         </w:r>
@@ -11497,12 +11532,12 @@
           <m:t>0</m:t>
         </m:r>
       </m:oMath>
-      <w:ins w:id="466" w:author="PR Preview" w:date="2026-01-01T00:00:00Z">
+      <w:ins w:id="471" w:author="PR Preview" w:date="2026-01-01T00:00:00Z">
         <w:r>
           <w:t xml:space="preserve">, and</w:t>
         </w:r>
       </w:ins>
-      <w:ins w:id="467" w:author="PR Preview" w:date="2026-01-01T00:00:00Z">
+      <w:ins w:id="472" w:author="PR Preview" w:date="2026-01-01T00:00:00Z">
         <w:r>
           <w:t xml:space="preserve"> </w:t>
         </w:r>
@@ -11545,7 +11580,7 @@
           <m:t>D</m:t>
         </m:r>
       </m:oMath>
-      <w:ins w:id="468" w:author="PR Preview" w:date="2026-01-01T00:00:00Z">
+      <w:ins w:id="473" w:author="PR Preview" w:date="2026-01-01T00:00:00Z">
         <w:r>
           <w:t xml:space="preserve">.</w:t>
         </w:r>
@@ -11557,7 +11592,7 @@
       <w:pPr>
         <w:pStyle w:val="BodyText"/>
       </w:pPr>
-      <w:ins w:id="469" w:author="PR Preview" w:date="2026-01-01T00:00:00Z">
+      <w:ins w:id="474" w:author="PR Preview" w:date="2026-01-01T00:00:00Z">
         <w:r>
           <w:rPr>
             <w:b/>
@@ -11566,33 +11601,33 @@
           <w:t xml:space="preserve">Example 7 (The deviance of the low-birth-weight model, ungrouped and grouped)</w:t>
         </w:r>
       </w:ins>
-      <w:ins w:id="470" w:author="PR Preview" w:date="2026-01-01T00:00:00Z">
-        <w:r>
-          <w:t xml:space="preserve"> </w:t>
-        </w:r>
-      </w:ins>
-      <w:ins w:id="471" w:author="PR Preview" w:date="2026-01-01T00:00:00Z">
+      <w:ins w:id="475" w:author="PR Preview" w:date="2026-01-01T00:00:00Z">
+        <w:r>
+          <w:t xml:space="preserve"> </w:t>
+        </w:r>
+      </w:ins>
+      <w:ins w:id="476" w:author="PR Preview" w:date="2026-01-01T00:00:00Z">
         <w:r>
           <w:t xml:space="preserve">Fit a logistic regression of low birth weight on smoking and race, once to the 189 individual babies</w:t>
         </w:r>
       </w:ins>
-      <w:ins w:id="472" w:author="PR Preview" w:date="2026-01-01T00:00:00Z">
-        <w:r>
-          <w:t xml:space="preserve"> </w:t>
-        </w:r>
-      </w:ins>
-      <w:ins w:id="473" w:author="PR Preview" w:date="2026-01-01T00:00:00Z">
+      <w:ins w:id="477" w:author="PR Preview" w:date="2026-01-01T00:00:00Z">
+        <w:r>
+          <w:t xml:space="preserve"> </w:t>
+        </w:r>
+      </w:ins>
+      <w:ins w:id="478" w:author="PR Preview" w:date="2026-01-01T00:00:00Z">
         <w:r>
           <w:t xml:space="preserve">and once to the 6 grouped counts of</w:t>
         </w:r>
       </w:ins>
-      <w:ins w:id="474" w:author="PR Preview" w:date="2026-01-01T00:00:00Z">
+      <w:ins w:id="479" w:author="PR Preview" w:date="2026-01-01T00:00:00Z">
         <w:r>
           <w:t xml:space="preserve"> </w:t>
         </w:r>
       </w:ins>
       <w:hyperlink w:anchor="exm-covariate-patterns">
-        <w:ins w:id="475" w:author="PR Preview" w:date="2026-01-01T00:00:00Z">
+        <w:ins w:id="480" w:author="PR Preview" w:date="2026-01-01T00:00:00Z">
           <w:r>
             <w:rPr>
               <w:rStyle w:val="Hyperlink"/>
@@ -11601,27 +11636,27 @@
           </w:r>
         </w:ins>
       </w:hyperlink>
-      <w:ins w:id="476" w:author="PR Preview" w:date="2026-01-01T00:00:00Z">
+      <w:ins w:id="481" w:author="PR Preview" w:date="2026-01-01T00:00:00Z">
         <w:r>
           <w:t xml:space="preserve">.</w:t>
         </w:r>
       </w:ins>
-      <w:ins w:id="477" w:author="PR Preview" w:date="2026-01-01T00:00:00Z">
-        <w:r>
-          <w:t xml:space="preserve"> </w:t>
-        </w:r>
-      </w:ins>
-      <w:ins w:id="478" w:author="PR Preview" w:date="2026-01-01T00:00:00Z">
+      <w:ins w:id="482" w:author="PR Preview" w:date="2026-01-01T00:00:00Z">
+        <w:r>
+          <w:t xml:space="preserve"> </w:t>
+        </w:r>
+      </w:ins>
+      <w:ins w:id="483" w:author="PR Preview" w:date="2026-01-01T00:00:00Z">
         <w:r>
           <w:t xml:space="preserve">R’s</w:t>
         </w:r>
       </w:ins>
-      <w:ins w:id="479" w:author="PR Preview" w:date="2026-01-01T00:00:00Z">
-        <w:r>
-          <w:t xml:space="preserve"> </w:t>
-        </w:r>
-      </w:ins>
-      <w:ins w:id="480" w:author="PR Preview" w:date="2026-01-01T00:00:00Z">
+      <w:ins w:id="484" w:author="PR Preview" w:date="2026-01-01T00:00:00Z">
+        <w:r>
+          <w:t xml:space="preserve"> </w:t>
+        </w:r>
+      </w:ins>
+      <w:ins w:id="485" w:author="PR Preview" w:date="2026-01-01T00:00:00Z">
         <w:r>
           <w:rPr>
             <w:rStyle w:val="VerbatimChar"/>
@@ -11629,23 +11664,23 @@
           <w:t xml:space="preserve">deviance()</w:t>
         </w:r>
       </w:ins>
-      <w:ins w:id="481" w:author="PR Preview" w:date="2026-01-01T00:00:00Z">
-        <w:r>
-          <w:t xml:space="preserve"> </w:t>
-        </w:r>
-      </w:ins>
-      <w:ins w:id="482" w:author="PR Preview" w:date="2026-01-01T00:00:00Z">
+      <w:ins w:id="486" w:author="PR Preview" w:date="2026-01-01T00:00:00Z">
+        <w:r>
+          <w:t xml:space="preserve"> </w:t>
+        </w:r>
+      </w:ins>
+      <w:ins w:id="487" w:author="PR Preview" w:date="2026-01-01T00:00:00Z">
         <w:r>
           <w:t xml:space="preserve">is the deviance of</w:t>
         </w:r>
       </w:ins>
-      <w:ins w:id="483" w:author="PR Preview" w:date="2026-01-01T00:00:00Z">
+      <w:ins w:id="488" w:author="PR Preview" w:date="2026-01-01T00:00:00Z">
         <w:r>
           <w:t xml:space="preserve"> </w:t>
         </w:r>
       </w:ins>
       <w:hyperlink w:anchor="def-deviance">
-        <w:ins w:id="484" w:author="PR Preview" w:date="2026-01-01T00:00:00Z">
+        <w:ins w:id="489" w:author="PR Preview" w:date="2026-01-01T00:00:00Z">
           <w:r>
             <w:rPr>
               <w:rStyle w:val="Hyperlink"/>
@@ -11654,33 +11689,33 @@
           </w:r>
         </w:ins>
       </w:hyperlink>
-      <w:ins w:id="485" w:author="PR Preview" w:date="2026-01-01T00:00:00Z">
-        <w:r>
-          <w:t xml:space="preserve"> </w:t>
-        </w:r>
-      </w:ins>
-      <w:ins w:id="486" w:author="PR Preview" w:date="2026-01-01T00:00:00Z">
+      <w:ins w:id="490" w:author="PR Preview" w:date="2026-01-01T00:00:00Z">
+        <w:r>
+          <w:t xml:space="preserve"> </w:t>
+        </w:r>
+      </w:ins>
+      <w:ins w:id="491" w:author="PR Preview" w:date="2026-01-01T00:00:00Z">
         <w:r>
           <w:t xml:space="preserve">for the first fit</w:t>
         </w:r>
       </w:ins>
-      <w:ins w:id="487" w:author="PR Preview" w:date="2026-01-01T00:00:00Z">
-        <w:r>
-          <w:t xml:space="preserve"> </w:t>
-        </w:r>
-      </w:ins>
-      <w:ins w:id="488" w:author="PR Preview" w:date="2026-01-01T00:00:00Z">
+      <w:ins w:id="492" w:author="PR Preview" w:date="2026-01-01T00:00:00Z">
+        <w:r>
+          <w:t xml:space="preserve"> </w:t>
+        </w:r>
+      </w:ins>
+      <w:ins w:id="493" w:author="PR Preview" w:date="2026-01-01T00:00:00Z">
         <w:r>
           <w:t xml:space="preserve">and the deviance relative to the saturated model of</w:t>
         </w:r>
       </w:ins>
-      <w:ins w:id="489" w:author="PR Preview" w:date="2026-01-01T00:00:00Z">
+      <w:ins w:id="494" w:author="PR Preview" w:date="2026-01-01T00:00:00Z">
         <w:r>
           <w:t xml:space="preserve"> </w:t>
         </w:r>
       </w:ins>
       <w:hyperlink w:anchor="def-saturated-deviance">
-        <w:ins w:id="490" w:author="PR Preview" w:date="2026-01-01T00:00:00Z">
+        <w:ins w:id="495" w:author="PR Preview" w:date="2026-01-01T00:00:00Z">
           <w:r>
             <w:rPr>
               <w:rStyle w:val="Hyperlink"/>
@@ -11689,33 +11724,33 @@
           </w:r>
         </w:ins>
       </w:hyperlink>
-      <w:ins w:id="491" w:author="PR Preview" w:date="2026-01-01T00:00:00Z">
-        <w:r>
-          <w:t xml:space="preserve"> </w:t>
-        </w:r>
-      </w:ins>
-      <w:ins w:id="492" w:author="PR Preview" w:date="2026-01-01T00:00:00Z">
+      <w:ins w:id="496" w:author="PR Preview" w:date="2026-01-01T00:00:00Z">
+        <w:r>
+          <w:t xml:space="preserve"> </w:t>
+        </w:r>
+      </w:ins>
+      <w:ins w:id="497" w:author="PR Preview" w:date="2026-01-01T00:00:00Z">
         <w:r>
           <w:t xml:space="preserve">for the second.</w:t>
         </w:r>
       </w:ins>
-      <w:ins w:id="493" w:author="PR Preview" w:date="2026-01-01T00:00:00Z">
-        <w:r>
-          <w:t xml:space="preserve"> </w:t>
-        </w:r>
-      </w:ins>
-      <w:ins w:id="494" w:author="PR Preview" w:date="2026-01-01T00:00:00Z">
+      <w:ins w:id="498" w:author="PR Preview" w:date="2026-01-01T00:00:00Z">
+        <w:r>
+          <w:t xml:space="preserve"> </w:t>
+        </w:r>
+      </w:ins>
+      <w:ins w:id="499" w:author="PR Preview" w:date="2026-01-01T00:00:00Z">
         <w:r>
           <w:t xml:space="preserve">We check the second against</w:t>
         </w:r>
       </w:ins>
-      <w:ins w:id="495" w:author="PR Preview" w:date="2026-01-01T00:00:00Z">
+      <w:ins w:id="500" w:author="PR Preview" w:date="2026-01-01T00:00:00Z">
         <w:r>
           <w:t xml:space="preserve"> </w:t>
         </w:r>
       </w:ins>
       <w:hyperlink w:anchor="eq-saturated-deviance-grouped">
-        <w:ins w:id="496" w:author="PR Preview" w:date="2026-01-01T00:00:00Z">
+        <w:ins w:id="501" w:author="PR Preview" w:date="2026-01-01T00:00:00Z">
           <w:r>
             <w:rPr>
               <w:rStyle w:val="Hyperlink"/>
@@ -11724,12 +11759,12 @@
           </w:r>
         </w:ins>
       </w:hyperlink>
-      <w:ins w:id="497" w:author="PR Preview" w:date="2026-01-01T00:00:00Z">
-        <w:r>
-          <w:t xml:space="preserve"> </w:t>
-        </w:r>
-      </w:ins>
-      <w:ins w:id="498" w:author="PR Preview" w:date="2026-01-01T00:00:00Z">
+      <w:ins w:id="502" w:author="PR Preview" w:date="2026-01-01T00:00:00Z">
+        <w:r>
+          <w:t xml:space="preserve"> </w:t>
+        </w:r>
+      </w:ins>
+      <w:ins w:id="503" w:author="PR Preview" w:date="2026-01-01T00:00:00Z">
         <w:r>
           <w:t xml:space="preserve">computed by hand.</w:t>
         </w:r>
@@ -11739,7 +11774,7 @@
       <w:pPr>
         <w:pStyle w:val="SourceCode"/>
       </w:pPr>
-      <w:ins w:id="499" w:author="PR Preview" w:date="2026-01-01T00:00:00Z">
+      <w:ins w:id="504" w:author="PR Preview" w:date="2026-01-01T00:00:00Z">
         <w:r>
           <w:rPr>
             <w:rStyle w:val="CommentTok"/>
@@ -11747,12 +11782,12 @@
           <w:t xml:space="preserve"># fit to the individual babies</w:t>
         </w:r>
       </w:ins>
-      <w:ins w:id="500" w:author="PR Preview" w:date="2026-01-01T00:00:00Z">
+      <w:ins w:id="505" w:author="PR Preview" w:date="2026-01-01T00:00:00Z">
         <w:r>
           <w:br/>
         </w:r>
       </w:ins>
-      <w:ins w:id="501" w:author="PR Preview" w:date="2026-01-01T00:00:00Z">
+      <w:ins w:id="506" w:author="PR Preview" w:date="2026-01-01T00:00:00Z">
         <w:r>
           <w:rPr>
             <w:rStyle w:val="NormalTok"/>
@@ -11760,7 +11795,7 @@
           <w:t xml:space="preserve">bw_fit </w:t>
         </w:r>
       </w:ins>
-      <w:ins w:id="502" w:author="PR Preview" w:date="2026-01-01T00:00:00Z">
+      <w:ins w:id="507" w:author="PR Preview" w:date="2026-01-01T00:00:00Z">
         <w:r>
           <w:rPr>
             <w:rStyle w:val="OtherTok"/>
@@ -11768,7 +11803,7 @@
           <w:t xml:space="preserve">&lt;-</w:t>
         </w:r>
       </w:ins>
-      <w:ins w:id="503" w:author="PR Preview" w:date="2026-01-01T00:00:00Z">
+      <w:ins w:id="508" w:author="PR Preview" w:date="2026-01-01T00:00:00Z">
         <w:r>
           <w:rPr>
             <w:rStyle w:val="NormalTok"/>
@@ -11776,7 +11811,7 @@
           <w:t xml:space="preserve"> </w:t>
         </w:r>
       </w:ins>
-      <w:ins w:id="504" w:author="PR Preview" w:date="2026-01-01T00:00:00Z">
+      <w:ins w:id="509" w:author="PR Preview" w:date="2026-01-01T00:00:00Z">
         <w:r>
           <w:rPr>
             <w:rStyle w:val="FunctionTok"/>
@@ -11784,7 +11819,7 @@
           <w:t xml:space="preserve">glm</w:t>
         </w:r>
       </w:ins>
-      <w:ins w:id="505" w:author="PR Preview" w:date="2026-01-01T00:00:00Z">
+      <w:ins w:id="510" w:author="PR Preview" w:date="2026-01-01T00:00:00Z">
         <w:r>
           <w:rPr>
             <w:rStyle w:val="NormalTok"/>
@@ -11792,7 +11827,7 @@
           <w:t xml:space="preserve">(low </w:t>
         </w:r>
       </w:ins>
-      <w:ins w:id="506" w:author="PR Preview" w:date="2026-01-01T00:00:00Z">
+      <w:ins w:id="511" w:author="PR Preview" w:date="2026-01-01T00:00:00Z">
         <w:r>
           <w:rPr>
             <w:rStyle w:val="SpecialCharTok"/>
@@ -11800,7 +11835,7 @@
           <w:t xml:space="preserve">~</w:t>
         </w:r>
       </w:ins>
-      <w:ins w:id="507" w:author="PR Preview" w:date="2026-01-01T00:00:00Z">
+      <w:ins w:id="512" w:author="PR Preview" w:date="2026-01-01T00:00:00Z">
         <w:r>
           <w:rPr>
             <w:rStyle w:val="NormalTok"/>
@@ -11808,7 +11843,7 @@
           <w:t xml:space="preserve"> smoke </w:t>
         </w:r>
       </w:ins>
-      <w:ins w:id="508" w:author="PR Preview" w:date="2026-01-01T00:00:00Z">
+      <w:ins w:id="513" w:author="PR Preview" w:date="2026-01-01T00:00:00Z">
         <w:r>
           <w:rPr>
             <w:rStyle w:val="SpecialCharTok"/>
@@ -11816,7 +11851,7 @@
           <w:t xml:space="preserve">+</w:t>
         </w:r>
       </w:ins>
-      <w:ins w:id="509" w:author="PR Preview" w:date="2026-01-01T00:00:00Z">
+      <w:ins w:id="514" w:author="PR Preview" w:date="2026-01-01T00:00:00Z">
         <w:r>
           <w:rPr>
             <w:rStyle w:val="NormalTok"/>
@@ -11824,7 +11859,7 @@
           <w:t xml:space="preserve"> race, </w:t>
         </w:r>
       </w:ins>
-      <w:ins w:id="510" w:author="PR Preview" w:date="2026-01-01T00:00:00Z">
+      <w:ins w:id="515" w:author="PR Preview" w:date="2026-01-01T00:00:00Z">
         <w:r>
           <w:rPr>
             <w:rStyle w:val="AttributeTok"/>
@@ -11832,7 +11867,7 @@
           <w:t xml:space="preserve">family =</w:t>
         </w:r>
       </w:ins>
-      <w:ins w:id="511" w:author="PR Preview" w:date="2026-01-01T00:00:00Z">
+      <w:ins w:id="516" w:author="PR Preview" w:date="2026-01-01T00:00:00Z">
         <w:r>
           <w:rPr>
             <w:rStyle w:val="NormalTok"/>
@@ -11840,7 +11875,7 @@
           <w:t xml:space="preserve"> binomial, </w:t>
         </w:r>
       </w:ins>
-      <w:ins w:id="512" w:author="PR Preview" w:date="2026-01-01T00:00:00Z">
+      <w:ins w:id="517" w:author="PR Preview" w:date="2026-01-01T00:00:00Z">
         <w:r>
           <w:rPr>
             <w:rStyle w:val="AttributeTok"/>
@@ -11848,7 +11883,7 @@
           <w:t xml:space="preserve">data =</w:t>
         </w:r>
       </w:ins>
-      <w:ins w:id="513" w:author="PR Preview" w:date="2026-01-01T00:00:00Z">
+      <w:ins w:id="518" w:author="PR Preview" w:date="2026-01-01T00:00:00Z">
         <w:r>
           <w:rPr>
             <w:rStyle w:val="NormalTok"/>
@@ -11856,12 +11891,12 @@
           <w:t xml:space="preserve"> bw)</w:t>
         </w:r>
       </w:ins>
-      <w:ins w:id="514" w:author="PR Preview" w:date="2026-01-01T00:00:00Z">
+      <w:ins w:id="519" w:author="PR Preview" w:date="2026-01-01T00:00:00Z">
         <w:r>
           <w:br/>
         </w:r>
       </w:ins>
-      <w:ins w:id="515" w:author="PR Preview" w:date="2026-01-01T00:00:00Z">
+      <w:ins w:id="520" w:author="PR Preview" w:date="2026-01-01T00:00:00Z">
         <w:r>
           <w:rPr>
             <w:rStyle w:val="CommentTok"/>
@@ -11869,12 +11904,12 @@
           <w:t xml:space="preserve"># fit to the grouped counts: events and non-events at each pattern</w:t>
         </w:r>
       </w:ins>
-      <w:ins w:id="516" w:author="PR Preview" w:date="2026-01-01T00:00:00Z">
+      <w:ins w:id="521" w:author="PR Preview" w:date="2026-01-01T00:00:00Z">
         <w:r>
           <w:br/>
         </w:r>
       </w:ins>
-      <w:ins w:id="517" w:author="PR Preview" w:date="2026-01-01T00:00:00Z">
+      <w:ins w:id="522" w:author="PR Preview" w:date="2026-01-01T00:00:00Z">
         <w:r>
           <w:rPr>
             <w:rStyle w:val="NormalTok"/>
@@ -11882,7 +11917,7 @@
           <w:t xml:space="preserve">bw_fit_grouped </w:t>
         </w:r>
       </w:ins>
-      <w:ins w:id="518" w:author="PR Preview" w:date="2026-01-01T00:00:00Z">
+      <w:ins w:id="523" w:author="PR Preview" w:date="2026-01-01T00:00:00Z">
         <w:r>
           <w:rPr>
             <w:rStyle w:val="OtherTok"/>
@@ -11890,7 +11925,7 @@
           <w:t xml:space="preserve">&lt;-</w:t>
         </w:r>
       </w:ins>
-      <w:ins w:id="519" w:author="PR Preview" w:date="2026-01-01T00:00:00Z">
+      <w:ins w:id="524" w:author="PR Preview" w:date="2026-01-01T00:00:00Z">
         <w:r>
           <w:rPr>
             <w:rStyle w:val="NormalTok"/>
@@ -11898,7 +11933,7 @@
           <w:t xml:space="preserve"> </w:t>
         </w:r>
       </w:ins>
-      <w:ins w:id="520" w:author="PR Preview" w:date="2026-01-01T00:00:00Z">
+      <w:ins w:id="525" w:author="PR Preview" w:date="2026-01-01T00:00:00Z">
         <w:r>
           <w:rPr>
             <w:rStyle w:val="FunctionTok"/>
@@ -11906,7 +11941,7 @@
           <w:t xml:space="preserve">glm</w:t>
         </w:r>
       </w:ins>
-      <w:ins w:id="521" w:author="PR Preview" w:date="2026-01-01T00:00:00Z">
+      <w:ins w:id="526" w:author="PR Preview" w:date="2026-01-01T00:00:00Z">
         <w:r>
           <w:rPr>
             <w:rStyle w:val="NormalTok"/>
@@ -11914,12 +11949,12 @@
           <w:t xml:space="preserve">(</w:t>
         </w:r>
       </w:ins>
-      <w:ins w:id="522" w:author="PR Preview" w:date="2026-01-01T00:00:00Z">
+      <w:ins w:id="527" w:author="PR Preview" w:date="2026-01-01T00:00:00Z">
         <w:r>
           <w:br/>
         </w:r>
       </w:ins>
-      <w:ins w:id="523" w:author="PR Preview" w:date="2026-01-01T00:00:00Z">
+      <w:ins w:id="528" w:author="PR Preview" w:date="2026-01-01T00:00:00Z">
         <w:r>
           <w:rPr>
             <w:rStyle w:val="NormalTok"/>
@@ -11927,7 +11962,7 @@
           <w:t xml:space="preserve">  </w:t>
         </w:r>
       </w:ins>
-      <w:ins w:id="524" w:author="PR Preview" w:date="2026-01-01T00:00:00Z">
+      <w:ins w:id="529" w:author="PR Preview" w:date="2026-01-01T00:00:00Z">
         <w:r>
           <w:rPr>
             <w:rStyle w:val="FunctionTok"/>
@@ -11935,7 +11970,7 @@
           <w:t xml:space="preserve">cbind</w:t>
         </w:r>
       </w:ins>
-      <w:ins w:id="525" w:author="PR Preview" w:date="2026-01-01T00:00:00Z">
+      <w:ins w:id="530" w:author="PR Preview" w:date="2026-01-01T00:00:00Z">
         <w:r>
           <w:rPr>
             <w:rStyle w:val="NormalTok"/>
@@ -11943,7 +11978,7 @@
           <w:t xml:space="preserve">(nevents, nreps </w:t>
         </w:r>
       </w:ins>
-      <w:ins w:id="526" w:author="PR Preview" w:date="2026-01-01T00:00:00Z">
+      <w:ins w:id="531" w:author="PR Preview" w:date="2026-01-01T00:00:00Z">
         <w:r>
           <w:rPr>
             <w:rStyle w:val="SpecialCharTok"/>
@@ -11951,7 +11986,7 @@
           <w:t xml:space="preserve">-</w:t>
         </w:r>
       </w:ins>
-      <w:ins w:id="527" w:author="PR Preview" w:date="2026-01-01T00:00:00Z">
+      <w:ins w:id="532" w:author="PR Preview" w:date="2026-01-01T00:00:00Z">
         <w:r>
           <w:rPr>
             <w:rStyle w:val="NormalTok"/>
@@ -11959,7 +11994,7 @@
           <w:t xml:space="preserve"> nevents) </w:t>
         </w:r>
       </w:ins>
-      <w:ins w:id="528" w:author="PR Preview" w:date="2026-01-01T00:00:00Z">
+      <w:ins w:id="533" w:author="PR Preview" w:date="2026-01-01T00:00:00Z">
         <w:r>
           <w:rPr>
             <w:rStyle w:val="SpecialCharTok"/>
@@ -11967,7 +12002,7 @@
           <w:t xml:space="preserve">~</w:t>
         </w:r>
       </w:ins>
-      <w:ins w:id="529" w:author="PR Preview" w:date="2026-01-01T00:00:00Z">
+      <w:ins w:id="534" w:author="PR Preview" w:date="2026-01-01T00:00:00Z">
         <w:r>
           <w:rPr>
             <w:rStyle w:val="NormalTok"/>
@@ -11975,7 +12010,7 @@
           <w:t xml:space="preserve"> smoke </w:t>
         </w:r>
       </w:ins>
-      <w:ins w:id="530" w:author="PR Preview" w:date="2026-01-01T00:00:00Z">
+      <w:ins w:id="535" w:author="PR Preview" w:date="2026-01-01T00:00:00Z">
         <w:r>
           <w:rPr>
             <w:rStyle w:val="SpecialCharTok"/>
@@ -11983,7 +12018,7 @@
           <w:t xml:space="preserve">+</w:t>
         </w:r>
       </w:ins>
-      <w:ins w:id="531" w:author="PR Preview" w:date="2026-01-01T00:00:00Z">
+      <w:ins w:id="536" w:author="PR Preview" w:date="2026-01-01T00:00:00Z">
         <w:r>
           <w:rPr>
             <w:rStyle w:val="NormalTok"/>
@@ -11991,12 +12026,12 @@
           <w:t xml:space="preserve"> race,</w:t>
         </w:r>
       </w:ins>
-      <w:ins w:id="532" w:author="PR Preview" w:date="2026-01-01T00:00:00Z">
+      <w:ins w:id="537" w:author="PR Preview" w:date="2026-01-01T00:00:00Z">
         <w:r>
           <w:br/>
         </w:r>
       </w:ins>
-      <w:ins w:id="533" w:author="PR Preview" w:date="2026-01-01T00:00:00Z">
+      <w:ins w:id="538" w:author="PR Preview" w:date="2026-01-01T00:00:00Z">
         <w:r>
           <w:rPr>
             <w:rStyle w:val="NormalTok"/>
@@ -12004,7 +12039,7 @@
           <w:t xml:space="preserve">  </w:t>
         </w:r>
       </w:ins>
-      <w:ins w:id="534" w:author="PR Preview" w:date="2026-01-01T00:00:00Z">
+      <w:ins w:id="539" w:author="PR Preview" w:date="2026-01-01T00:00:00Z">
         <w:r>
           <w:rPr>
             <w:rStyle w:val="AttributeTok"/>
@@ -12012,7 +12047,7 @@
           <w:t xml:space="preserve">family =</w:t>
         </w:r>
       </w:ins>
-      <w:ins w:id="535" w:author="PR Preview" w:date="2026-01-01T00:00:00Z">
+      <w:ins w:id="540" w:author="PR Preview" w:date="2026-01-01T00:00:00Z">
         <w:r>
           <w:rPr>
             <w:rStyle w:val="NormalTok"/>
@@ -12020,12 +12055,12 @@
           <w:t xml:space="preserve"> binomial,</w:t>
         </w:r>
       </w:ins>
-      <w:ins w:id="536" w:author="PR Preview" w:date="2026-01-01T00:00:00Z">
+      <w:ins w:id="541" w:author="PR Preview" w:date="2026-01-01T00:00:00Z">
         <w:r>
           <w:br/>
         </w:r>
       </w:ins>
-      <w:ins w:id="537" w:author="PR Preview" w:date="2026-01-01T00:00:00Z">
+      <w:ins w:id="542" w:author="PR Preview" w:date="2026-01-01T00:00:00Z">
         <w:r>
           <w:rPr>
             <w:rStyle w:val="NormalTok"/>
@@ -12033,7 +12068,7 @@
           <w:t xml:space="preserve">  </w:t>
         </w:r>
       </w:ins>
-      <w:ins w:id="538" w:author="PR Preview" w:date="2026-01-01T00:00:00Z">
+      <w:ins w:id="543" w:author="PR Preview" w:date="2026-01-01T00:00:00Z">
         <w:r>
           <w:rPr>
             <w:rStyle w:val="AttributeTok"/>
@@ -12041,7 +12076,7 @@
           <w:t xml:space="preserve">data =</w:t>
         </w:r>
       </w:ins>
-      <w:ins w:id="539" w:author="PR Preview" w:date="2026-01-01T00:00:00Z">
+      <w:ins w:id="544" w:author="PR Preview" w:date="2026-01-01T00:00:00Z">
         <w:r>
           <w:rPr>
             <w:rStyle w:val="NormalTok"/>
@@ -12049,12 +12084,12 @@
           <w:t xml:space="preserve"> bw_grouped</w:t>
         </w:r>
       </w:ins>
-      <w:ins w:id="540" w:author="PR Preview" w:date="2026-01-01T00:00:00Z">
+      <w:ins w:id="545" w:author="PR Preview" w:date="2026-01-01T00:00:00Z">
         <w:r>
           <w:br/>
         </w:r>
       </w:ins>
-      <w:ins w:id="541" w:author="PR Preview" w:date="2026-01-01T00:00:00Z">
+      <w:ins w:id="546" w:author="PR Preview" w:date="2026-01-01T00:00:00Z">
         <w:r>
           <w:rPr>
             <w:rStyle w:val="NormalTok"/>
@@ -12062,12 +12097,12 @@
           <w:t xml:space="preserve">)</w:t>
         </w:r>
       </w:ins>
-      <w:ins w:id="542" w:author="PR Preview" w:date="2026-01-01T00:00:00Z">
+      <w:ins w:id="547" w:author="PR Preview" w:date="2026-01-01T00:00:00Z">
         <w:r>
           <w:br/>
         </w:r>
       </w:ins>
-      <w:ins w:id="543" w:author="PR Preview" w:date="2026-01-01T00:00:00Z">
+      <w:ins w:id="548" w:author="PR Preview" w:date="2026-01-01T00:00:00Z">
         <w:r>
           <w:rPr>
             <w:rStyle w:val="CommentTok"/>
@@ -12075,12 +12110,12 @@
           <w:t xml:space="preserve"># fitted probability at each pattern</w:t>
         </w:r>
       </w:ins>
-      <w:ins w:id="544" w:author="PR Preview" w:date="2026-01-01T00:00:00Z">
+      <w:ins w:id="549" w:author="PR Preview" w:date="2026-01-01T00:00:00Z">
         <w:r>
           <w:br/>
         </w:r>
       </w:ins>
-      <w:ins w:id="545" w:author="PR Preview" w:date="2026-01-01T00:00:00Z">
+      <w:ins w:id="550" w:author="PR Preview" w:date="2026-01-01T00:00:00Z">
         <w:r>
           <w:rPr>
             <w:rStyle w:val="NormalTok"/>
@@ -12088,7 +12123,7 @@
           <w:t xml:space="preserve">bw_phat </w:t>
         </w:r>
       </w:ins>
-      <w:ins w:id="546" w:author="PR Preview" w:date="2026-01-01T00:00:00Z">
+      <w:ins w:id="551" w:author="PR Preview" w:date="2026-01-01T00:00:00Z">
         <w:r>
           <w:rPr>
             <w:rStyle w:val="OtherTok"/>
@@ -12096,7 +12131,7 @@
           <w:t xml:space="preserve">&lt;-</w:t>
         </w:r>
       </w:ins>
-      <w:ins w:id="547" w:author="PR Preview" w:date="2026-01-01T00:00:00Z">
+      <w:ins w:id="552" w:author="PR Preview" w:date="2026-01-01T00:00:00Z">
         <w:r>
           <w:rPr>
             <w:rStyle w:val="NormalTok"/>
@@ -12104,7 +12139,7 @@
           <w:t xml:space="preserve"> </w:t>
         </w:r>
       </w:ins>
-      <w:ins w:id="548" w:author="PR Preview" w:date="2026-01-01T00:00:00Z">
+      <w:ins w:id="553" w:author="PR Preview" w:date="2026-01-01T00:00:00Z">
         <w:r>
           <w:rPr>
             <w:rStyle w:val="FunctionTok"/>
@@ -12112,7 +12147,7 @@
           <w:t xml:space="preserve">fitted</w:t>
         </w:r>
       </w:ins>
-      <w:ins w:id="549" w:author="PR Preview" w:date="2026-01-01T00:00:00Z">
+      <w:ins w:id="554" w:author="PR Preview" w:date="2026-01-01T00:00:00Z">
         <w:r>
           <w:rPr>
             <w:rStyle w:val="NormalTok"/>
@@ -12120,12 +12155,12 @@
           <w:t xml:space="preserve">(bw_fit_grouped)</w:t>
         </w:r>
       </w:ins>
-      <w:ins w:id="550" w:author="PR Preview" w:date="2026-01-01T00:00:00Z">
+      <w:ins w:id="555" w:author="PR Preview" w:date="2026-01-01T00:00:00Z">
         <w:r>
           <w:br/>
         </w:r>
       </w:ins>
-      <w:ins w:id="551" w:author="PR Preview" w:date="2026-01-01T00:00:00Z">
+      <w:ins w:id="556" w:author="PR Preview" w:date="2026-01-01T00:00:00Z">
         <w:r>
           <w:rPr>
             <w:rStyle w:val="CommentTok"/>
@@ -12133,12 +12168,12 @@
           <w:t xml:space="preserve"># one term of the grouped formula; a zero count contributes 0</w:t>
         </w:r>
       </w:ins>
-      <w:ins w:id="552" w:author="PR Preview" w:date="2026-01-01T00:00:00Z">
+      <w:ins w:id="557" w:author="PR Preview" w:date="2026-01-01T00:00:00Z">
         <w:r>
           <w:br/>
         </w:r>
       </w:ins>
-      <w:ins w:id="553" w:author="PR Preview" w:date="2026-01-01T00:00:00Z">
+      <w:ins w:id="558" w:author="PR Preview" w:date="2026-01-01T00:00:00Z">
         <w:r>
           <w:rPr>
             <w:rStyle w:val="NormalTok"/>
@@ -12146,7 +12181,7 @@
           <w:t xml:space="preserve">bw_term </w:t>
         </w:r>
       </w:ins>
-      <w:ins w:id="554" w:author="PR Preview" w:date="2026-01-01T00:00:00Z">
+      <w:ins w:id="559" w:author="PR Preview" w:date="2026-01-01T00:00:00Z">
         <w:r>
           <w:rPr>
             <w:rStyle w:val="OtherTok"/>
@@ -12154,7 +12189,7 @@
           <w:t xml:space="preserve">&lt;-</w:t>
         </w:r>
       </w:ins>
-      <w:ins w:id="555" w:author="PR Preview" w:date="2026-01-01T00:00:00Z">
+      <w:ins w:id="560" w:author="PR Preview" w:date="2026-01-01T00:00:00Z">
         <w:r>
           <w:rPr>
             <w:rStyle w:val="NormalTok"/>
@@ -12162,7 +12197,7 @@
           <w:t xml:space="preserve"> </w:t>
         </w:r>
       </w:ins>
-      <w:ins w:id="556" w:author="PR Preview" w:date="2026-01-01T00:00:00Z">
+      <w:ins w:id="561" w:author="PR Preview" w:date="2026-01-01T00:00:00Z">
         <w:r>
           <w:rPr>
             <w:rStyle w:val="ControlFlowTok"/>
@@ -12170,7 +12205,7 @@
           <w:t xml:space="preserve">function</w:t>
         </w:r>
       </w:ins>
-      <w:ins w:id="557" w:author="PR Preview" w:date="2026-01-01T00:00:00Z">
+      <w:ins w:id="562" w:author="PR Preview" w:date="2026-01-01T00:00:00Z">
         <w:r>
           <w:rPr>
             <w:rStyle w:val="NormalTok"/>
@@ -12178,12 +12213,12 @@
           <w:t xml:space="preserve">(count, expected) {</w:t>
         </w:r>
       </w:ins>
-      <w:ins w:id="558" w:author="PR Preview" w:date="2026-01-01T00:00:00Z">
+      <w:ins w:id="563" w:author="PR Preview" w:date="2026-01-01T00:00:00Z">
         <w:r>
           <w:br/>
         </w:r>
       </w:ins>
-      <w:ins w:id="559" w:author="PR Preview" w:date="2026-01-01T00:00:00Z">
+      <w:ins w:id="564" w:author="PR Preview" w:date="2026-01-01T00:00:00Z">
         <w:r>
           <w:rPr>
             <w:rStyle w:val="NormalTok"/>
@@ -12191,7 +12226,7 @@
           <w:t xml:space="preserve">  </w:t>
         </w:r>
       </w:ins>
-      <w:ins w:id="560" w:author="PR Preview" w:date="2026-01-01T00:00:00Z">
+      <w:ins w:id="565" w:author="PR Preview" w:date="2026-01-01T00:00:00Z">
         <w:r>
           <w:rPr>
             <w:rStyle w:val="FunctionTok"/>
@@ -12199,7 +12234,7 @@
           <w:t xml:space="preserve">ifelse</w:t>
         </w:r>
       </w:ins>
-      <w:ins w:id="561" w:author="PR Preview" w:date="2026-01-01T00:00:00Z">
+      <w:ins w:id="566" w:author="PR Preview" w:date="2026-01-01T00:00:00Z">
         <w:r>
           <w:rPr>
             <w:rStyle w:val="NormalTok"/>
@@ -12207,7 +12242,7 @@
           <w:t xml:space="preserve">(count </w:t>
         </w:r>
       </w:ins>
-      <w:ins w:id="562" w:author="PR Preview" w:date="2026-01-01T00:00:00Z">
+      <w:ins w:id="567" w:author="PR Preview" w:date="2026-01-01T00:00:00Z">
         <w:r>
           <w:rPr>
             <w:rStyle w:val="SpecialCharTok"/>
@@ -12215,7 +12250,7 @@
           <w:t xml:space="preserve">==</w:t>
         </w:r>
       </w:ins>
-      <w:ins w:id="563" w:author="PR Preview" w:date="2026-01-01T00:00:00Z">
+      <w:ins w:id="568" w:author="PR Preview" w:date="2026-01-01T00:00:00Z">
         <w:r>
           <w:rPr>
             <w:rStyle w:val="NormalTok"/>
@@ -12223,7 +12258,7 @@
           <w:t xml:space="preserve"> </w:t>
         </w:r>
       </w:ins>
-      <w:ins w:id="564" w:author="PR Preview" w:date="2026-01-01T00:00:00Z">
+      <w:ins w:id="569" w:author="PR Preview" w:date="2026-01-01T00:00:00Z">
         <w:r>
           <w:rPr>
             <w:rStyle w:val="DecValTok"/>
@@ -12231,7 +12266,7 @@
           <w:t xml:space="preserve">0</w:t>
         </w:r>
       </w:ins>
-      <w:ins w:id="565" w:author="PR Preview" w:date="2026-01-01T00:00:00Z">
+      <w:ins w:id="570" w:author="PR Preview" w:date="2026-01-01T00:00:00Z">
         <w:r>
           <w:rPr>
             <w:rStyle w:val="NormalTok"/>
@@ -12239,7 +12274,7 @@
           <w:t xml:space="preserve">, </w:t>
         </w:r>
       </w:ins>
-      <w:ins w:id="566" w:author="PR Preview" w:date="2026-01-01T00:00:00Z">
+      <w:ins w:id="571" w:author="PR Preview" w:date="2026-01-01T00:00:00Z">
         <w:r>
           <w:rPr>
             <w:rStyle w:val="DecValTok"/>
@@ -12247,7 +12282,7 @@
           <w:t xml:space="preserve">0</w:t>
         </w:r>
       </w:ins>
-      <w:ins w:id="567" w:author="PR Preview" w:date="2026-01-01T00:00:00Z">
+      <w:ins w:id="572" w:author="PR Preview" w:date="2026-01-01T00:00:00Z">
         <w:r>
           <w:rPr>
             <w:rStyle w:val="NormalTok"/>
@@ -12255,7 +12290,7 @@
           <w:t xml:space="preserve">, count </w:t>
         </w:r>
       </w:ins>
-      <w:ins w:id="568" w:author="PR Preview" w:date="2026-01-01T00:00:00Z">
+      <w:ins w:id="573" w:author="PR Preview" w:date="2026-01-01T00:00:00Z">
         <w:r>
           <w:rPr>
             <w:rStyle w:val="SpecialCharTok"/>
@@ -12263,7 +12298,7 @@
           <w:t xml:space="preserve">*</w:t>
         </w:r>
       </w:ins>
-      <w:ins w:id="569" w:author="PR Preview" w:date="2026-01-01T00:00:00Z">
+      <w:ins w:id="574" w:author="PR Preview" w:date="2026-01-01T00:00:00Z">
         <w:r>
           <w:rPr>
             <w:rStyle w:val="NormalTok"/>
@@ -12271,7 +12306,7 @@
           <w:t xml:space="preserve"> </w:t>
         </w:r>
       </w:ins>
-      <w:ins w:id="570" w:author="PR Preview" w:date="2026-01-01T00:00:00Z">
+      <w:ins w:id="575" w:author="PR Preview" w:date="2026-01-01T00:00:00Z">
         <w:r>
           <w:rPr>
             <w:rStyle w:val="FunctionTok"/>
@@ -12279,7 +12314,7 @@
           <w:t xml:space="preserve">log</w:t>
         </w:r>
       </w:ins>
-      <w:ins w:id="571" w:author="PR Preview" w:date="2026-01-01T00:00:00Z">
+      <w:ins w:id="576" w:author="PR Preview" w:date="2026-01-01T00:00:00Z">
         <w:r>
           <w:rPr>
             <w:rStyle w:val="NormalTok"/>
@@ -12287,7 +12322,7 @@
           <w:t xml:space="preserve">(count </w:t>
         </w:r>
       </w:ins>
-      <w:ins w:id="572" w:author="PR Preview" w:date="2026-01-01T00:00:00Z">
+      <w:ins w:id="577" w:author="PR Preview" w:date="2026-01-01T00:00:00Z">
         <w:r>
           <w:rPr>
             <w:rStyle w:val="SpecialCharTok"/>
@@ -12295,7 +12330,7 @@
           <w:t xml:space="preserve">/</w:t>
         </w:r>
       </w:ins>
-      <w:ins w:id="573" w:author="PR Preview" w:date="2026-01-01T00:00:00Z">
+      <w:ins w:id="578" w:author="PR Preview" w:date="2026-01-01T00:00:00Z">
         <w:r>
           <w:rPr>
             <w:rStyle w:val="NormalTok"/>
@@ -12303,12 +12338,12 @@
           <w:t xml:space="preserve"> expected))</w:t>
         </w:r>
       </w:ins>
-      <w:ins w:id="574" w:author="PR Preview" w:date="2026-01-01T00:00:00Z">
+      <w:ins w:id="579" w:author="PR Preview" w:date="2026-01-01T00:00:00Z">
         <w:r>
           <w:br/>
         </w:r>
       </w:ins>
-      <w:ins w:id="575" w:author="PR Preview" w:date="2026-01-01T00:00:00Z">
+      <w:ins w:id="580" w:author="PR Preview" w:date="2026-01-01T00:00:00Z">
         <w:r>
           <w:rPr>
             <w:rStyle w:val="NormalTok"/>
@@ -12316,12 +12351,12 @@
           <w:t xml:space="preserve">}</w:t>
         </w:r>
       </w:ins>
-      <w:ins w:id="576" w:author="PR Preview" w:date="2026-01-01T00:00:00Z">
+      <w:ins w:id="581" w:author="PR Preview" w:date="2026-01-01T00:00:00Z">
         <w:r>
           <w:br/>
         </w:r>
       </w:ins>
-      <w:ins w:id="577" w:author="PR Preview" w:date="2026-01-01T00:00:00Z">
+      <w:ins w:id="582" w:author="PR Preview" w:date="2026-01-01T00:00:00Z">
         <w:r>
           <w:rPr>
             <w:rStyle w:val="NormalTok"/>
@@ -12329,7 +12364,7 @@
           <w:t xml:space="preserve">bw_sat_dev_hand </w:t>
         </w:r>
       </w:ins>
-      <w:ins w:id="578" w:author="PR Preview" w:date="2026-01-01T00:00:00Z">
+      <w:ins w:id="583" w:author="PR Preview" w:date="2026-01-01T00:00:00Z">
         <w:r>
           <w:rPr>
             <w:rStyle w:val="OtherTok"/>
@@ -12337,7 +12372,7 @@
           <w:t xml:space="preserve">&lt;-</w:t>
         </w:r>
       </w:ins>
-      <w:ins w:id="579" w:author="PR Preview" w:date="2026-01-01T00:00:00Z">
+      <w:ins w:id="584" w:author="PR Preview" w:date="2026-01-01T00:00:00Z">
         <w:r>
           <w:rPr>
             <w:rStyle w:val="NormalTok"/>
@@ -12345,7 +12380,7 @@
           <w:t xml:space="preserve"> </w:t>
         </w:r>
       </w:ins>
-      <w:ins w:id="580" w:author="PR Preview" w:date="2026-01-01T00:00:00Z">
+      <w:ins w:id="585" w:author="PR Preview" w:date="2026-01-01T00:00:00Z">
         <w:r>
           <w:rPr>
             <w:rStyle w:val="DecValTok"/>
@@ -12353,7 +12388,7 @@
           <w:t xml:space="preserve">2</w:t>
         </w:r>
       </w:ins>
-      <w:ins w:id="581" w:author="PR Preview" w:date="2026-01-01T00:00:00Z">
+      <w:ins w:id="586" w:author="PR Preview" w:date="2026-01-01T00:00:00Z">
         <w:r>
           <w:rPr>
             <w:rStyle w:val="NormalTok"/>
@@ -12361,7 +12396,7 @@
           <w:t xml:space="preserve"> </w:t>
         </w:r>
       </w:ins>
-      <w:ins w:id="582" w:author="PR Preview" w:date="2026-01-01T00:00:00Z">
+      <w:ins w:id="587" w:author="PR Preview" w:date="2026-01-01T00:00:00Z">
         <w:r>
           <w:rPr>
             <w:rStyle w:val="SpecialCharTok"/>
@@ -12369,7 +12404,7 @@
           <w:t xml:space="preserve">*</w:t>
         </w:r>
       </w:ins>
-      <w:ins w:id="583" w:author="PR Preview" w:date="2026-01-01T00:00:00Z">
+      <w:ins w:id="588" w:author="PR Preview" w:date="2026-01-01T00:00:00Z">
         <w:r>
           <w:rPr>
             <w:rStyle w:val="NormalTok"/>
@@ -12377,7 +12412,7 @@
           <w:t xml:space="preserve"> </w:t>
         </w:r>
       </w:ins>
-      <w:ins w:id="584" w:author="PR Preview" w:date="2026-01-01T00:00:00Z">
+      <w:ins w:id="589" w:author="PR Preview" w:date="2026-01-01T00:00:00Z">
         <w:r>
           <w:rPr>
             <w:rStyle w:val="FunctionTok"/>
@@ -12385,7 +12420,7 @@
           <w:t xml:space="preserve">sum</w:t>
         </w:r>
       </w:ins>
-      <w:ins w:id="585" w:author="PR Preview" w:date="2026-01-01T00:00:00Z">
+      <w:ins w:id="590" w:author="PR Preview" w:date="2026-01-01T00:00:00Z">
         <w:r>
           <w:rPr>
             <w:rStyle w:val="NormalTok"/>
@@ -12393,12 +12428,12 @@
           <w:t xml:space="preserve">(</w:t>
         </w:r>
       </w:ins>
-      <w:ins w:id="586" w:author="PR Preview" w:date="2026-01-01T00:00:00Z">
+      <w:ins w:id="591" w:author="PR Preview" w:date="2026-01-01T00:00:00Z">
         <w:r>
           <w:br/>
         </w:r>
       </w:ins>
-      <w:ins w:id="587" w:author="PR Preview" w:date="2026-01-01T00:00:00Z">
+      <w:ins w:id="592" w:author="PR Preview" w:date="2026-01-01T00:00:00Z">
         <w:r>
           <w:rPr>
             <w:rStyle w:val="NormalTok"/>
@@ -12406,7 +12441,7 @@
           <w:t xml:space="preserve">  </w:t>
         </w:r>
       </w:ins>
-      <w:ins w:id="588" w:author="PR Preview" w:date="2026-01-01T00:00:00Z">
+      <w:ins w:id="593" w:author="PR Preview" w:date="2026-01-01T00:00:00Z">
         <w:r>
           <w:rPr>
             <w:rStyle w:val="FunctionTok"/>
@@ -12414,7 +12449,7 @@
           <w:t xml:space="preserve">bw_term</w:t>
         </w:r>
       </w:ins>
-      <w:ins w:id="589" w:author="PR Preview" w:date="2026-01-01T00:00:00Z">
+      <w:ins w:id="594" w:author="PR Preview" w:date="2026-01-01T00:00:00Z">
         <w:r>
           <w:rPr>
             <w:rStyle w:val="NormalTok"/>
@@ -12422,7 +12457,7 @@
           <w:t xml:space="preserve">(bw_grouped</w:t>
         </w:r>
       </w:ins>
-      <w:ins w:id="590" w:author="PR Preview" w:date="2026-01-01T00:00:00Z">
+      <w:ins w:id="595" w:author="PR Preview" w:date="2026-01-01T00:00:00Z">
         <w:r>
           <w:rPr>
             <w:rStyle w:val="SpecialCharTok"/>
@@ -12430,7 +12465,7 @@
           <w:t xml:space="preserve">$</w:t>
         </w:r>
       </w:ins>
-      <w:ins w:id="591" w:author="PR Preview" w:date="2026-01-01T00:00:00Z">
+      <w:ins w:id="596" w:author="PR Preview" w:date="2026-01-01T00:00:00Z">
         <w:r>
           <w:rPr>
             <w:rStyle w:val="NormalTok"/>
@@ -12438,7 +12473,7 @@
           <w:t xml:space="preserve">nevents, bw_grouped</w:t>
         </w:r>
       </w:ins>
-      <w:ins w:id="592" w:author="PR Preview" w:date="2026-01-01T00:00:00Z">
+      <w:ins w:id="597" w:author="PR Preview" w:date="2026-01-01T00:00:00Z">
         <w:r>
           <w:rPr>
             <w:rStyle w:val="SpecialCharTok"/>
@@ -12446,7 +12481,7 @@
           <w:t xml:space="preserve">$</w:t>
         </w:r>
       </w:ins>
-      <w:ins w:id="593" w:author="PR Preview" w:date="2026-01-01T00:00:00Z">
+      <w:ins w:id="598" w:author="PR Preview" w:date="2026-01-01T00:00:00Z">
         <w:r>
           <w:rPr>
             <w:rStyle w:val="NormalTok"/>
@@ -12454,7 +12489,7 @@
           <w:t xml:space="preserve">nreps </w:t>
         </w:r>
       </w:ins>
-      <w:ins w:id="594" w:author="PR Preview" w:date="2026-01-01T00:00:00Z">
+      <w:ins w:id="599" w:author="PR Preview" w:date="2026-01-01T00:00:00Z">
         <w:r>
           <w:rPr>
             <w:rStyle w:val="SpecialCharTok"/>
@@ -12462,7 +12497,7 @@
           <w:t xml:space="preserve">*</w:t>
         </w:r>
       </w:ins>
-      <w:ins w:id="595" w:author="PR Preview" w:date="2026-01-01T00:00:00Z">
+      <w:ins w:id="600" w:author="PR Preview" w:date="2026-01-01T00:00:00Z">
         <w:r>
           <w:rPr>
             <w:rStyle w:val="NormalTok"/>
@@ -12470,7 +12505,7 @@
           <w:t xml:space="preserve"> bw_phat) </w:t>
         </w:r>
       </w:ins>
-      <w:ins w:id="596" w:author="PR Preview" w:date="2026-01-01T00:00:00Z">
+      <w:ins w:id="601" w:author="PR Preview" w:date="2026-01-01T00:00:00Z">
         <w:r>
           <w:rPr>
             <w:rStyle w:val="SpecialCharTok"/>
@@ -12478,12 +12513,12 @@
           <w:t xml:space="preserve">+</w:t>
         </w:r>
       </w:ins>
-      <w:ins w:id="597" w:author="PR Preview" w:date="2026-01-01T00:00:00Z">
+      <w:ins w:id="602" w:author="PR Preview" w:date="2026-01-01T00:00:00Z">
         <w:r>
           <w:br/>
         </w:r>
       </w:ins>
-      <w:ins w:id="598" w:author="PR Preview" w:date="2026-01-01T00:00:00Z">
+      <w:ins w:id="603" w:author="PR Preview" w:date="2026-01-01T00:00:00Z">
         <w:r>
           <w:rPr>
             <w:rStyle w:val="NormalTok"/>
@@ -12491,7 +12526,7 @@
           <w:t xml:space="preserve">    </w:t>
         </w:r>
       </w:ins>
-      <w:ins w:id="599" w:author="PR Preview" w:date="2026-01-01T00:00:00Z">
+      <w:ins w:id="604" w:author="PR Preview" w:date="2026-01-01T00:00:00Z">
         <w:r>
           <w:rPr>
             <w:rStyle w:val="FunctionTok"/>
@@ -12499,7 +12534,7 @@
           <w:t xml:space="preserve">bw_term</w:t>
         </w:r>
       </w:ins>
-      <w:ins w:id="600" w:author="PR Preview" w:date="2026-01-01T00:00:00Z">
+      <w:ins w:id="605" w:author="PR Preview" w:date="2026-01-01T00:00:00Z">
         <w:r>
           <w:rPr>
             <w:rStyle w:val="NormalTok"/>
@@ -12507,12 +12542,12 @@
           <w:t xml:space="preserve">(</w:t>
         </w:r>
       </w:ins>
-      <w:ins w:id="601" w:author="PR Preview" w:date="2026-01-01T00:00:00Z">
+      <w:ins w:id="606" w:author="PR Preview" w:date="2026-01-01T00:00:00Z">
         <w:r>
           <w:br/>
         </w:r>
       </w:ins>
-      <w:ins w:id="602" w:author="PR Preview" w:date="2026-01-01T00:00:00Z">
+      <w:ins w:id="607" w:author="PR Preview" w:date="2026-01-01T00:00:00Z">
         <w:r>
           <w:rPr>
             <w:rStyle w:val="NormalTok"/>
@@ -12520,7 +12555,7 @@
           <w:t xml:space="preserve">      bw_grouped</w:t>
         </w:r>
       </w:ins>
-      <w:ins w:id="603" w:author="PR Preview" w:date="2026-01-01T00:00:00Z">
+      <w:ins w:id="608" w:author="PR Preview" w:date="2026-01-01T00:00:00Z">
         <w:r>
           <w:rPr>
             <w:rStyle w:val="SpecialCharTok"/>
@@ -12528,7 +12563,7 @@
           <w:t xml:space="preserve">$</w:t>
         </w:r>
       </w:ins>
-      <w:ins w:id="604" w:author="PR Preview" w:date="2026-01-01T00:00:00Z">
+      <w:ins w:id="609" w:author="PR Preview" w:date="2026-01-01T00:00:00Z">
         <w:r>
           <w:rPr>
             <w:rStyle w:val="NormalTok"/>
@@ -12536,7 +12571,7 @@
           <w:t xml:space="preserve">nreps </w:t>
         </w:r>
       </w:ins>
-      <w:ins w:id="605" w:author="PR Preview" w:date="2026-01-01T00:00:00Z">
+      <w:ins w:id="610" w:author="PR Preview" w:date="2026-01-01T00:00:00Z">
         <w:r>
           <w:rPr>
             <w:rStyle w:val="SpecialCharTok"/>
@@ -12544,7 +12579,7 @@
           <w:t xml:space="preserve">-</w:t>
         </w:r>
       </w:ins>
-      <w:ins w:id="606" w:author="PR Preview" w:date="2026-01-01T00:00:00Z">
+      <w:ins w:id="611" w:author="PR Preview" w:date="2026-01-01T00:00:00Z">
         <w:r>
           <w:rPr>
             <w:rStyle w:val="NormalTok"/>
@@ -12552,7 +12587,7 @@
           <w:t xml:space="preserve"> bw_grouped</w:t>
         </w:r>
       </w:ins>
-      <w:ins w:id="607" w:author="PR Preview" w:date="2026-01-01T00:00:00Z">
+      <w:ins w:id="612" w:author="PR Preview" w:date="2026-01-01T00:00:00Z">
         <w:r>
           <w:rPr>
             <w:rStyle w:val="SpecialCharTok"/>
@@ -12560,7 +12595,7 @@
           <w:t xml:space="preserve">$</w:t>
         </w:r>
       </w:ins>
-      <w:ins w:id="608" w:author="PR Preview" w:date="2026-01-01T00:00:00Z">
+      <w:ins w:id="613" w:author="PR Preview" w:date="2026-01-01T00:00:00Z">
         <w:r>
           <w:rPr>
             <w:rStyle w:val="NormalTok"/>
@@ -12568,12 +12603,12 @@
           <w:t xml:space="preserve">nevents,</w:t>
         </w:r>
       </w:ins>
-      <w:ins w:id="609" w:author="PR Preview" w:date="2026-01-01T00:00:00Z">
+      <w:ins w:id="614" w:author="PR Preview" w:date="2026-01-01T00:00:00Z">
         <w:r>
           <w:br/>
         </w:r>
       </w:ins>
-      <w:ins w:id="610" w:author="PR Preview" w:date="2026-01-01T00:00:00Z">
+      <w:ins w:id="615" w:author="PR Preview" w:date="2026-01-01T00:00:00Z">
         <w:r>
           <w:rPr>
             <w:rStyle w:val="NormalTok"/>
@@ -12581,7 +12616,7 @@
           <w:t xml:space="preserve">      bw_grouped</w:t>
         </w:r>
       </w:ins>
-      <w:ins w:id="611" w:author="PR Preview" w:date="2026-01-01T00:00:00Z">
+      <w:ins w:id="616" w:author="PR Preview" w:date="2026-01-01T00:00:00Z">
         <w:r>
           <w:rPr>
             <w:rStyle w:val="SpecialCharTok"/>
@@ -12589,7 +12624,7 @@
           <w:t xml:space="preserve">$</w:t>
         </w:r>
       </w:ins>
-      <w:ins w:id="612" w:author="PR Preview" w:date="2026-01-01T00:00:00Z">
+      <w:ins w:id="617" w:author="PR Preview" w:date="2026-01-01T00:00:00Z">
         <w:r>
           <w:rPr>
             <w:rStyle w:val="NormalTok"/>
@@ -12597,7 +12632,7 @@
           <w:t xml:space="preserve">nreps </w:t>
         </w:r>
       </w:ins>
-      <w:ins w:id="613" w:author="PR Preview" w:date="2026-01-01T00:00:00Z">
+      <w:ins w:id="618" w:author="PR Preview" w:date="2026-01-01T00:00:00Z">
         <w:r>
           <w:rPr>
             <w:rStyle w:val="SpecialCharTok"/>
@@ -12605,7 +12640,7 @@
           <w:t xml:space="preserve">*</w:t>
         </w:r>
       </w:ins>
-      <w:ins w:id="614" w:author="PR Preview" w:date="2026-01-01T00:00:00Z">
+      <w:ins w:id="619" w:author="PR Preview" w:date="2026-01-01T00:00:00Z">
         <w:r>
           <w:rPr>
             <w:rStyle w:val="NormalTok"/>
@@ -12613,7 +12648,7 @@
           <w:t xml:space="preserve"> (</w:t>
         </w:r>
       </w:ins>
-      <w:ins w:id="615" w:author="PR Preview" w:date="2026-01-01T00:00:00Z">
+      <w:ins w:id="620" w:author="PR Preview" w:date="2026-01-01T00:00:00Z">
         <w:r>
           <w:rPr>
             <w:rStyle w:val="DecValTok"/>
@@ -12621,7 +12656,7 @@
           <w:t xml:space="preserve">1</w:t>
         </w:r>
       </w:ins>
-      <w:ins w:id="616" w:author="PR Preview" w:date="2026-01-01T00:00:00Z">
+      <w:ins w:id="621" w:author="PR Preview" w:date="2026-01-01T00:00:00Z">
         <w:r>
           <w:rPr>
             <w:rStyle w:val="NormalTok"/>
@@ -12629,7 +12664,7 @@
           <w:t xml:space="preserve"> </w:t>
         </w:r>
       </w:ins>
-      <w:ins w:id="617" w:author="PR Preview" w:date="2026-01-01T00:00:00Z">
+      <w:ins w:id="622" w:author="PR Preview" w:date="2026-01-01T00:00:00Z">
         <w:r>
           <w:rPr>
             <w:rStyle w:val="SpecialCharTok"/>
@@ -12637,7 +12672,7 @@
           <w:t xml:space="preserve">-</w:t>
         </w:r>
       </w:ins>
-      <w:ins w:id="618" w:author="PR Preview" w:date="2026-01-01T00:00:00Z">
+      <w:ins w:id="623" w:author="PR Preview" w:date="2026-01-01T00:00:00Z">
         <w:r>
           <w:rPr>
             <w:rStyle w:val="NormalTok"/>
@@ -12645,12 +12680,12 @@
           <w:t xml:space="preserve"> bw_phat)</w:t>
         </w:r>
       </w:ins>
-      <w:ins w:id="619" w:author="PR Preview" w:date="2026-01-01T00:00:00Z">
+      <w:ins w:id="624" w:author="PR Preview" w:date="2026-01-01T00:00:00Z">
         <w:r>
           <w:br/>
         </w:r>
       </w:ins>
-      <w:ins w:id="620" w:author="PR Preview" w:date="2026-01-01T00:00:00Z">
+      <w:ins w:id="625" w:author="PR Preview" w:date="2026-01-01T00:00:00Z">
         <w:r>
           <w:rPr>
             <w:rStyle w:val="NormalTok"/>
@@ -12658,12 +12693,12 @@
           <w:t xml:space="preserve">    )</w:t>
         </w:r>
       </w:ins>
-      <w:ins w:id="621" w:author="PR Preview" w:date="2026-01-01T00:00:00Z">
+      <w:ins w:id="626" w:author="PR Preview" w:date="2026-01-01T00:00:00Z">
         <w:r>
           <w:br/>
         </w:r>
       </w:ins>
-      <w:ins w:id="622" w:author="PR Preview" w:date="2026-01-01T00:00:00Z">
+      <w:ins w:id="627" w:author="PR Preview" w:date="2026-01-01T00:00:00Z">
         <w:r>
           <w:rPr>
             <w:rStyle w:val="NormalTok"/>
@@ -12671,12 +12706,12 @@
           <w:t xml:space="preserve">)</w:t>
         </w:r>
       </w:ins>
-      <w:ins w:id="623" w:author="PR Preview" w:date="2026-01-01T00:00:00Z">
+      <w:ins w:id="628" w:author="PR Preview" w:date="2026-01-01T00:00:00Z">
         <w:r>
           <w:br/>
         </w:r>
       </w:ins>
-      <w:ins w:id="624" w:author="PR Preview" w:date="2026-01-01T00:00:00Z">
+      <w:ins w:id="629" w:author="PR Preview" w:date="2026-01-01T00:00:00Z">
         <w:r>
           <w:rPr>
             <w:rStyle w:val="FunctionTok"/>
@@ -12684,7 +12719,7 @@
           <w:t xml:space="preserve">c</w:t>
         </w:r>
       </w:ins>
-      <w:ins w:id="625" w:author="PR Preview" w:date="2026-01-01T00:00:00Z">
+      <w:ins w:id="630" w:author="PR Preview" w:date="2026-01-01T00:00:00Z">
         <w:r>
           <w:rPr>
             <w:rStyle w:val="NormalTok"/>
@@ -12692,12 +12727,12 @@
           <w:t xml:space="preserve">(</w:t>
         </w:r>
       </w:ins>
-      <w:ins w:id="626" w:author="PR Preview" w:date="2026-01-01T00:00:00Z">
+      <w:ins w:id="631" w:author="PR Preview" w:date="2026-01-01T00:00:00Z">
         <w:r>
           <w:br/>
         </w:r>
       </w:ins>
-      <w:ins w:id="627" w:author="PR Preview" w:date="2026-01-01T00:00:00Z">
+      <w:ins w:id="632" w:author="PR Preview" w:date="2026-01-01T00:00:00Z">
         <w:r>
           <w:rPr>
             <w:rStyle w:val="NormalTok"/>
@@ -12705,7 +12740,7 @@
           <w:t xml:space="preserve">  </w:t>
         </w:r>
       </w:ins>
-      <w:ins w:id="628" w:author="PR Preview" w:date="2026-01-01T00:00:00Z">
+      <w:ins w:id="633" w:author="PR Preview" w:date="2026-01-01T00:00:00Z">
         <w:r>
           <w:rPr>
             <w:rStyle w:val="AttributeTok"/>
@@ -12713,7 +12748,7 @@
           <w:t xml:space="preserve">by_hand =</w:t>
         </w:r>
       </w:ins>
-      <w:ins w:id="629" w:author="PR Preview" w:date="2026-01-01T00:00:00Z">
+      <w:ins w:id="634" w:author="PR Preview" w:date="2026-01-01T00:00:00Z">
         <w:r>
           <w:rPr>
             <w:rStyle w:val="NormalTok"/>
@@ -12721,12 +12756,12 @@
           <w:t xml:space="preserve"> bw_sat_dev_hand,</w:t>
         </w:r>
       </w:ins>
-      <w:ins w:id="630" w:author="PR Preview" w:date="2026-01-01T00:00:00Z">
+      <w:ins w:id="635" w:author="PR Preview" w:date="2026-01-01T00:00:00Z">
         <w:r>
           <w:br/>
         </w:r>
       </w:ins>
-      <w:ins w:id="631" w:author="PR Preview" w:date="2026-01-01T00:00:00Z">
+      <w:ins w:id="636" w:author="PR Preview" w:date="2026-01-01T00:00:00Z">
         <w:r>
           <w:rPr>
             <w:rStyle w:val="NormalTok"/>
@@ -12734,7 +12769,7 @@
           <w:t xml:space="preserve">  </w:t>
         </w:r>
       </w:ins>
-      <w:ins w:id="632" w:author="PR Preview" w:date="2026-01-01T00:00:00Z">
+      <w:ins w:id="637" w:author="PR Preview" w:date="2026-01-01T00:00:00Z">
         <w:r>
           <w:rPr>
             <w:rStyle w:val="AttributeTok"/>
@@ -12742,7 +12777,7 @@
           <w:t xml:space="preserve">glm_grouped =</w:t>
         </w:r>
       </w:ins>
-      <w:ins w:id="633" w:author="PR Preview" w:date="2026-01-01T00:00:00Z">
+      <w:ins w:id="638" w:author="PR Preview" w:date="2026-01-01T00:00:00Z">
         <w:r>
           <w:rPr>
             <w:rStyle w:val="NormalTok"/>
@@ -12750,7 +12785,7 @@
           <w:t xml:space="preserve"> </w:t>
         </w:r>
       </w:ins>
-      <w:ins w:id="634" w:author="PR Preview" w:date="2026-01-01T00:00:00Z">
+      <w:ins w:id="639" w:author="PR Preview" w:date="2026-01-01T00:00:00Z">
         <w:r>
           <w:rPr>
             <w:rStyle w:val="FunctionTok"/>
@@ -12758,7 +12793,7 @@
           <w:t xml:space="preserve">deviance</w:t>
         </w:r>
       </w:ins>
-      <w:ins w:id="635" w:author="PR Preview" w:date="2026-01-01T00:00:00Z">
+      <w:ins w:id="640" w:author="PR Preview" w:date="2026-01-01T00:00:00Z">
         <w:r>
           <w:rPr>
             <w:rStyle w:val="NormalTok"/>
@@ -12766,12 +12801,12 @@
           <w:t xml:space="preserve">(bw_fit_grouped),</w:t>
         </w:r>
       </w:ins>
-      <w:ins w:id="636" w:author="PR Preview" w:date="2026-01-01T00:00:00Z">
+      <w:ins w:id="641" w:author="PR Preview" w:date="2026-01-01T00:00:00Z">
         <w:r>
           <w:br/>
         </w:r>
       </w:ins>
-      <w:ins w:id="637" w:author="PR Preview" w:date="2026-01-01T00:00:00Z">
+      <w:ins w:id="642" w:author="PR Preview" w:date="2026-01-01T00:00:00Z">
         <w:r>
           <w:rPr>
             <w:rStyle w:val="NormalTok"/>
@@ -12779,7 +12814,7 @@
           <w:t xml:space="preserve">  </w:t>
         </w:r>
       </w:ins>
-      <w:ins w:id="638" w:author="PR Preview" w:date="2026-01-01T00:00:00Z">
+      <w:ins w:id="643" w:author="PR Preview" w:date="2026-01-01T00:00:00Z">
         <w:r>
           <w:rPr>
             <w:rStyle w:val="AttributeTok"/>
@@ -12787,7 +12822,7 @@
           <w:t xml:space="preserve">glm_ungrouped =</w:t>
         </w:r>
       </w:ins>
-      <w:ins w:id="639" w:author="PR Preview" w:date="2026-01-01T00:00:00Z">
+      <w:ins w:id="644" w:author="PR Preview" w:date="2026-01-01T00:00:00Z">
         <w:r>
           <w:rPr>
             <w:rStyle w:val="NormalTok"/>
@@ -12795,7 +12830,7 @@
           <w:t xml:space="preserve"> </w:t>
         </w:r>
       </w:ins>
-      <w:ins w:id="640" w:author="PR Preview" w:date="2026-01-01T00:00:00Z">
+      <w:ins w:id="645" w:author="PR Preview" w:date="2026-01-01T00:00:00Z">
         <w:r>
           <w:rPr>
             <w:rStyle w:val="FunctionTok"/>
@@ -12803,7 +12838,7 @@
           <w:t xml:space="preserve">deviance</w:t>
         </w:r>
       </w:ins>
-      <w:ins w:id="641" w:author="PR Preview" w:date="2026-01-01T00:00:00Z">
+      <w:ins w:id="646" w:author="PR Preview" w:date="2026-01-01T00:00:00Z">
         <w:r>
           <w:rPr>
             <w:rStyle w:val="NormalTok"/>
@@ -12811,12 +12846,12 @@
           <w:t xml:space="preserve">(bw_fit)</w:t>
         </w:r>
       </w:ins>
-      <w:ins w:id="642" w:author="PR Preview" w:date="2026-01-01T00:00:00Z">
+      <w:ins w:id="647" w:author="PR Preview" w:date="2026-01-01T00:00:00Z">
         <w:r>
           <w:br/>
         </w:r>
       </w:ins>
-      <w:ins w:id="643" w:author="PR Preview" w:date="2026-01-01T00:00:00Z">
+      <w:ins w:id="648" w:author="PR Preview" w:date="2026-01-01T00:00:00Z">
         <w:r>
           <w:rPr>
             <w:rStyle w:val="NormalTok"/>
@@ -12824,12 +12859,12 @@
           <w:t xml:space="preserve">)</w:t>
         </w:r>
       </w:ins>
-      <w:ins w:id="644" w:author="PR Preview" w:date="2026-01-01T00:00:00Z">
+      <w:ins w:id="649" w:author="PR Preview" w:date="2026-01-01T00:00:00Z">
         <w:r>
           <w:br/>
         </w:r>
       </w:ins>
-      <w:ins w:id="645" w:author="PR Preview" w:date="2026-01-01T00:00:00Z">
+      <w:ins w:id="650" w:author="PR Preview" w:date="2026-01-01T00:00:00Z">
         <w:r>
           <w:rPr>
             <w:rStyle w:val="CommentTok"/>
@@ -12837,12 +12872,12 @@
           <w:t xml:space="preserve">#&gt;       by_hand   glm_grouped glm_ungrouped </w:t>
         </w:r>
       </w:ins>
-      <w:ins w:id="646" w:author="PR Preview" w:date="2026-01-01T00:00:00Z">
+      <w:ins w:id="651" w:author="PR Preview" w:date="2026-01-01T00:00:00Z">
         <w:r>
           <w:br/>
         </w:r>
       </w:ins>
-      <w:ins w:id="647" w:author="PR Preview" w:date="2026-01-01T00:00:00Z">
+      <w:ins w:id="652" w:author="PR Preview" w:date="2026-01-01T00:00:00Z">
         <w:r>
           <w:rPr>
             <w:rStyle w:val="CommentTok"/>
@@ -12855,12 +12890,12 @@
       <w:pPr>
         <w:pStyle w:val="FirstParagraph"/>
       </w:pPr>
-      <w:ins w:id="648" w:author="PR Preview" w:date="2026-01-01T00:00:00Z">
+      <w:ins w:id="653" w:author="PR Preview" w:date="2026-01-01T00:00:00Z">
         <w:r>
           <w:t xml:space="preserve">The deviance relative to the saturated model is</w:t>
         </w:r>
       </w:ins>
-      <w:ins w:id="649" w:author="PR Preview" w:date="2026-01-01T00:00:00Z">
+      <w:ins w:id="654" w:author="PR Preview" w:date="2026-01-01T00:00:00Z">
         <w:r>
           <w:t xml:space="preserve"> </w:t>
         </w:r>
@@ -12903,27 +12938,27 @@
           <m:t>3.157</m:t>
         </m:r>
       </m:oMath>
-      <w:ins w:id="650" w:author="PR Preview" w:date="2026-01-01T00:00:00Z">
-        <w:r>
-          <w:t xml:space="preserve"> </w:t>
-        </w:r>
-      </w:ins>
-      <w:ins w:id="651" w:author="PR Preview" w:date="2026-01-01T00:00:00Z">
+      <w:ins w:id="655" w:author="PR Preview" w:date="2026-01-01T00:00:00Z">
+        <w:r>
+          <w:t xml:space="preserve"> </w:t>
+        </w:r>
+      </w:ins>
+      <w:ins w:id="656" w:author="PR Preview" w:date="2026-01-01T00:00:00Z">
         <w:r>
           <w:t xml:space="preserve">on the grouped counts,</w:t>
         </w:r>
       </w:ins>
-      <w:ins w:id="652" w:author="PR Preview" w:date="2026-01-01T00:00:00Z">
-        <w:r>
-          <w:t xml:space="preserve"> </w:t>
-        </w:r>
-      </w:ins>
-      <w:ins w:id="653" w:author="PR Preview" w:date="2026-01-01T00:00:00Z">
+      <w:ins w:id="657" w:author="PR Preview" w:date="2026-01-01T00:00:00Z">
+        <w:r>
+          <w:t xml:space="preserve"> </w:t>
+        </w:r>
+      </w:ins>
+      <w:ins w:id="658" w:author="PR Preview" w:date="2026-01-01T00:00:00Z">
         <w:r>
           <w:t xml:space="preserve">and the deviance is</w:t>
         </w:r>
       </w:ins>
-      <w:ins w:id="654" w:author="PR Preview" w:date="2026-01-01T00:00:00Z">
+      <w:ins w:id="659" w:author="PR Preview" w:date="2026-01-01T00:00:00Z">
         <w:r>
           <w:t xml:space="preserve"> </w:t>
         </w:r>
@@ -12942,12 +12977,12 @@
           <m:t>219.975</m:t>
         </m:r>
       </m:oMath>
-      <w:ins w:id="655" w:author="PR Preview" w:date="2026-01-01T00:00:00Z">
-        <w:r>
-          <w:t xml:space="preserve"> </w:t>
-        </w:r>
-      </w:ins>
-      <w:ins w:id="656" w:author="PR Preview" w:date="2026-01-01T00:00:00Z">
+      <w:ins w:id="660" w:author="PR Preview" w:date="2026-01-01T00:00:00Z">
+        <w:r>
+          <w:t xml:space="preserve"> </w:t>
+        </w:r>
+      </w:ins>
+      <w:ins w:id="661" w:author="PR Preview" w:date="2026-01-01T00:00:00Z">
         <w:r>
           <w:t xml:space="preserve">on the individual babies.</w:t>
         </w:r>
@@ -12959,7 +12994,7 @@
       <w:pPr>
         <w:pStyle w:val="BodyText"/>
       </w:pPr>
-      <w:ins w:id="657" w:author="PR Preview" w:date="2026-01-01T00:00:00Z">
+      <w:ins w:id="662" w:author="PR Preview" w:date="2026-01-01T00:00:00Z">
         <w:r>
           <w:rPr>
             <w:b/>
@@ -12968,23 +13003,23 @@
           <w:t xml:space="preserve">Example 8 (The shift between the two deviances)</w:t>
         </w:r>
       </w:ins>
-      <w:ins w:id="658" w:author="PR Preview" w:date="2026-01-01T00:00:00Z">
-        <w:r>
-          <w:t xml:space="preserve"> </w:t>
-        </w:r>
-      </w:ins>
-      <w:ins w:id="659" w:author="PR Preview" w:date="2026-01-01T00:00:00Z">
+      <w:ins w:id="663" w:author="PR Preview" w:date="2026-01-01T00:00:00Z">
+        <w:r>
+          <w:t xml:space="preserve"> </w:t>
+        </w:r>
+      </w:ins>
+      <w:ins w:id="664" w:author="PR Preview" w:date="2026-01-01T00:00:00Z">
         <w:r>
           <w:t xml:space="preserve">For the two fits of</w:t>
         </w:r>
       </w:ins>
-      <w:ins w:id="660" w:author="PR Preview" w:date="2026-01-01T00:00:00Z">
+      <w:ins w:id="665" w:author="PR Preview" w:date="2026-01-01T00:00:00Z">
         <w:r>
           <w:t xml:space="preserve"> </w:t>
         </w:r>
       </w:ins>
       <w:hyperlink w:anchor="exm-saturated-deviance">
-        <w:ins w:id="661" w:author="PR Preview" w:date="2026-01-01T00:00:00Z">
+        <w:ins w:id="666" w:author="PR Preview" w:date="2026-01-01T00:00:00Z">
           <w:r>
             <w:rPr>
               <w:rStyle w:val="Hyperlink"/>
@@ -12993,18 +13028,18 @@
           </w:r>
         </w:ins>
       </w:hyperlink>
-      <w:ins w:id="662" w:author="PR Preview" w:date="2026-01-01T00:00:00Z">
+      <w:ins w:id="667" w:author="PR Preview" w:date="2026-01-01T00:00:00Z">
         <w:r>
           <w:t xml:space="preserve">,</w:t>
         </w:r>
       </w:ins>
-      <w:ins w:id="663" w:author="PR Preview" w:date="2026-01-01T00:00:00Z">
+      <w:ins w:id="668" w:author="PR Preview" w:date="2026-01-01T00:00:00Z">
         <w:r>
           <w:t xml:space="preserve"> </w:t>
         </w:r>
       </w:ins>
       <w:hyperlink w:anchor="cor-deviance-shift">
-        <w:ins w:id="664" w:author="PR Preview" w:date="2026-01-01T00:00:00Z">
+        <w:ins w:id="669" w:author="PR Preview" w:date="2026-01-01T00:00:00Z">
           <w:r>
             <w:rPr>
               <w:rStyle w:val="Hyperlink"/>
@@ -13013,17 +13048,17 @@
           </w:r>
         </w:ins>
       </w:hyperlink>
-      <w:ins w:id="665" w:author="PR Preview" w:date="2026-01-01T00:00:00Z">
-        <w:r>
-          <w:t xml:space="preserve"> </w:t>
-        </w:r>
-      </w:ins>
-      <w:ins w:id="666" w:author="PR Preview" w:date="2026-01-01T00:00:00Z">
+      <w:ins w:id="670" w:author="PR Preview" w:date="2026-01-01T00:00:00Z">
+        <w:r>
+          <w:t xml:space="preserve"> </w:t>
+        </w:r>
+      </w:ins>
+      <w:ins w:id="671" w:author="PR Preview" w:date="2026-01-01T00:00:00Z">
         <w:r>
           <w:t xml:space="preserve">says that</w:t>
         </w:r>
       </w:ins>
-      <w:ins w:id="667" w:author="PR Preview" w:date="2026-01-01T00:00:00Z">
+      <w:ins w:id="672" w:author="PR Preview" w:date="2026-01-01T00:00:00Z">
         <w:r>
           <w:t xml:space="preserve"> </w:t>
         </w:r>
@@ -13108,38 +13143,38 @@
           </m:sub>
         </m:sSub>
       </m:oMath>
-      <w:ins w:id="668" w:author="PR Preview" w:date="2026-01-01T00:00:00Z">
+      <w:ins w:id="673" w:author="PR Preview" w:date="2026-01-01T00:00:00Z">
         <w:r>
           <w:t xml:space="preserve">.</w:t>
         </w:r>
       </w:ins>
-      <w:ins w:id="669" w:author="PR Preview" w:date="2026-01-01T00:00:00Z">
-        <w:r>
-          <w:t xml:space="preserve"> </w:t>
-        </w:r>
-      </w:ins>
-      <w:ins w:id="670" w:author="PR Preview" w:date="2026-01-01T00:00:00Z">
+      <w:ins w:id="674" w:author="PR Preview" w:date="2026-01-01T00:00:00Z">
+        <w:r>
+          <w:t xml:space="preserve"> </w:t>
+        </w:r>
+      </w:ins>
+      <w:ins w:id="675" w:author="PR Preview" w:date="2026-01-01T00:00:00Z">
         <w:r>
           <w:t xml:space="preserve">The left side is 216.818.</w:t>
         </w:r>
       </w:ins>
-      <w:ins w:id="671" w:author="PR Preview" w:date="2026-01-01T00:00:00Z">
-        <w:r>
-          <w:t xml:space="preserve"> </w:t>
-        </w:r>
-      </w:ins>
-      <w:ins w:id="672" w:author="PR Preview" w:date="2026-01-01T00:00:00Z">
+      <w:ins w:id="676" w:author="PR Preview" w:date="2026-01-01T00:00:00Z">
+        <w:r>
+          <w:t xml:space="preserve"> </w:t>
+        </w:r>
+      </w:ins>
+      <w:ins w:id="677" w:author="PR Preview" w:date="2026-01-01T00:00:00Z">
         <w:r>
           <w:t xml:space="preserve">We compute the right side from the observed proportions of</w:t>
         </w:r>
       </w:ins>
-      <w:ins w:id="673" w:author="PR Preview" w:date="2026-01-01T00:00:00Z">
+      <w:ins w:id="678" w:author="PR Preview" w:date="2026-01-01T00:00:00Z">
         <w:r>
           <w:t xml:space="preserve"> </w:t>
         </w:r>
       </w:ins>
       <w:hyperlink w:anchor="thm-saturated-mle">
-        <w:ins w:id="674" w:author="PR Preview" w:date="2026-01-01T00:00:00Z">
+        <w:ins w:id="679" w:author="PR Preview" w:date="2026-01-01T00:00:00Z">
           <w:r>
             <w:rPr>
               <w:rStyle w:val="Hyperlink"/>
@@ -13148,7 +13183,7 @@
           </w:r>
         </w:ins>
       </w:hyperlink>
-      <w:ins w:id="675" w:author="PR Preview" w:date="2026-01-01T00:00:00Z">
+      <w:ins w:id="680" w:author="PR Preview" w:date="2026-01-01T00:00:00Z">
         <w:r>
           <w:t xml:space="preserve">.</w:t>
         </w:r>
@@ -13158,7 +13193,7 @@
       <w:pPr>
         <w:pStyle w:val="SourceCode"/>
       </w:pPr>
-      <w:ins w:id="676" w:author="PR Preview" w:date="2026-01-01T00:00:00Z">
+      <w:ins w:id="681" w:author="PR Preview" w:date="2026-01-01T00:00:00Z">
         <w:r>
           <w:rPr>
             <w:rStyle w:val="CommentTok"/>
@@ -13166,12 +13201,12 @@
           <w:t xml:space="preserve"># twice the saturated log-likelihood, from the observed proportions</w:t>
         </w:r>
       </w:ins>
-      <w:ins w:id="677" w:author="PR Preview" w:date="2026-01-01T00:00:00Z">
+      <w:ins w:id="682" w:author="PR Preview" w:date="2026-01-01T00:00:00Z">
         <w:r>
           <w:br/>
         </w:r>
       </w:ins>
-      <w:ins w:id="678" w:author="PR Preview" w:date="2026-01-01T00:00:00Z">
+      <w:ins w:id="683" w:author="PR Preview" w:date="2026-01-01T00:00:00Z">
         <w:r>
           <w:rPr>
             <w:rStyle w:val="NormalTok"/>
@@ -13179,7 +13214,7 @@
           <w:t xml:space="preserve">bw_phat_sat </w:t>
         </w:r>
       </w:ins>
-      <w:ins w:id="679" w:author="PR Preview" w:date="2026-01-01T00:00:00Z">
+      <w:ins w:id="684" w:author="PR Preview" w:date="2026-01-01T00:00:00Z">
         <w:r>
           <w:rPr>
             <w:rStyle w:val="OtherTok"/>
@@ -13187,7 +13222,7 @@
           <w:t xml:space="preserve">&lt;-</w:t>
         </w:r>
       </w:ins>
-      <w:ins w:id="680" w:author="PR Preview" w:date="2026-01-01T00:00:00Z">
+      <w:ins w:id="685" w:author="PR Preview" w:date="2026-01-01T00:00:00Z">
         <w:r>
           <w:rPr>
             <w:rStyle w:val="NormalTok"/>
@@ -13195,7 +13230,7 @@
           <w:t xml:space="preserve"> bw_grouped</w:t>
         </w:r>
       </w:ins>
-      <w:ins w:id="681" w:author="PR Preview" w:date="2026-01-01T00:00:00Z">
+      <w:ins w:id="686" w:author="PR Preview" w:date="2026-01-01T00:00:00Z">
         <w:r>
           <w:rPr>
             <w:rStyle w:val="SpecialCharTok"/>
@@ -13203,7 +13238,7 @@
           <w:t xml:space="preserve">$</w:t>
         </w:r>
       </w:ins>
-      <w:ins w:id="682" w:author="PR Preview" w:date="2026-01-01T00:00:00Z">
+      <w:ins w:id="687" w:author="PR Preview" w:date="2026-01-01T00:00:00Z">
         <w:r>
           <w:rPr>
             <w:rStyle w:val="NormalTok"/>
@@ -13211,7 +13246,7 @@
           <w:t xml:space="preserve">nevents </w:t>
         </w:r>
       </w:ins>
-      <w:ins w:id="683" w:author="PR Preview" w:date="2026-01-01T00:00:00Z">
+      <w:ins w:id="688" w:author="PR Preview" w:date="2026-01-01T00:00:00Z">
         <w:r>
           <w:rPr>
             <w:rStyle w:val="SpecialCharTok"/>
@@ -13219,7 +13254,7 @@
           <w:t xml:space="preserve">/</w:t>
         </w:r>
       </w:ins>
-      <w:ins w:id="684" w:author="PR Preview" w:date="2026-01-01T00:00:00Z">
+      <w:ins w:id="689" w:author="PR Preview" w:date="2026-01-01T00:00:00Z">
         <w:r>
           <w:rPr>
             <w:rStyle w:val="NormalTok"/>
@@ -13227,7 +13262,7 @@
           <w:t xml:space="preserve"> bw_grouped</w:t>
         </w:r>
       </w:ins>
-      <w:ins w:id="685" w:author="PR Preview" w:date="2026-01-01T00:00:00Z">
+      <w:ins w:id="690" w:author="PR Preview" w:date="2026-01-01T00:00:00Z">
         <w:r>
           <w:rPr>
             <w:rStyle w:val="SpecialCharTok"/>
@@ -13235,7 +13270,7 @@
           <w:t xml:space="preserve">$</w:t>
         </w:r>
       </w:ins>
-      <w:ins w:id="686" w:author="PR Preview" w:date="2026-01-01T00:00:00Z">
+      <w:ins w:id="691" w:author="PR Preview" w:date="2026-01-01T00:00:00Z">
         <w:r>
           <w:rPr>
             <w:rStyle w:val="NormalTok"/>
@@ -13243,12 +13278,12 @@
           <w:t xml:space="preserve">nreps</w:t>
         </w:r>
       </w:ins>
-      <w:ins w:id="687" w:author="PR Preview" w:date="2026-01-01T00:00:00Z">
+      <w:ins w:id="692" w:author="PR Preview" w:date="2026-01-01T00:00:00Z">
         <w:r>
           <w:br/>
         </w:r>
       </w:ins>
-      <w:ins w:id="688" w:author="PR Preview" w:date="2026-01-01T00:00:00Z">
+      <w:ins w:id="693" w:author="PR Preview" w:date="2026-01-01T00:00:00Z">
         <w:r>
           <w:rPr>
             <w:rStyle w:val="NormalTok"/>
@@ -13256,7 +13291,7 @@
           <w:t xml:space="preserve">bw_two_llik_sat </w:t>
         </w:r>
       </w:ins>
-      <w:ins w:id="689" w:author="PR Preview" w:date="2026-01-01T00:00:00Z">
+      <w:ins w:id="694" w:author="PR Preview" w:date="2026-01-01T00:00:00Z">
         <w:r>
           <w:rPr>
             <w:rStyle w:val="OtherTok"/>
@@ -13264,7 +13299,7 @@
           <w:t xml:space="preserve">&lt;-</w:t>
         </w:r>
       </w:ins>
-      <w:ins w:id="690" w:author="PR Preview" w:date="2026-01-01T00:00:00Z">
+      <w:ins w:id="695" w:author="PR Preview" w:date="2026-01-01T00:00:00Z">
         <w:r>
           <w:rPr>
             <w:rStyle w:val="NormalTok"/>
@@ -13272,7 +13307,7 @@
           <w:t xml:space="preserve"> </w:t>
         </w:r>
       </w:ins>
-      <w:ins w:id="691" w:author="PR Preview" w:date="2026-01-01T00:00:00Z">
+      <w:ins w:id="696" w:author="PR Preview" w:date="2026-01-01T00:00:00Z">
         <w:r>
           <w:rPr>
             <w:rStyle w:val="DecValTok"/>
@@ -13280,7 +13315,7 @@
           <w:t xml:space="preserve">2</w:t>
         </w:r>
       </w:ins>
-      <w:ins w:id="692" w:author="PR Preview" w:date="2026-01-01T00:00:00Z">
+      <w:ins w:id="697" w:author="PR Preview" w:date="2026-01-01T00:00:00Z">
         <w:r>
           <w:rPr>
             <w:rStyle w:val="NormalTok"/>
@@ -13288,7 +13323,7 @@
           <w:t xml:space="preserve"> </w:t>
         </w:r>
       </w:ins>
-      <w:ins w:id="693" w:author="PR Preview" w:date="2026-01-01T00:00:00Z">
+      <w:ins w:id="698" w:author="PR Preview" w:date="2026-01-01T00:00:00Z">
         <w:r>
           <w:rPr>
             <w:rStyle w:val="SpecialCharTok"/>
@@ -13296,7 +13331,7 @@
           <w:t xml:space="preserve">*</w:t>
         </w:r>
       </w:ins>
-      <w:ins w:id="694" w:author="PR Preview" w:date="2026-01-01T00:00:00Z">
+      <w:ins w:id="699" w:author="PR Preview" w:date="2026-01-01T00:00:00Z">
         <w:r>
           <w:rPr>
             <w:rStyle w:val="NormalTok"/>
@@ -13304,7 +13339,7 @@
           <w:t xml:space="preserve"> </w:t>
         </w:r>
       </w:ins>
-      <w:ins w:id="695" w:author="PR Preview" w:date="2026-01-01T00:00:00Z">
+      <w:ins w:id="700" w:author="PR Preview" w:date="2026-01-01T00:00:00Z">
         <w:r>
           <w:rPr>
             <w:rStyle w:val="FunctionTok"/>
@@ -13312,7 +13347,7 @@
           <w:t xml:space="preserve">sum</w:t>
         </w:r>
       </w:ins>
-      <w:ins w:id="696" w:author="PR Preview" w:date="2026-01-01T00:00:00Z">
+      <w:ins w:id="701" w:author="PR Preview" w:date="2026-01-01T00:00:00Z">
         <w:r>
           <w:rPr>
             <w:rStyle w:val="NormalTok"/>
@@ -13320,12 +13355,12 @@
           <w:t xml:space="preserve">(</w:t>
         </w:r>
       </w:ins>
-      <w:ins w:id="697" w:author="PR Preview" w:date="2026-01-01T00:00:00Z">
+      <w:ins w:id="702" w:author="PR Preview" w:date="2026-01-01T00:00:00Z">
         <w:r>
           <w:br/>
         </w:r>
       </w:ins>
-      <w:ins w:id="698" w:author="PR Preview" w:date="2026-01-01T00:00:00Z">
+      <w:ins w:id="703" w:author="PR Preview" w:date="2026-01-01T00:00:00Z">
         <w:r>
           <w:rPr>
             <w:rStyle w:val="NormalTok"/>
@@ -13333,7 +13368,7 @@
           <w:t xml:space="preserve">  </w:t>
         </w:r>
       </w:ins>
-      <w:ins w:id="699" w:author="PR Preview" w:date="2026-01-01T00:00:00Z">
+      <w:ins w:id="704" w:author="PR Preview" w:date="2026-01-01T00:00:00Z">
         <w:r>
           <w:rPr>
             <w:rStyle w:val="FunctionTok"/>
@@ -13341,7 +13376,7 @@
           <w:t xml:space="preserve">ifelse</w:t>
         </w:r>
       </w:ins>
-      <w:ins w:id="700" w:author="PR Preview" w:date="2026-01-01T00:00:00Z">
+      <w:ins w:id="705" w:author="PR Preview" w:date="2026-01-01T00:00:00Z">
         <w:r>
           <w:rPr>
             <w:rStyle w:val="NormalTok"/>
@@ -13349,7 +13384,7 @@
           <w:t xml:space="preserve">(bw_grouped</w:t>
         </w:r>
       </w:ins>
-      <w:ins w:id="701" w:author="PR Preview" w:date="2026-01-01T00:00:00Z">
+      <w:ins w:id="706" w:author="PR Preview" w:date="2026-01-01T00:00:00Z">
         <w:r>
           <w:rPr>
             <w:rStyle w:val="SpecialCharTok"/>
@@ -13357,7 +13392,7 @@
           <w:t xml:space="preserve">$</w:t>
         </w:r>
       </w:ins>
-      <w:ins w:id="702" w:author="PR Preview" w:date="2026-01-01T00:00:00Z">
+      <w:ins w:id="707" w:author="PR Preview" w:date="2026-01-01T00:00:00Z">
         <w:r>
           <w:rPr>
             <w:rStyle w:val="NormalTok"/>
@@ -13365,7 +13400,7 @@
           <w:t xml:space="preserve">nevents </w:t>
         </w:r>
       </w:ins>
-      <w:ins w:id="703" w:author="PR Preview" w:date="2026-01-01T00:00:00Z">
+      <w:ins w:id="708" w:author="PR Preview" w:date="2026-01-01T00:00:00Z">
         <w:r>
           <w:rPr>
             <w:rStyle w:val="SpecialCharTok"/>
@@ -13373,7 +13408,7 @@
           <w:t xml:space="preserve">==</w:t>
         </w:r>
       </w:ins>
-      <w:ins w:id="704" w:author="PR Preview" w:date="2026-01-01T00:00:00Z">
+      <w:ins w:id="709" w:author="PR Preview" w:date="2026-01-01T00:00:00Z">
         <w:r>
           <w:rPr>
             <w:rStyle w:val="NormalTok"/>
@@ -13381,7 +13416,7 @@
           <w:t xml:space="preserve"> </w:t>
         </w:r>
       </w:ins>
-      <w:ins w:id="705" w:author="PR Preview" w:date="2026-01-01T00:00:00Z">
+      <w:ins w:id="710" w:author="PR Preview" w:date="2026-01-01T00:00:00Z">
         <w:r>
           <w:rPr>
             <w:rStyle w:val="DecValTok"/>
@@ -13389,7 +13424,7 @@
           <w:t xml:space="preserve">0</w:t>
         </w:r>
       </w:ins>
-      <w:ins w:id="706" w:author="PR Preview" w:date="2026-01-01T00:00:00Z">
+      <w:ins w:id="711" w:author="PR Preview" w:date="2026-01-01T00:00:00Z">
         <w:r>
           <w:rPr>
             <w:rStyle w:val="NormalTok"/>
@@ -13397,7 +13432,7 @@
           <w:t xml:space="preserve">, </w:t>
         </w:r>
       </w:ins>
-      <w:ins w:id="707" w:author="PR Preview" w:date="2026-01-01T00:00:00Z">
+      <w:ins w:id="712" w:author="PR Preview" w:date="2026-01-01T00:00:00Z">
         <w:r>
           <w:rPr>
             <w:rStyle w:val="DecValTok"/>
@@ -13405,7 +13440,7 @@
           <w:t xml:space="preserve">0</w:t>
         </w:r>
       </w:ins>
-      <w:ins w:id="708" w:author="PR Preview" w:date="2026-01-01T00:00:00Z">
+      <w:ins w:id="713" w:author="PR Preview" w:date="2026-01-01T00:00:00Z">
         <w:r>
           <w:rPr>
             <w:rStyle w:val="NormalTok"/>
@@ -13413,7 +13448,7 @@
           <w:t xml:space="preserve">, bw_grouped</w:t>
         </w:r>
       </w:ins>
-      <w:ins w:id="709" w:author="PR Preview" w:date="2026-01-01T00:00:00Z">
+      <w:ins w:id="714" w:author="PR Preview" w:date="2026-01-01T00:00:00Z">
         <w:r>
           <w:rPr>
             <w:rStyle w:val="SpecialCharTok"/>
@@ -13421,7 +13456,7 @@
           <w:t xml:space="preserve">$</w:t>
         </w:r>
       </w:ins>
-      <w:ins w:id="710" w:author="PR Preview" w:date="2026-01-01T00:00:00Z">
+      <w:ins w:id="715" w:author="PR Preview" w:date="2026-01-01T00:00:00Z">
         <w:r>
           <w:rPr>
             <w:rStyle w:val="NormalTok"/>
@@ -13429,7 +13464,7 @@
           <w:t xml:space="preserve">nevents </w:t>
         </w:r>
       </w:ins>
-      <w:ins w:id="711" w:author="PR Preview" w:date="2026-01-01T00:00:00Z">
+      <w:ins w:id="716" w:author="PR Preview" w:date="2026-01-01T00:00:00Z">
         <w:r>
           <w:rPr>
             <w:rStyle w:val="SpecialCharTok"/>
@@ -13437,7 +13472,7 @@
           <w:t xml:space="preserve">*</w:t>
         </w:r>
       </w:ins>
-      <w:ins w:id="712" w:author="PR Preview" w:date="2026-01-01T00:00:00Z">
+      <w:ins w:id="717" w:author="PR Preview" w:date="2026-01-01T00:00:00Z">
         <w:r>
           <w:rPr>
             <w:rStyle w:val="NormalTok"/>
@@ -13445,7 +13480,7 @@
           <w:t xml:space="preserve"> </w:t>
         </w:r>
       </w:ins>
-      <w:ins w:id="713" w:author="PR Preview" w:date="2026-01-01T00:00:00Z">
+      <w:ins w:id="718" w:author="PR Preview" w:date="2026-01-01T00:00:00Z">
         <w:r>
           <w:rPr>
             <w:rStyle w:val="FunctionTok"/>
@@ -13453,7 +13488,7 @@
           <w:t xml:space="preserve">log</w:t>
         </w:r>
       </w:ins>
-      <w:ins w:id="714" w:author="PR Preview" w:date="2026-01-01T00:00:00Z">
+      <w:ins w:id="719" w:author="PR Preview" w:date="2026-01-01T00:00:00Z">
         <w:r>
           <w:rPr>
             <w:rStyle w:val="NormalTok"/>
@@ -13461,7 +13496,7 @@
           <w:t xml:space="preserve">(bw_phat_sat)) </w:t>
         </w:r>
       </w:ins>
-      <w:ins w:id="715" w:author="PR Preview" w:date="2026-01-01T00:00:00Z">
+      <w:ins w:id="720" w:author="PR Preview" w:date="2026-01-01T00:00:00Z">
         <w:r>
           <w:rPr>
             <w:rStyle w:val="SpecialCharTok"/>
@@ -13469,12 +13504,12 @@
           <w:t xml:space="preserve">+</w:t>
         </w:r>
       </w:ins>
-      <w:ins w:id="716" w:author="PR Preview" w:date="2026-01-01T00:00:00Z">
+      <w:ins w:id="721" w:author="PR Preview" w:date="2026-01-01T00:00:00Z">
         <w:r>
           <w:br/>
         </w:r>
       </w:ins>
-      <w:ins w:id="717" w:author="PR Preview" w:date="2026-01-01T00:00:00Z">
+      <w:ins w:id="722" w:author="PR Preview" w:date="2026-01-01T00:00:00Z">
         <w:r>
           <w:rPr>
             <w:rStyle w:val="NormalTok"/>
@@ -13482,7 +13517,7 @@
           <w:t xml:space="preserve">    </w:t>
         </w:r>
       </w:ins>
-      <w:ins w:id="718" w:author="PR Preview" w:date="2026-01-01T00:00:00Z">
+      <w:ins w:id="723" w:author="PR Preview" w:date="2026-01-01T00:00:00Z">
         <w:r>
           <w:rPr>
             <w:rStyle w:val="FunctionTok"/>
@@ -13490,7 +13525,7 @@
           <w:t xml:space="preserve">ifelse</w:t>
         </w:r>
       </w:ins>
-      <w:ins w:id="719" w:author="PR Preview" w:date="2026-01-01T00:00:00Z">
+      <w:ins w:id="724" w:author="PR Preview" w:date="2026-01-01T00:00:00Z">
         <w:r>
           <w:rPr>
             <w:rStyle w:val="NormalTok"/>
@@ -13498,12 +13533,12 @@
           <w:t xml:space="preserve">(</w:t>
         </w:r>
       </w:ins>
-      <w:ins w:id="720" w:author="PR Preview" w:date="2026-01-01T00:00:00Z">
+      <w:ins w:id="725" w:author="PR Preview" w:date="2026-01-01T00:00:00Z">
         <w:r>
           <w:br/>
         </w:r>
       </w:ins>
-      <w:ins w:id="721" w:author="PR Preview" w:date="2026-01-01T00:00:00Z">
+      <w:ins w:id="726" w:author="PR Preview" w:date="2026-01-01T00:00:00Z">
         <w:r>
           <w:rPr>
             <w:rStyle w:val="NormalTok"/>
@@ -13511,7 +13546,7 @@
           <w:t xml:space="preserve">      bw_grouped</w:t>
         </w:r>
       </w:ins>
-      <w:ins w:id="722" w:author="PR Preview" w:date="2026-01-01T00:00:00Z">
+      <w:ins w:id="727" w:author="PR Preview" w:date="2026-01-01T00:00:00Z">
         <w:r>
           <w:rPr>
             <w:rStyle w:val="SpecialCharTok"/>
@@ -13519,7 +13554,7 @@
           <w:t xml:space="preserve">$</w:t>
         </w:r>
       </w:ins>
-      <w:ins w:id="723" w:author="PR Preview" w:date="2026-01-01T00:00:00Z">
+      <w:ins w:id="728" w:author="PR Preview" w:date="2026-01-01T00:00:00Z">
         <w:r>
           <w:rPr>
             <w:rStyle w:val="NormalTok"/>
@@ -13527,7 +13562,7 @@
           <w:t xml:space="preserve">nreps </w:t>
         </w:r>
       </w:ins>
-      <w:ins w:id="724" w:author="PR Preview" w:date="2026-01-01T00:00:00Z">
+      <w:ins w:id="729" w:author="PR Preview" w:date="2026-01-01T00:00:00Z">
         <w:r>
           <w:rPr>
             <w:rStyle w:val="SpecialCharTok"/>
@@ -13535,7 +13570,7 @@
           <w:t xml:space="preserve">==</w:t>
         </w:r>
       </w:ins>
-      <w:ins w:id="725" w:author="PR Preview" w:date="2026-01-01T00:00:00Z">
+      <w:ins w:id="730" w:author="PR Preview" w:date="2026-01-01T00:00:00Z">
         <w:r>
           <w:rPr>
             <w:rStyle w:val="NormalTok"/>
@@ -13543,7 +13578,7 @@
           <w:t xml:space="preserve"> bw_grouped</w:t>
         </w:r>
       </w:ins>
-      <w:ins w:id="726" w:author="PR Preview" w:date="2026-01-01T00:00:00Z">
+      <w:ins w:id="731" w:author="PR Preview" w:date="2026-01-01T00:00:00Z">
         <w:r>
           <w:rPr>
             <w:rStyle w:val="SpecialCharTok"/>
@@ -13551,7 +13586,7 @@
           <w:t xml:space="preserve">$</w:t>
         </w:r>
       </w:ins>
-      <w:ins w:id="727" w:author="PR Preview" w:date="2026-01-01T00:00:00Z">
+      <w:ins w:id="732" w:author="PR Preview" w:date="2026-01-01T00:00:00Z">
         <w:r>
           <w:rPr>
             <w:rStyle w:val="NormalTok"/>
@@ -13559,12 +13594,12 @@
           <w:t xml:space="preserve">nevents,</w:t>
         </w:r>
       </w:ins>
-      <w:ins w:id="728" w:author="PR Preview" w:date="2026-01-01T00:00:00Z">
+      <w:ins w:id="733" w:author="PR Preview" w:date="2026-01-01T00:00:00Z">
         <w:r>
           <w:br/>
         </w:r>
       </w:ins>
-      <w:ins w:id="729" w:author="PR Preview" w:date="2026-01-01T00:00:00Z">
+      <w:ins w:id="734" w:author="PR Preview" w:date="2026-01-01T00:00:00Z">
         <w:r>
           <w:rPr>
             <w:rStyle w:val="NormalTok"/>
@@ -13572,7 +13607,7 @@
           <w:t xml:space="preserve">      </w:t>
         </w:r>
       </w:ins>
-      <w:ins w:id="730" w:author="PR Preview" w:date="2026-01-01T00:00:00Z">
+      <w:ins w:id="735" w:author="PR Preview" w:date="2026-01-01T00:00:00Z">
         <w:r>
           <w:rPr>
             <w:rStyle w:val="DecValTok"/>
@@ -13580,7 +13615,7 @@
           <w:t xml:space="preserve">0</w:t>
         </w:r>
       </w:ins>
-      <w:ins w:id="731" w:author="PR Preview" w:date="2026-01-01T00:00:00Z">
+      <w:ins w:id="736" w:author="PR Preview" w:date="2026-01-01T00:00:00Z">
         <w:r>
           <w:rPr>
             <w:rStyle w:val="NormalTok"/>
@@ -13588,12 +13623,12 @@
           <w:t xml:space="preserve">,</w:t>
         </w:r>
       </w:ins>
-      <w:ins w:id="732" w:author="PR Preview" w:date="2026-01-01T00:00:00Z">
+      <w:ins w:id="737" w:author="PR Preview" w:date="2026-01-01T00:00:00Z">
         <w:r>
           <w:br/>
         </w:r>
       </w:ins>
-      <w:ins w:id="733" w:author="PR Preview" w:date="2026-01-01T00:00:00Z">
+      <w:ins w:id="738" w:author="PR Preview" w:date="2026-01-01T00:00:00Z">
         <w:r>
           <w:rPr>
             <w:rStyle w:val="NormalTok"/>
@@ -13601,7 +13636,7 @@
           <w:t xml:space="preserve">      (bw_grouped</w:t>
         </w:r>
       </w:ins>
-      <w:ins w:id="734" w:author="PR Preview" w:date="2026-01-01T00:00:00Z">
+      <w:ins w:id="739" w:author="PR Preview" w:date="2026-01-01T00:00:00Z">
         <w:r>
           <w:rPr>
             <w:rStyle w:val="SpecialCharTok"/>
@@ -13609,7 +13644,7 @@
           <w:t xml:space="preserve">$</w:t>
         </w:r>
       </w:ins>
-      <w:ins w:id="735" w:author="PR Preview" w:date="2026-01-01T00:00:00Z">
+      <w:ins w:id="740" w:author="PR Preview" w:date="2026-01-01T00:00:00Z">
         <w:r>
           <w:rPr>
             <w:rStyle w:val="NormalTok"/>
@@ -13617,7 +13652,7 @@
           <w:t xml:space="preserve">nreps </w:t>
         </w:r>
       </w:ins>
-      <w:ins w:id="736" w:author="PR Preview" w:date="2026-01-01T00:00:00Z">
+      <w:ins w:id="741" w:author="PR Preview" w:date="2026-01-01T00:00:00Z">
         <w:r>
           <w:rPr>
             <w:rStyle w:val="SpecialCharTok"/>
@@ -13625,7 +13660,7 @@
           <w:t xml:space="preserve">-</w:t>
         </w:r>
       </w:ins>
-      <w:ins w:id="737" w:author="PR Preview" w:date="2026-01-01T00:00:00Z">
+      <w:ins w:id="742" w:author="PR Preview" w:date="2026-01-01T00:00:00Z">
         <w:r>
           <w:rPr>
             <w:rStyle w:val="NormalTok"/>
@@ -13633,7 +13668,7 @@
           <w:t xml:space="preserve"> bw_grouped</w:t>
         </w:r>
       </w:ins>
-      <w:ins w:id="738" w:author="PR Preview" w:date="2026-01-01T00:00:00Z">
+      <w:ins w:id="743" w:author="PR Preview" w:date="2026-01-01T00:00:00Z">
         <w:r>
           <w:rPr>
             <w:rStyle w:val="SpecialCharTok"/>
@@ -13641,7 +13676,7 @@
           <w:t xml:space="preserve">$</w:t>
         </w:r>
       </w:ins>
-      <w:ins w:id="739" w:author="PR Preview" w:date="2026-01-01T00:00:00Z">
+      <w:ins w:id="744" w:author="PR Preview" w:date="2026-01-01T00:00:00Z">
         <w:r>
           <w:rPr>
             <w:rStyle w:val="NormalTok"/>
@@ -13649,7 +13684,7 @@
           <w:t xml:space="preserve">nevents) </w:t>
         </w:r>
       </w:ins>
-      <w:ins w:id="740" w:author="PR Preview" w:date="2026-01-01T00:00:00Z">
+      <w:ins w:id="745" w:author="PR Preview" w:date="2026-01-01T00:00:00Z">
         <w:r>
           <w:rPr>
             <w:rStyle w:val="SpecialCharTok"/>
@@ -13657,7 +13692,7 @@
           <w:t xml:space="preserve">*</w:t>
         </w:r>
       </w:ins>
-      <w:ins w:id="741" w:author="PR Preview" w:date="2026-01-01T00:00:00Z">
+      <w:ins w:id="746" w:author="PR Preview" w:date="2026-01-01T00:00:00Z">
         <w:r>
           <w:rPr>
             <w:rStyle w:val="NormalTok"/>
@@ -13665,7 +13700,7 @@
           <w:t xml:space="preserve"> </w:t>
         </w:r>
       </w:ins>
-      <w:ins w:id="742" w:author="PR Preview" w:date="2026-01-01T00:00:00Z">
+      <w:ins w:id="747" w:author="PR Preview" w:date="2026-01-01T00:00:00Z">
         <w:r>
           <w:rPr>
             <w:rStyle w:val="FunctionTok"/>
@@ -13673,7 +13708,7 @@
           <w:t xml:space="preserve">log</w:t>
         </w:r>
       </w:ins>
-      <w:ins w:id="743" w:author="PR Preview" w:date="2026-01-01T00:00:00Z">
+      <w:ins w:id="748" w:author="PR Preview" w:date="2026-01-01T00:00:00Z">
         <w:r>
           <w:rPr>
             <w:rStyle w:val="NormalTok"/>
@@ -13681,7 +13716,7 @@
           <w:t xml:space="preserve">(</w:t>
         </w:r>
       </w:ins>
-      <w:ins w:id="744" w:author="PR Preview" w:date="2026-01-01T00:00:00Z">
+      <w:ins w:id="749" w:author="PR Preview" w:date="2026-01-01T00:00:00Z">
         <w:r>
           <w:rPr>
             <w:rStyle w:val="DecValTok"/>
@@ -13689,7 +13724,7 @@
           <w:t xml:space="preserve">1</w:t>
         </w:r>
       </w:ins>
-      <w:ins w:id="745" w:author="PR Preview" w:date="2026-01-01T00:00:00Z">
+      <w:ins w:id="750" w:author="PR Preview" w:date="2026-01-01T00:00:00Z">
         <w:r>
           <w:rPr>
             <w:rStyle w:val="NormalTok"/>
@@ -13697,7 +13732,7 @@
           <w:t xml:space="preserve"> </w:t>
         </w:r>
       </w:ins>
-      <w:ins w:id="746" w:author="PR Preview" w:date="2026-01-01T00:00:00Z">
+      <w:ins w:id="751" w:author="PR Preview" w:date="2026-01-01T00:00:00Z">
         <w:r>
           <w:rPr>
             <w:rStyle w:val="SpecialCharTok"/>
@@ -13705,7 +13740,7 @@
           <w:t xml:space="preserve">-</w:t>
         </w:r>
       </w:ins>
-      <w:ins w:id="747" w:author="PR Preview" w:date="2026-01-01T00:00:00Z">
+      <w:ins w:id="752" w:author="PR Preview" w:date="2026-01-01T00:00:00Z">
         <w:r>
           <w:rPr>
             <w:rStyle w:val="NormalTok"/>
@@ -13713,12 +13748,12 @@
           <w:t xml:space="preserve"> bw_phat_sat)</w:t>
         </w:r>
       </w:ins>
-      <w:ins w:id="748" w:author="PR Preview" w:date="2026-01-01T00:00:00Z">
+      <w:ins w:id="753" w:author="PR Preview" w:date="2026-01-01T00:00:00Z">
         <w:r>
           <w:br/>
         </w:r>
       </w:ins>
-      <w:ins w:id="749" w:author="PR Preview" w:date="2026-01-01T00:00:00Z">
+      <w:ins w:id="754" w:author="PR Preview" w:date="2026-01-01T00:00:00Z">
         <w:r>
           <w:rPr>
             <w:rStyle w:val="NormalTok"/>
@@ -13726,12 +13761,12 @@
           <w:t xml:space="preserve">    )</w:t>
         </w:r>
       </w:ins>
-      <w:ins w:id="750" w:author="PR Preview" w:date="2026-01-01T00:00:00Z">
+      <w:ins w:id="755" w:author="PR Preview" w:date="2026-01-01T00:00:00Z">
         <w:r>
           <w:br/>
         </w:r>
       </w:ins>
-      <w:ins w:id="751" w:author="PR Preview" w:date="2026-01-01T00:00:00Z">
+      <w:ins w:id="756" w:author="PR Preview" w:date="2026-01-01T00:00:00Z">
         <w:r>
           <w:rPr>
             <w:rStyle w:val="NormalTok"/>
@@ -13739,12 +13774,12 @@
           <w:t xml:space="preserve">)</w:t>
         </w:r>
       </w:ins>
-      <w:ins w:id="752" w:author="PR Preview" w:date="2026-01-01T00:00:00Z">
+      <w:ins w:id="757" w:author="PR Preview" w:date="2026-01-01T00:00:00Z">
         <w:r>
           <w:br/>
         </w:r>
       </w:ins>
-      <w:ins w:id="753" w:author="PR Preview" w:date="2026-01-01T00:00:00Z">
+      <w:ins w:id="758" w:author="PR Preview" w:date="2026-01-01T00:00:00Z">
         <w:r>
           <w:rPr>
             <w:rStyle w:val="FunctionTok"/>
@@ -13752,7 +13787,7 @@
           <w:t xml:space="preserve">c</w:t>
         </w:r>
       </w:ins>
-      <w:ins w:id="754" w:author="PR Preview" w:date="2026-01-01T00:00:00Z">
+      <w:ins w:id="759" w:author="PR Preview" w:date="2026-01-01T00:00:00Z">
         <w:r>
           <w:rPr>
             <w:rStyle w:val="NormalTok"/>
@@ -13760,12 +13795,12 @@
           <w:t xml:space="preserve">(</w:t>
         </w:r>
       </w:ins>
-      <w:ins w:id="755" w:author="PR Preview" w:date="2026-01-01T00:00:00Z">
+      <w:ins w:id="760" w:author="PR Preview" w:date="2026-01-01T00:00:00Z">
         <w:r>
           <w:br/>
         </w:r>
       </w:ins>
-      <w:ins w:id="756" w:author="PR Preview" w:date="2026-01-01T00:00:00Z">
+      <w:ins w:id="761" w:author="PR Preview" w:date="2026-01-01T00:00:00Z">
         <w:r>
           <w:rPr>
             <w:rStyle w:val="NormalTok"/>
@@ -13773,7 +13808,7 @@
           <w:t xml:space="preserve">  </w:t>
         </w:r>
       </w:ins>
-      <w:ins w:id="757" w:author="PR Preview" w:date="2026-01-01T00:00:00Z">
+      <w:ins w:id="762" w:author="PR Preview" w:date="2026-01-01T00:00:00Z">
         <w:r>
           <w:rPr>
             <w:rStyle w:val="AttributeTok"/>
@@ -13781,7 +13816,7 @@
           <w:t xml:space="preserve">difference =</w:t>
         </w:r>
       </w:ins>
-      <w:ins w:id="758" w:author="PR Preview" w:date="2026-01-01T00:00:00Z">
+      <w:ins w:id="763" w:author="PR Preview" w:date="2026-01-01T00:00:00Z">
         <w:r>
           <w:rPr>
             <w:rStyle w:val="NormalTok"/>
@@ -13789,7 +13824,7 @@
           <w:t xml:space="preserve"> </w:t>
         </w:r>
       </w:ins>
-      <w:ins w:id="759" w:author="PR Preview" w:date="2026-01-01T00:00:00Z">
+      <w:ins w:id="764" w:author="PR Preview" w:date="2026-01-01T00:00:00Z">
         <w:r>
           <w:rPr>
             <w:rStyle w:val="FunctionTok"/>
@@ -13797,7 +13832,7 @@
           <w:t xml:space="preserve">deviance</w:t>
         </w:r>
       </w:ins>
-      <w:ins w:id="760" w:author="PR Preview" w:date="2026-01-01T00:00:00Z">
+      <w:ins w:id="765" w:author="PR Preview" w:date="2026-01-01T00:00:00Z">
         <w:r>
           <w:rPr>
             <w:rStyle w:val="NormalTok"/>
@@ -13805,7 +13840,7 @@
           <w:t xml:space="preserve">(bw_fit) </w:t>
         </w:r>
       </w:ins>
-      <w:ins w:id="761" w:author="PR Preview" w:date="2026-01-01T00:00:00Z">
+      <w:ins w:id="766" w:author="PR Preview" w:date="2026-01-01T00:00:00Z">
         <w:r>
           <w:rPr>
             <w:rStyle w:val="SpecialCharTok"/>
@@ -13813,7 +13848,7 @@
           <w:t xml:space="preserve">-</w:t>
         </w:r>
       </w:ins>
-      <w:ins w:id="762" w:author="PR Preview" w:date="2026-01-01T00:00:00Z">
+      <w:ins w:id="767" w:author="PR Preview" w:date="2026-01-01T00:00:00Z">
         <w:r>
           <w:rPr>
             <w:rStyle w:val="NormalTok"/>
@@ -13821,7 +13856,7 @@
           <w:t xml:space="preserve"> </w:t>
         </w:r>
       </w:ins>
-      <w:ins w:id="763" w:author="PR Preview" w:date="2026-01-01T00:00:00Z">
+      <w:ins w:id="768" w:author="PR Preview" w:date="2026-01-01T00:00:00Z">
         <w:r>
           <w:rPr>
             <w:rStyle w:val="FunctionTok"/>
@@ -13829,7 +13864,7 @@
           <w:t xml:space="preserve">deviance</w:t>
         </w:r>
       </w:ins>
-      <w:ins w:id="764" w:author="PR Preview" w:date="2026-01-01T00:00:00Z">
+      <w:ins w:id="769" w:author="PR Preview" w:date="2026-01-01T00:00:00Z">
         <w:r>
           <w:rPr>
             <w:rStyle w:val="NormalTok"/>
@@ -13837,12 +13872,12 @@
           <w:t xml:space="preserve">(bw_fit_grouped),</w:t>
         </w:r>
       </w:ins>
-      <w:ins w:id="765" w:author="PR Preview" w:date="2026-01-01T00:00:00Z">
+      <w:ins w:id="770" w:author="PR Preview" w:date="2026-01-01T00:00:00Z">
         <w:r>
           <w:br/>
         </w:r>
       </w:ins>
-      <w:ins w:id="766" w:author="PR Preview" w:date="2026-01-01T00:00:00Z">
+      <w:ins w:id="771" w:author="PR Preview" w:date="2026-01-01T00:00:00Z">
         <w:r>
           <w:rPr>
             <w:rStyle w:val="NormalTok"/>
@@ -13850,7 +13885,7 @@
           <w:t xml:space="preserve">  </w:t>
         </w:r>
       </w:ins>
-      <w:ins w:id="767" w:author="PR Preview" w:date="2026-01-01T00:00:00Z">
+      <w:ins w:id="772" w:author="PR Preview" w:date="2026-01-01T00:00:00Z">
         <w:r>
           <w:rPr>
             <w:rStyle w:val="AttributeTok"/>
@@ -13858,7 +13893,7 @@
           <w:t xml:space="preserve">minus_two_llik_sat =</w:t>
         </w:r>
       </w:ins>
-      <w:ins w:id="768" w:author="PR Preview" w:date="2026-01-01T00:00:00Z">
+      <w:ins w:id="773" w:author="PR Preview" w:date="2026-01-01T00:00:00Z">
         <w:r>
           <w:rPr>
             <w:rStyle w:val="NormalTok"/>
@@ -13866,7 +13901,7 @@
           <w:t xml:space="preserve"> </w:t>
         </w:r>
       </w:ins>
-      <w:ins w:id="769" w:author="PR Preview" w:date="2026-01-01T00:00:00Z">
+      <w:ins w:id="774" w:author="PR Preview" w:date="2026-01-01T00:00:00Z">
         <w:r>
           <w:rPr>
             <w:rStyle w:val="SpecialCharTok"/>
@@ -13874,7 +13909,7 @@
           <w:t xml:space="preserve">-</w:t>
         </w:r>
       </w:ins>
-      <w:ins w:id="770" w:author="PR Preview" w:date="2026-01-01T00:00:00Z">
+      <w:ins w:id="775" w:author="PR Preview" w:date="2026-01-01T00:00:00Z">
         <w:r>
           <w:rPr>
             <w:rStyle w:val="NormalTok"/>
@@ -13882,12 +13917,12 @@
           <w:t xml:space="preserve">bw_two_llik_sat</w:t>
         </w:r>
       </w:ins>
-      <w:ins w:id="771" w:author="PR Preview" w:date="2026-01-01T00:00:00Z">
+      <w:ins w:id="776" w:author="PR Preview" w:date="2026-01-01T00:00:00Z">
         <w:r>
           <w:br/>
         </w:r>
       </w:ins>
-      <w:ins w:id="772" w:author="PR Preview" w:date="2026-01-01T00:00:00Z">
+      <w:ins w:id="777" w:author="PR Preview" w:date="2026-01-01T00:00:00Z">
         <w:r>
           <w:rPr>
             <w:rStyle w:val="NormalTok"/>
@@ -13895,12 +13930,12 @@
           <w:t xml:space="preserve">)</w:t>
         </w:r>
       </w:ins>
-      <w:ins w:id="773" w:author="PR Preview" w:date="2026-01-01T00:00:00Z">
+      <w:ins w:id="778" w:author="PR Preview" w:date="2026-01-01T00:00:00Z">
         <w:r>
           <w:br/>
         </w:r>
       </w:ins>
-      <w:ins w:id="774" w:author="PR Preview" w:date="2026-01-01T00:00:00Z">
+      <w:ins w:id="779" w:author="PR Preview" w:date="2026-01-01T00:00:00Z">
         <w:r>
           <w:rPr>
             <w:rStyle w:val="CommentTok"/>
@@ -13908,12 +13943,12 @@
           <w:t xml:space="preserve">#&gt;         difference minus_two_llik_sat </w:t>
         </w:r>
       </w:ins>
-      <w:ins w:id="775" w:author="PR Preview" w:date="2026-01-01T00:00:00Z">
+      <w:ins w:id="780" w:author="PR Preview" w:date="2026-01-01T00:00:00Z">
         <w:r>
           <w:br/>
         </w:r>
       </w:ins>
-      <w:ins w:id="776" w:author="PR Preview" w:date="2026-01-01T00:00:00Z">
+      <w:ins w:id="781" w:author="PR Preview" w:date="2026-01-01T00:00:00Z">
         <w:r>
           <w:rPr>
             <w:rStyle w:val="CommentTok"/>
@@ -13929,7 +13964,7 @@
       <w:pPr>
         <w:pStyle w:val="Heading2"/>
       </w:pPr>
-      <w:ins w:id="777" w:author="PR Preview" w:date="2026-01-01T00:00:00Z">
+      <w:ins w:id="782" w:author="PR Preview" w:date="2026-01-01T00:00:00Z">
         <w:r>
           <w:t xml:space="preserve">4 Confidence intervals for the coefficients</w:t>
         </w:r>
@@ -13940,7 +13975,7 @@
       <w:pPr>
         <w:pStyle w:val="FirstParagraph"/>
       </w:pPr>
-      <w:ins w:id="778" w:author="PR Preview" w:date="2026-01-01T00:00:00Z">
+      <w:ins w:id="783" w:author="PR Preview" w:date="2026-01-01T00:00:00Z">
         <w:r>
           <w:rPr>
             <w:b/>
@@ -13949,23 +13984,23 @@
           <w:t xml:space="preserve">Theorem 4 (Approximate distribution of the fitted coefficients)</w:t>
         </w:r>
       </w:ins>
-      <w:ins w:id="779" w:author="PR Preview" w:date="2026-01-01T00:00:00Z">
-        <w:r>
-          <w:t xml:space="preserve"> </w:t>
-        </w:r>
-      </w:ins>
-      <w:ins w:id="780" w:author="PR Preview" w:date="2026-01-01T00:00:00Z">
+      <w:ins w:id="784" w:author="PR Preview" w:date="2026-01-01T00:00:00Z">
+        <w:r>
+          <w:t xml:space="preserve"> </w:t>
+        </w:r>
+      </w:ins>
+      <w:ins w:id="785" w:author="PR Preview" w:date="2026-01-01T00:00:00Z">
         <w:r>
           <w:t xml:space="preserve">Suppose the outcomes follow the</w:t>
         </w:r>
       </w:ins>
-      <w:ins w:id="781" w:author="PR Preview" w:date="2026-01-01T00:00:00Z">
+      <w:ins w:id="786" w:author="PR Preview" w:date="2026-01-01T00:00:00Z">
         <w:r>
           <w:t xml:space="preserve"> </w:t>
         </w:r>
       </w:ins>
       <w:hyperlink w:anchor="def-logistic-regression">
-        <w:ins w:id="782" w:author="PR Preview" w:date="2026-01-01T00:00:00Z">
+        <w:ins w:id="787" w:author="PR Preview" w:date="2026-01-01T00:00:00Z">
           <w:r>
             <w:rPr>
               <w:rStyle w:val="Hyperlink"/>
@@ -13974,22 +14009,22 @@
           </w:r>
         </w:ins>
       </w:hyperlink>
-      <w:ins w:id="783" w:author="PR Preview" w:date="2026-01-01T00:00:00Z">
+      <w:ins w:id="788" w:author="PR Preview" w:date="2026-01-01T00:00:00Z">
         <w:r>
           <w:t xml:space="preserve">.</w:t>
         </w:r>
       </w:ins>
-      <w:ins w:id="784" w:author="PR Preview" w:date="2026-01-01T00:00:00Z">
-        <w:r>
-          <w:t xml:space="preserve"> </w:t>
-        </w:r>
-      </w:ins>
-      <w:ins w:id="785" w:author="PR Preview" w:date="2026-01-01T00:00:00Z">
+      <w:ins w:id="789" w:author="PR Preview" w:date="2026-01-01T00:00:00Z">
+        <w:r>
+          <w:t xml:space="preserve"> </w:t>
+        </w:r>
+      </w:ins>
+      <w:ins w:id="790" w:author="PR Preview" w:date="2026-01-01T00:00:00Z">
         <w:r>
           <w:t xml:space="preserve">Let</w:t>
         </w:r>
       </w:ins>
-      <w:ins w:id="786" w:author="PR Preview" w:date="2026-01-01T00:00:00Z">
+      <w:ins w:id="791" w:author="PR Preview" w:date="2026-01-01T00:00:00Z">
         <w:r>
           <w:t xml:space="preserve"> </w:t>
         </w:r>
@@ -13999,17 +14034,17 @@
           <m:t>X</m:t>
         </m:r>
       </m:oMath>
-      <w:ins w:id="787" w:author="PR Preview" w:date="2026-01-01T00:00:00Z">
-        <w:r>
-          <w:t xml:space="preserve"> </w:t>
-        </w:r>
-      </w:ins>
-      <w:ins w:id="788" w:author="PR Preview" w:date="2026-01-01T00:00:00Z">
+      <w:ins w:id="792" w:author="PR Preview" w:date="2026-01-01T00:00:00Z">
+        <w:r>
+          <w:t xml:space="preserve"> </w:t>
+        </w:r>
+      </w:ins>
+      <w:ins w:id="793" w:author="PR Preview" w:date="2026-01-01T00:00:00Z">
         <w:r>
           <w:t xml:space="preserve">be the matrix whose rows are</w:t>
         </w:r>
       </w:ins>
-      <w:ins w:id="789" w:author="PR Preview" w:date="2026-01-01T00:00:00Z">
+      <w:ins w:id="794" w:author="PR Preview" w:date="2026-01-01T00:00:00Z">
         <w:r>
           <w:t xml:space="preserve"> </w:t>
         </w:r>
@@ -14047,22 +14082,22 @@
           </m:sup>
         </m:sSup>
       </m:oMath>
-      <w:ins w:id="790" w:author="PR Preview" w:date="2026-01-01T00:00:00Z">
+      <w:ins w:id="795" w:author="PR Preview" w:date="2026-01-01T00:00:00Z">
         <w:r>
           <w:t xml:space="preserve">,</w:t>
         </w:r>
       </w:ins>
-      <w:ins w:id="791" w:author="PR Preview" w:date="2026-01-01T00:00:00Z">
-        <w:r>
-          <w:t xml:space="preserve"> </w:t>
-        </w:r>
-      </w:ins>
-      <w:ins w:id="792" w:author="PR Preview" w:date="2026-01-01T00:00:00Z">
+      <w:ins w:id="796" w:author="PR Preview" w:date="2026-01-01T00:00:00Z">
+        <w:r>
+          <w:t xml:space="preserve"> </w:t>
+        </w:r>
+      </w:ins>
+      <w:ins w:id="797" w:author="PR Preview" w:date="2026-01-01T00:00:00Z">
         <w:r>
           <w:t xml:space="preserve">and let</w:t>
         </w:r>
       </w:ins>
-      <w:ins w:id="793" w:author="PR Preview" w:date="2026-01-01T00:00:00Z">
+      <w:ins w:id="798" w:author="PR Preview" w:date="2026-01-01T00:00:00Z">
         <w:r>
           <w:t xml:space="preserve"> </w:t>
         </w:r>
@@ -14072,17 +14107,17 @@
           <m:t>W</m:t>
         </m:r>
       </m:oMath>
-      <w:ins w:id="794" w:author="PR Preview" w:date="2026-01-01T00:00:00Z">
-        <w:r>
-          <w:t xml:space="preserve"> </w:t>
-        </w:r>
-      </w:ins>
-      <w:ins w:id="795" w:author="PR Preview" w:date="2026-01-01T00:00:00Z">
+      <w:ins w:id="799" w:author="PR Preview" w:date="2026-01-01T00:00:00Z">
+        <w:r>
+          <w:t xml:space="preserve"> </w:t>
+        </w:r>
+      </w:ins>
+      <w:ins w:id="800" w:author="PR Preview" w:date="2026-01-01T00:00:00Z">
         <w:r>
           <w:t xml:space="preserve">be the diagonal matrix with entries</w:t>
         </w:r>
       </w:ins>
-      <w:ins w:id="796" w:author="PR Preview" w:date="2026-01-01T00:00:00Z">
+      <w:ins w:id="801" w:author="PR Preview" w:date="2026-01-01T00:00:00Z">
         <w:r>
           <w:t xml:space="preserve"> </w:t>
         </w:r>
@@ -14138,17 +14173,17 @@
           <m:t>​</m:t>
         </m:r>
       </m:oMath>
-      <w:ins w:id="797" w:author="PR Preview" w:date="2026-01-01T00:00:00Z">
+      <w:ins w:id="802" w:author="PR Preview" w:date="2026-01-01T00:00:00Z">
         <w:r>
           <w:t xml:space="preserve">.</w:t>
         </w:r>
       </w:ins>
-      <w:ins w:id="798" w:author="PR Preview" w:date="2026-01-01T00:00:00Z">
-        <w:r>
-          <w:t xml:space="preserve"> </w:t>
-        </w:r>
-      </w:ins>
-      <w:ins w:id="799" w:author="PR Preview" w:date="2026-01-01T00:00:00Z">
+      <w:ins w:id="803" w:author="PR Preview" w:date="2026-01-01T00:00:00Z">
+        <w:r>
+          <w:t xml:space="preserve"> </w:t>
+        </w:r>
+      </w:ins>
+      <w:ins w:id="804" w:author="PR Preview" w:date="2026-01-01T00:00:00Z">
         <w:r>
           <w:t xml:space="preserve">Under regularity conditions, for a large sample the fitted coefficients are approximately Gaussian,</w:t>
         </w:r>
@@ -14523,7 +14558,7 @@
       <w:pPr>
         <w:pStyle w:val="BodyText"/>
       </w:pPr>
-      <w:del w:id="800" w:author="PR Preview" w:date="2026-01-01T00:00:00Z">
+      <w:del w:id="805" w:author="PR Preview" w:date="2026-01-01T00:00:00Z">
         <w:r>
           <w:rPr>
             <w:b/>
@@ -14532,17 +14567,17 @@
           <w:delText xml:space="preserve">Corollary 2 (Wald interval for a logistic coefficient)</w:delText>
         </w:r>
       </w:del>
-      <w:del w:id="801" w:author="PR Preview" w:date="2026-01-01T00:00:00Z">
+      <w:del w:id="806" w:author="PR Preview" w:date="2026-01-01T00:00:00Z">
         <w:r>
           <w:delText xml:space="preserve"> </w:delText>
         </w:r>
       </w:del>
-      <w:del w:id="802" w:author="PR Preview" w:date="2026-01-01T00:00:00Z">
+      <w:del w:id="807" w:author="PR Preview" w:date="2026-01-01T00:00:00Z">
         <w:r>
           <w:delText xml:space="preserve">Let</w:delText>
         </w:r>
       </w:del>
-      <w:del w:id="803" w:author="PR Preview" w:date="2026-01-01T00:00:00Z">
+      <w:del w:id="808" w:author="PR Preview" w:date="2026-01-01T00:00:00Z">
         <w:r>
           <w:delText xml:space="preserve"> </w:delText>
         </w:r>
@@ -14559,17 +14594,17 @@
           </m:e>
         </m:acc>
       </m:oMath>
-      <w:del w:id="804" w:author="PR Preview" w:date="2026-01-01T00:00:00Z">
+      <w:del w:id="809" w:author="PR Preview" w:date="2026-01-01T00:00:00Z">
         <w:r>
           <w:delText xml:space="preserve"> </w:delText>
         </w:r>
       </w:del>
-      <w:del w:id="805" w:author="PR Preview" w:date="2026-01-01T00:00:00Z">
+      <w:del w:id="810" w:author="PR Preview" w:date="2026-01-01T00:00:00Z">
         <w:r>
           <w:delText xml:space="preserve">be</w:delText>
         </w:r>
       </w:del>
-      <w:del w:id="806" w:author="PR Preview" w:date="2026-01-01T00:00:00Z">
+      <w:del w:id="811" w:author="PR Preview" w:date="2026-01-01T00:00:00Z">
         <w:r>
           <w:delText xml:space="preserve"> </w:delText>
         </w:r>
@@ -14579,17 +14614,17 @@
           <m:t>W</m:t>
         </m:r>
       </m:oMath>
-      <w:del w:id="807" w:author="PR Preview" w:date="2026-01-01T00:00:00Z">
+      <w:del w:id="812" w:author="PR Preview" w:date="2026-01-01T00:00:00Z">
         <w:r>
           <w:delText xml:space="preserve"> </w:delText>
         </w:r>
       </w:del>
-      <w:del w:id="808" w:author="PR Preview" w:date="2026-01-01T00:00:00Z">
+      <w:del w:id="813" w:author="PR Preview" w:date="2026-01-01T00:00:00Z">
         <w:r>
           <w:delText xml:space="preserve">with each</w:delText>
         </w:r>
       </w:del>
-      <w:del w:id="809" w:author="PR Preview" w:date="2026-01-01T00:00:00Z">
+      <w:del w:id="814" w:author="PR Preview" w:date="2026-01-01T00:00:00Z">
         <w:r>
           <w:delText xml:space="preserve"> </w:delText>
         </w:r>
@@ -14608,27 +14643,27 @@
           </m:sub>
         </m:sSub>
       </m:oMath>
-      <w:del w:id="810" w:author="PR Preview" w:date="2026-01-01T00:00:00Z">
+      <w:del w:id="815" w:author="PR Preview" w:date="2026-01-01T00:00:00Z">
         <w:r>
           <w:delText xml:space="preserve"> </w:delText>
         </w:r>
       </w:del>
-      <w:del w:id="811" w:author="PR Preview" w:date="2026-01-01T00:00:00Z">
+      <w:del w:id="816" w:author="PR Preview" w:date="2026-01-01T00:00:00Z">
         <w:r>
           <w:delText xml:space="preserve">replaced by its fitted value.</w:delText>
         </w:r>
       </w:del>
-      <w:del w:id="812" w:author="PR Preview" w:date="2026-01-01T00:00:00Z">
+      <w:del w:id="817" w:author="PR Preview" w:date="2026-01-01T00:00:00Z">
         <w:r>
           <w:delText xml:space="preserve"> </w:delText>
         </w:r>
       </w:del>
-      <w:del w:id="813" w:author="PR Preview" w:date="2026-01-01T00:00:00Z">
+      <w:del w:id="818" w:author="PR Preview" w:date="2026-01-01T00:00:00Z">
         <w:r>
           <w:delText xml:space="preserve">The estimated standard error of</w:delText>
         </w:r>
       </w:del>
-      <w:del w:id="814" w:author="PR Preview" w:date="2026-01-01T00:00:00Z">
+      <w:del w:id="819" w:author="PR Preview" w:date="2026-01-01T00:00:00Z">
         <w:r>
           <w:delText xml:space="preserve"> </w:delText>
         </w:r>
@@ -14654,17 +14689,17 @@
           </m:sub>
         </m:sSub>
       </m:oMath>
-      <w:del w:id="815" w:author="PR Preview" w:date="2026-01-01T00:00:00Z">
+      <w:del w:id="820" w:author="PR Preview" w:date="2026-01-01T00:00:00Z">
         <w:r>
           <w:delText xml:space="preserve"> </w:delText>
         </w:r>
       </w:del>
-      <w:del w:id="816" w:author="PR Preview" w:date="2026-01-01T00:00:00Z">
+      <w:del w:id="821" w:author="PR Preview" w:date="2026-01-01T00:00:00Z">
         <w:r>
           <w:delText xml:space="preserve">is the square root of the diagonal entry of</w:delText>
         </w:r>
       </w:del>
-      <w:del w:id="817" w:author="PR Preview" w:date="2026-01-01T00:00:00Z">
+      <w:del w:id="822" w:author="PR Preview" w:date="2026-01-01T00:00:00Z">
         <w:r>
           <w:delText xml:space="preserve"> </w:delText>
         </w:r>
@@ -14730,17 +14765,17 @@
           </m:sup>
         </m:sSup>
       </m:oMath>
-      <w:del w:id="818" w:author="PR Preview" w:date="2026-01-01T00:00:00Z">
+      <w:del w:id="823" w:author="PR Preview" w:date="2026-01-01T00:00:00Z">
         <w:r>
           <w:delText xml:space="preserve"> </w:delText>
         </w:r>
       </w:del>
-      <w:del w:id="819" w:author="PR Preview" w:date="2026-01-01T00:00:00Z">
+      <w:del w:id="824" w:author="PR Preview" w:date="2026-01-01T00:00:00Z">
         <w:r>
           <w:delText xml:space="preserve">in the row and column of</w:delText>
         </w:r>
       </w:del>
-      <w:del w:id="820" w:author="PR Preview" w:date="2026-01-01T00:00:00Z">
+      <w:del w:id="825" w:author="PR Preview" w:date="2026-01-01T00:00:00Z">
         <w:r>
           <w:delText xml:space="preserve"> </w:delText>
         </w:r>
@@ -14759,12 +14794,12 @@
           </m:sub>
         </m:sSub>
       </m:oMath>
-      <w:del w:id="821" w:author="PR Preview" w:date="2026-01-01T00:00:00Z">
+      <w:del w:id="826" w:author="PR Preview" w:date="2026-01-01T00:00:00Z">
         <w:r>
           <w:delText xml:space="preserve">; because</w:delText>
         </w:r>
       </w:del>
-      <w:del w:id="822" w:author="PR Preview" w:date="2026-01-01T00:00:00Z">
+      <w:del w:id="827" w:author="PR Preview" w:date="2026-01-01T00:00:00Z">
         <w:r>
           <w:delText xml:space="preserve"> </w:delText>
         </w:r>
@@ -14783,17 +14818,17 @@
           </m:sub>
         </m:sSub>
       </m:oMath>
-      <w:del w:id="823" w:author="PR Preview" w:date="2026-01-01T00:00:00Z">
+      <w:del w:id="828" w:author="PR Preview" w:date="2026-01-01T00:00:00Z">
         <w:r>
           <w:delText xml:space="preserve"> </w:delText>
         </w:r>
       </w:del>
-      <w:del w:id="824" w:author="PR Preview" w:date="2026-01-01T00:00:00Z">
+      <w:del w:id="829" w:author="PR Preview" w:date="2026-01-01T00:00:00Z">
         <w:r>
           <w:delText xml:space="preserve">comes first, that is the</w:delText>
         </w:r>
       </w:del>
-      <w:del w:id="825" w:author="PR Preview" w:date="2026-01-01T00:00:00Z">
+      <w:del w:id="830" w:author="PR Preview" w:date="2026-01-01T00:00:00Z">
         <w:r>
           <w:delText xml:space="preserve"> </w:delText>
         </w:r>
@@ -14824,12 +14859,12 @@
           <m:t>)</m:t>
         </m:r>
       </m:oMath>
-      <w:del w:id="826" w:author="PR Preview" w:date="2026-01-01T00:00:00Z">
+      <w:del w:id="831" w:author="PR Preview" w:date="2026-01-01T00:00:00Z">
         <w:r>
           <w:delText xml:space="preserve">th diagonal entry counting from</w:delText>
         </w:r>
       </w:del>
-      <w:del w:id="827" w:author="PR Preview" w:date="2026-01-01T00:00:00Z">
+      <w:del w:id="832" w:author="PR Preview" w:date="2026-01-01T00:00:00Z">
         <w:r>
           <w:delText xml:space="preserve"> </w:delText>
         </w:r>
@@ -14839,28 +14874,28 @@
           <m:t>1</m:t>
         </m:r>
       </m:oMath>
-      <w:del w:id="828" w:author="PR Preview" w:date="2026-01-01T00:00:00Z">
+      <w:del w:id="833" w:author="PR Preview" w:date="2026-01-01T00:00:00Z">
         <w:r>
           <w:delText xml:space="preserve">,</w:delText>
         </w:r>
       </w:del>
-      <w:del w:id="829" w:author="PR Preview" w:date="2026-01-01T00:00:00Z">
+      <w:del w:id="834" w:author="PR Preview" w:date="2026-01-01T00:00:00Z">
         <w:r>
           <w:delText xml:space="preserve"> </w:delText>
         </w:r>
       </w:del>
-      <w:del w:id="830" w:author="PR Preview" w:date="2026-01-01T00:00:00Z">
+      <w:del w:id="835" w:author="PR Preview" w:date="2026-01-01T00:00:00Z">
         <w:r>
           <w:delText xml:space="preserve">and a</w:delText>
         </w:r>
       </w:del>
-      <w:del w:id="831" w:author="PR Preview" w:date="2026-01-01T00:00:00Z">
+      <w:del w:id="836" w:author="PR Preview" w:date="2026-01-01T00:00:00Z">
         <w:r>
           <w:delText xml:space="preserve"> </w:delText>
         </w:r>
       </w:del>
       <w:hyperlink r:id="rId58">
-        <w:del w:id="832" w:author="PR Preview" w:date="2026-01-01T00:00:00Z">
+        <w:del w:id="837" w:author="PR Preview" w:date="2026-01-01T00:00:00Z">
           <w:r>
             <w:rPr>
               <w:rStyle w:val="Hyperlink"/>
@@ -14869,17 +14904,17 @@
           </w:r>
         </w:del>
       </w:hyperlink>
-      <w:del w:id="833" w:author="PR Preview" w:date="2026-01-01T00:00:00Z">
+      <w:del w:id="838" w:author="PR Preview" w:date="2026-01-01T00:00:00Z">
         <w:r>
           <w:delText xml:space="preserve"> </w:delText>
         </w:r>
       </w:del>
-      <w:del w:id="834" w:author="PR Preview" w:date="2026-01-01T00:00:00Z">
+      <w:del w:id="839" w:author="PR Preview" w:date="2026-01-01T00:00:00Z">
         <w:r>
           <w:delText xml:space="preserve">with level</w:delText>
         </w:r>
       </w:del>
-      <w:del w:id="835" w:author="PR Preview" w:date="2026-01-01T00:00:00Z">
+      <w:del w:id="840" w:author="PR Preview" w:date="2026-01-01T00:00:00Z">
         <w:r>
           <w:delText xml:space="preserve"> </w:delText>
         </w:r>
@@ -14898,17 +14933,17 @@
           <m:t>α</m:t>
         </m:r>
       </m:oMath>
-      <w:del w:id="836" w:author="PR Preview" w:date="2026-01-01T00:00:00Z">
+      <w:del w:id="841" w:author="PR Preview" w:date="2026-01-01T00:00:00Z">
         <w:r>
           <w:delText xml:space="preserve"> </w:delText>
         </w:r>
       </w:del>
-      <w:del w:id="837" w:author="PR Preview" w:date="2026-01-01T00:00:00Z">
+      <w:del w:id="842" w:author="PR Preview" w:date="2026-01-01T00:00:00Z">
         <w:r>
           <w:delText xml:space="preserve">for</w:delText>
         </w:r>
       </w:del>
-      <w:del w:id="838" w:author="PR Preview" w:date="2026-01-01T00:00:00Z">
+      <w:del w:id="843" w:author="PR Preview" w:date="2026-01-01T00:00:00Z">
         <w:r>
           <w:delText xml:space="preserve"> </w:delText>
         </w:r>
@@ -14927,12 +14962,12 @@
           </m:sub>
         </m:sSub>
       </m:oMath>
-      <w:del w:id="839" w:author="PR Preview" w:date="2026-01-01T00:00:00Z">
+      <w:del w:id="844" w:author="PR Preview" w:date="2026-01-01T00:00:00Z">
         <w:r>
           <w:delText xml:space="preserve"> </w:delText>
         </w:r>
       </w:del>
-      <w:del w:id="840" w:author="PR Preview" w:date="2026-01-01T00:00:00Z">
+      <w:del w:id="845" w:author="PR Preview" w:date="2026-01-01T00:00:00Z">
         <w:r>
           <w:delText xml:space="preserve">is</w:delText>
         </w:r>
@@ -14942,7 +14977,7 @@
       <w:pPr>
         <w:pStyle w:val="BodyText"/>
       </w:pPr>
-      <w:ins w:id="841" w:author="PR Preview" w:date="2026-01-01T00:00:00Z">
+      <w:ins w:id="846" w:author="PR Preview" w:date="2026-01-01T00:00:00Z">
         <w:r>
           <w:rPr>
             <w:b/>
@@ -14951,17 +14986,17 @@
           <w:t xml:space="preserve">Corollary 3 (Wald interval for a logistic coefficient)</w:t>
         </w:r>
       </w:ins>
-      <w:ins w:id="842" w:author="PR Preview" w:date="2026-01-01T00:00:00Z">
-        <w:r>
-          <w:t xml:space="preserve"> </w:t>
-        </w:r>
-      </w:ins>
-      <w:ins w:id="843" w:author="PR Preview" w:date="2026-01-01T00:00:00Z">
+      <w:ins w:id="847" w:author="PR Preview" w:date="2026-01-01T00:00:00Z">
+        <w:r>
+          <w:t xml:space="preserve"> </w:t>
+        </w:r>
+      </w:ins>
+      <w:ins w:id="848" w:author="PR Preview" w:date="2026-01-01T00:00:00Z">
         <w:r>
           <w:t xml:space="preserve">Let</w:t>
         </w:r>
       </w:ins>
-      <w:ins w:id="844" w:author="PR Preview" w:date="2026-01-01T00:00:00Z">
+      <w:ins w:id="849" w:author="PR Preview" w:date="2026-01-01T00:00:00Z">
         <w:r>
           <w:t xml:space="preserve"> </w:t>
         </w:r>
@@ -14978,17 +15013,17 @@
           </m:e>
         </m:acc>
       </m:oMath>
-      <w:ins w:id="845" w:author="PR Preview" w:date="2026-01-01T00:00:00Z">
-        <w:r>
-          <w:t xml:space="preserve"> </w:t>
-        </w:r>
-      </w:ins>
-      <w:ins w:id="846" w:author="PR Preview" w:date="2026-01-01T00:00:00Z">
+      <w:ins w:id="850" w:author="PR Preview" w:date="2026-01-01T00:00:00Z">
+        <w:r>
+          <w:t xml:space="preserve"> </w:t>
+        </w:r>
+      </w:ins>
+      <w:ins w:id="851" w:author="PR Preview" w:date="2026-01-01T00:00:00Z">
         <w:r>
           <w:t xml:space="preserve">be</w:t>
         </w:r>
       </w:ins>
-      <w:ins w:id="847" w:author="PR Preview" w:date="2026-01-01T00:00:00Z">
+      <w:ins w:id="852" w:author="PR Preview" w:date="2026-01-01T00:00:00Z">
         <w:r>
           <w:t xml:space="preserve"> </w:t>
         </w:r>
@@ -14998,17 +15033,17 @@
           <m:t>W</m:t>
         </m:r>
       </m:oMath>
-      <w:ins w:id="848" w:author="PR Preview" w:date="2026-01-01T00:00:00Z">
-        <w:r>
-          <w:t xml:space="preserve"> </w:t>
-        </w:r>
-      </w:ins>
-      <w:ins w:id="849" w:author="PR Preview" w:date="2026-01-01T00:00:00Z">
+      <w:ins w:id="853" w:author="PR Preview" w:date="2026-01-01T00:00:00Z">
+        <w:r>
+          <w:t xml:space="preserve"> </w:t>
+        </w:r>
+      </w:ins>
+      <w:ins w:id="854" w:author="PR Preview" w:date="2026-01-01T00:00:00Z">
         <w:r>
           <w:t xml:space="preserve">with each</w:t>
         </w:r>
       </w:ins>
-      <w:ins w:id="850" w:author="PR Preview" w:date="2026-01-01T00:00:00Z">
+      <w:ins w:id="855" w:author="PR Preview" w:date="2026-01-01T00:00:00Z">
         <w:r>
           <w:t xml:space="preserve"> </w:t>
         </w:r>
@@ -15027,27 +15062,27 @@
           </m:sub>
         </m:sSub>
       </m:oMath>
-      <w:ins w:id="851" w:author="PR Preview" w:date="2026-01-01T00:00:00Z">
-        <w:r>
-          <w:t xml:space="preserve"> </w:t>
-        </w:r>
-      </w:ins>
-      <w:ins w:id="852" w:author="PR Preview" w:date="2026-01-01T00:00:00Z">
+      <w:ins w:id="856" w:author="PR Preview" w:date="2026-01-01T00:00:00Z">
+        <w:r>
+          <w:t xml:space="preserve"> </w:t>
+        </w:r>
+      </w:ins>
+      <w:ins w:id="857" w:author="PR Preview" w:date="2026-01-01T00:00:00Z">
         <w:r>
           <w:t xml:space="preserve">replaced by its fitted value.</w:t>
         </w:r>
       </w:ins>
-      <w:ins w:id="853" w:author="PR Preview" w:date="2026-01-01T00:00:00Z">
-        <w:r>
-          <w:t xml:space="preserve"> </w:t>
-        </w:r>
-      </w:ins>
-      <w:ins w:id="854" w:author="PR Preview" w:date="2026-01-01T00:00:00Z">
+      <w:ins w:id="858" w:author="PR Preview" w:date="2026-01-01T00:00:00Z">
+        <w:r>
+          <w:t xml:space="preserve"> </w:t>
+        </w:r>
+      </w:ins>
+      <w:ins w:id="859" w:author="PR Preview" w:date="2026-01-01T00:00:00Z">
         <w:r>
           <w:t xml:space="preserve">The estimated standard error of</w:t>
         </w:r>
       </w:ins>
-      <w:ins w:id="855" w:author="PR Preview" w:date="2026-01-01T00:00:00Z">
+      <w:ins w:id="860" w:author="PR Preview" w:date="2026-01-01T00:00:00Z">
         <w:r>
           <w:t xml:space="preserve"> </w:t>
         </w:r>
@@ -15073,17 +15108,17 @@
           </m:sub>
         </m:sSub>
       </m:oMath>
-      <w:ins w:id="856" w:author="PR Preview" w:date="2026-01-01T00:00:00Z">
-        <w:r>
-          <w:t xml:space="preserve"> </w:t>
-        </w:r>
-      </w:ins>
-      <w:ins w:id="857" w:author="PR Preview" w:date="2026-01-01T00:00:00Z">
+      <w:ins w:id="861" w:author="PR Preview" w:date="2026-01-01T00:00:00Z">
+        <w:r>
+          <w:t xml:space="preserve"> </w:t>
+        </w:r>
+      </w:ins>
+      <w:ins w:id="862" w:author="PR Preview" w:date="2026-01-01T00:00:00Z">
         <w:r>
           <w:t xml:space="preserve">is the square root of the diagonal entry of</w:t>
         </w:r>
       </w:ins>
-      <w:ins w:id="858" w:author="PR Preview" w:date="2026-01-01T00:00:00Z">
+      <w:ins w:id="863" w:author="PR Preview" w:date="2026-01-01T00:00:00Z">
         <w:r>
           <w:t xml:space="preserve"> </w:t>
         </w:r>
@@ -15149,17 +15184,17 @@
           </m:sup>
         </m:sSup>
       </m:oMath>
-      <w:ins w:id="859" w:author="PR Preview" w:date="2026-01-01T00:00:00Z">
-        <w:r>
-          <w:t xml:space="preserve"> </w:t>
-        </w:r>
-      </w:ins>
-      <w:ins w:id="860" w:author="PR Preview" w:date="2026-01-01T00:00:00Z">
+      <w:ins w:id="864" w:author="PR Preview" w:date="2026-01-01T00:00:00Z">
+        <w:r>
+          <w:t xml:space="preserve"> </w:t>
+        </w:r>
+      </w:ins>
+      <w:ins w:id="865" w:author="PR Preview" w:date="2026-01-01T00:00:00Z">
         <w:r>
           <w:t xml:space="preserve">in the row and column of</w:t>
         </w:r>
       </w:ins>
-      <w:ins w:id="861" w:author="PR Preview" w:date="2026-01-01T00:00:00Z">
+      <w:ins w:id="866" w:author="PR Preview" w:date="2026-01-01T00:00:00Z">
         <w:r>
           <w:t xml:space="preserve"> </w:t>
         </w:r>
@@ -15178,12 +15213,12 @@
           </m:sub>
         </m:sSub>
       </m:oMath>
-      <w:ins w:id="862" w:author="PR Preview" w:date="2026-01-01T00:00:00Z">
+      <w:ins w:id="867" w:author="PR Preview" w:date="2026-01-01T00:00:00Z">
         <w:r>
           <w:t xml:space="preserve">; because</w:t>
         </w:r>
       </w:ins>
-      <w:ins w:id="863" w:author="PR Preview" w:date="2026-01-01T00:00:00Z">
+      <w:ins w:id="868" w:author="PR Preview" w:date="2026-01-01T00:00:00Z">
         <w:r>
           <w:t xml:space="preserve"> </w:t>
         </w:r>
@@ -15202,17 +15237,17 @@
           </m:sub>
         </m:sSub>
       </m:oMath>
-      <w:ins w:id="864" w:author="PR Preview" w:date="2026-01-01T00:00:00Z">
-        <w:r>
-          <w:t xml:space="preserve"> </w:t>
-        </w:r>
-      </w:ins>
-      <w:ins w:id="865" w:author="PR Preview" w:date="2026-01-01T00:00:00Z">
+      <w:ins w:id="869" w:author="PR Preview" w:date="2026-01-01T00:00:00Z">
+        <w:r>
+          <w:t xml:space="preserve"> </w:t>
+        </w:r>
+      </w:ins>
+      <w:ins w:id="870" w:author="PR Preview" w:date="2026-01-01T00:00:00Z">
         <w:r>
           <w:t xml:space="preserve">comes first, that is the</w:t>
         </w:r>
       </w:ins>
-      <w:ins w:id="866" w:author="PR Preview" w:date="2026-01-01T00:00:00Z">
+      <w:ins w:id="871" w:author="PR Preview" w:date="2026-01-01T00:00:00Z">
         <w:r>
           <w:t xml:space="preserve"> </w:t>
         </w:r>
@@ -15243,12 +15278,12 @@
           <m:t>)</m:t>
         </m:r>
       </m:oMath>
-      <w:ins w:id="867" w:author="PR Preview" w:date="2026-01-01T00:00:00Z">
+      <w:ins w:id="872" w:author="PR Preview" w:date="2026-01-01T00:00:00Z">
         <w:r>
           <w:t xml:space="preserve">th diagonal entry counting from</w:t>
         </w:r>
       </w:ins>
-      <w:ins w:id="868" w:author="PR Preview" w:date="2026-01-01T00:00:00Z">
+      <w:ins w:id="873" w:author="PR Preview" w:date="2026-01-01T00:00:00Z">
         <w:r>
           <w:t xml:space="preserve"> </w:t>
         </w:r>
@@ -15258,28 +15293,28 @@
           <m:t>1</m:t>
         </m:r>
       </m:oMath>
-      <w:ins w:id="869" w:author="PR Preview" w:date="2026-01-01T00:00:00Z">
+      <w:ins w:id="874" w:author="PR Preview" w:date="2026-01-01T00:00:00Z">
         <w:r>
           <w:t xml:space="preserve">,</w:t>
         </w:r>
       </w:ins>
-      <w:ins w:id="870" w:author="PR Preview" w:date="2026-01-01T00:00:00Z">
-        <w:r>
-          <w:t xml:space="preserve"> </w:t>
-        </w:r>
-      </w:ins>
-      <w:ins w:id="871" w:author="PR Preview" w:date="2026-01-01T00:00:00Z">
+      <w:ins w:id="875" w:author="PR Preview" w:date="2026-01-01T00:00:00Z">
+        <w:r>
+          <w:t xml:space="preserve"> </w:t>
+        </w:r>
+      </w:ins>
+      <w:ins w:id="876" w:author="PR Preview" w:date="2026-01-01T00:00:00Z">
         <w:r>
           <w:t xml:space="preserve">and a</w:t>
         </w:r>
       </w:ins>
-      <w:ins w:id="872" w:author="PR Preview" w:date="2026-01-01T00:00:00Z">
+      <w:ins w:id="877" w:author="PR Preview" w:date="2026-01-01T00:00:00Z">
         <w:r>
           <w:t xml:space="preserve"> </w:t>
         </w:r>
       </w:ins>
       <w:hyperlink r:id="rId58">
-        <w:ins w:id="873" w:author="PR Preview" w:date="2026-01-01T00:00:00Z">
+        <w:ins w:id="878" w:author="PR Preview" w:date="2026-01-01T00:00:00Z">
           <w:r>
             <w:rPr>
               <w:rStyle w:val="Hyperlink"/>
@@ -15288,17 +15323,17 @@
           </w:r>
         </w:ins>
       </w:hyperlink>
-      <w:ins w:id="874" w:author="PR Preview" w:date="2026-01-01T00:00:00Z">
-        <w:r>
-          <w:t xml:space="preserve"> </w:t>
-        </w:r>
-      </w:ins>
-      <w:ins w:id="875" w:author="PR Preview" w:date="2026-01-01T00:00:00Z">
+      <w:ins w:id="879" w:author="PR Preview" w:date="2026-01-01T00:00:00Z">
+        <w:r>
+          <w:t xml:space="preserve"> </w:t>
+        </w:r>
+      </w:ins>
+      <w:ins w:id="880" w:author="PR Preview" w:date="2026-01-01T00:00:00Z">
         <w:r>
           <w:t xml:space="preserve">with level</w:t>
         </w:r>
       </w:ins>
-      <w:ins w:id="876" w:author="PR Preview" w:date="2026-01-01T00:00:00Z">
+      <w:ins w:id="881" w:author="PR Preview" w:date="2026-01-01T00:00:00Z">
         <w:r>
           <w:t xml:space="preserve"> </w:t>
         </w:r>
@@ -15317,17 +15352,17 @@
           <m:t>α</m:t>
         </m:r>
       </m:oMath>
-      <w:ins w:id="877" w:author="PR Preview" w:date="2026-01-01T00:00:00Z">
-        <w:r>
-          <w:t xml:space="preserve"> </w:t>
-        </w:r>
-      </w:ins>
-      <w:ins w:id="878" w:author="PR Preview" w:date="2026-01-01T00:00:00Z">
+      <w:ins w:id="882" w:author="PR Preview" w:date="2026-01-01T00:00:00Z">
+        <w:r>
+          <w:t xml:space="preserve"> </w:t>
+        </w:r>
+      </w:ins>
+      <w:ins w:id="883" w:author="PR Preview" w:date="2026-01-01T00:00:00Z">
         <w:r>
           <w:t xml:space="preserve">for</w:t>
         </w:r>
       </w:ins>
-      <w:ins w:id="879" w:author="PR Preview" w:date="2026-01-01T00:00:00Z">
+      <w:ins w:id="884" w:author="PR Preview" w:date="2026-01-01T00:00:00Z">
         <w:r>
           <w:t xml:space="preserve"> </w:t>
         </w:r>
@@ -15346,12 +15381,12 @@
           </m:sub>
         </m:sSub>
       </m:oMath>
-      <w:ins w:id="880" w:author="PR Preview" w:date="2026-01-01T00:00:00Z">
-        <w:r>
-          <w:t xml:space="preserve"> </w:t>
-        </w:r>
-      </w:ins>
-      <w:ins w:id="881" w:author="PR Preview" w:date="2026-01-01T00:00:00Z">
+      <w:ins w:id="885" w:author="PR Preview" w:date="2026-01-01T00:00:00Z">
+        <w:r>
+          <w:t xml:space="preserve"> </w:t>
+        </w:r>
+      </w:ins>
+      <w:ins w:id="886" w:author="PR Preview" w:date="2026-01-01T00:00:00Z">
         <w:r>
           <w:t xml:space="preserve">is</w:t>
         </w:r>
@@ -15480,7 +15515,7 @@
       <w:pPr>
         <w:pStyle w:val="FirstParagraph"/>
       </w:pPr>
-      <w:del w:id="882" w:author="PR Preview" w:date="2026-01-01T00:00:00Z">
+      <w:del w:id="887" w:author="PR Preview" w:date="2026-01-01T00:00:00Z">
         <w:r>
           <w:rPr>
             <w:b/>
@@ -15489,23 +15524,23 @@
           <w:delText xml:space="preserve">Example 6 (A Wald interval from six patients)</w:delText>
         </w:r>
       </w:del>
-      <w:del w:id="883" w:author="PR Preview" w:date="2026-01-01T00:00:00Z">
+      <w:del w:id="888" w:author="PR Preview" w:date="2026-01-01T00:00:00Z">
         <w:r>
           <w:delText xml:space="preserve"> </w:delText>
         </w:r>
       </w:del>
-      <w:del w:id="884" w:author="PR Preview" w:date="2026-01-01T00:00:00Z">
+      <w:del w:id="889" w:author="PR Preview" w:date="2026-01-01T00:00:00Z">
         <w:r>
           <w:delText xml:space="preserve">For the fit of</w:delText>
         </w:r>
       </w:del>
-      <w:del w:id="885" w:author="PR Preview" w:date="2026-01-01T00:00:00Z">
+      <w:del w:id="890" w:author="PR Preview" w:date="2026-01-01T00:00:00Z">
         <w:r>
           <w:delText xml:space="preserve"> </w:delText>
         </w:r>
       </w:del>
       <w:hyperlink w:anchor="exm-logistic-regression">
-        <w:del w:id="886" w:author="PR Preview" w:date="2026-01-01T00:00:00Z">
+        <w:del w:id="891" w:author="PR Preview" w:date="2026-01-01T00:00:00Z">
           <w:r>
             <w:rPr>
               <w:rStyle w:val="Hyperlink"/>
@@ -15514,17 +15549,17 @@
           </w:r>
         </w:del>
       </w:hyperlink>
-      <w:del w:id="887" w:author="PR Preview" w:date="2026-01-01T00:00:00Z">
+      <w:del w:id="892" w:author="PR Preview" w:date="2026-01-01T00:00:00Z">
         <w:r>
           <w:delText xml:space="preserve">,</w:delText>
         </w:r>
       </w:del>
-      <w:del w:id="888" w:author="PR Preview" w:date="2026-01-01T00:00:00Z">
+      <w:del w:id="893" w:author="PR Preview" w:date="2026-01-01T00:00:00Z">
         <w:r>
           <w:delText xml:space="preserve"> </w:delText>
         </w:r>
       </w:del>
-      <w:del w:id="889" w:author="PR Preview" w:date="2026-01-01T00:00:00Z">
+      <w:del w:id="894" w:author="PR Preview" w:date="2026-01-01T00:00:00Z">
         <w:r>
           <w:rPr>
             <w:rStyle w:val="VerbatimChar"/>
@@ -15532,17 +15567,17 @@
           <w:delText xml:space="preserve">vcov</w:delText>
         </w:r>
       </w:del>
-      <w:del w:id="890" w:author="PR Preview" w:date="2026-01-01T00:00:00Z">
+      <w:del w:id="895" w:author="PR Preview" w:date="2026-01-01T00:00:00Z">
         <w:r>
           <w:delText xml:space="preserve"> </w:delText>
         </w:r>
       </w:del>
-      <w:del w:id="891" w:author="PR Preview" w:date="2026-01-01T00:00:00Z">
+      <w:del w:id="896" w:author="PR Preview" w:date="2026-01-01T00:00:00Z">
         <w:r>
           <w:delText xml:space="preserve">returns</w:delText>
         </w:r>
       </w:del>
-      <w:del w:id="892" w:author="PR Preview" w:date="2026-01-01T00:00:00Z">
+      <w:del w:id="897" w:author="PR Preview" w:date="2026-01-01T00:00:00Z">
         <w:r>
           <w:delText xml:space="preserve"> </w:delText>
         </w:r>
@@ -15608,7 +15643,7 @@
           </m:sup>
         </m:sSup>
       </m:oMath>
-      <w:del w:id="893" w:author="PR Preview" w:date="2026-01-01T00:00:00Z">
+      <w:del w:id="898" w:author="PR Preview" w:date="2026-01-01T00:00:00Z">
         <w:r>
           <w:delText xml:space="preserve">.</w:delText>
         </w:r>
@@ -15618,7 +15653,7 @@
       <w:pPr>
         <w:pStyle w:val="FirstParagraph"/>
       </w:pPr>
-      <w:ins w:id="894" w:author="PR Preview" w:date="2026-01-01T00:00:00Z">
+      <w:ins w:id="899" w:author="PR Preview" w:date="2026-01-01T00:00:00Z">
         <w:r>
           <w:rPr>
             <w:b/>
@@ -15627,23 +15662,23 @@
           <w:t xml:space="preserve">Example 9 (A Wald interval from six patients)</w:t>
         </w:r>
       </w:ins>
-      <w:ins w:id="895" w:author="PR Preview" w:date="2026-01-01T00:00:00Z">
-        <w:r>
-          <w:t xml:space="preserve"> </w:t>
-        </w:r>
-      </w:ins>
-      <w:ins w:id="896" w:author="PR Preview" w:date="2026-01-01T00:00:00Z">
+      <w:ins w:id="900" w:author="PR Preview" w:date="2026-01-01T00:00:00Z">
+        <w:r>
+          <w:t xml:space="preserve"> </w:t>
+        </w:r>
+      </w:ins>
+      <w:ins w:id="901" w:author="PR Preview" w:date="2026-01-01T00:00:00Z">
         <w:r>
           <w:t xml:space="preserve">For the fit of</w:t>
         </w:r>
       </w:ins>
-      <w:ins w:id="897" w:author="PR Preview" w:date="2026-01-01T00:00:00Z">
+      <w:ins w:id="902" w:author="PR Preview" w:date="2026-01-01T00:00:00Z">
         <w:r>
           <w:t xml:space="preserve"> </w:t>
         </w:r>
       </w:ins>
       <w:hyperlink w:anchor="exm-logistic-regression">
-        <w:ins w:id="898" w:author="PR Preview" w:date="2026-01-01T00:00:00Z">
+        <w:ins w:id="903" w:author="PR Preview" w:date="2026-01-01T00:00:00Z">
           <w:r>
             <w:rPr>
               <w:rStyle w:val="Hyperlink"/>
@@ -15652,17 +15687,17 @@
           </w:r>
         </w:ins>
       </w:hyperlink>
-      <w:ins w:id="899" w:author="PR Preview" w:date="2026-01-01T00:00:00Z">
+      <w:ins w:id="904" w:author="PR Preview" w:date="2026-01-01T00:00:00Z">
         <w:r>
           <w:t xml:space="preserve">,</w:t>
         </w:r>
       </w:ins>
-      <w:ins w:id="900" w:author="PR Preview" w:date="2026-01-01T00:00:00Z">
-        <w:r>
-          <w:t xml:space="preserve"> </w:t>
-        </w:r>
-      </w:ins>
-      <w:ins w:id="901" w:author="PR Preview" w:date="2026-01-01T00:00:00Z">
+      <w:ins w:id="905" w:author="PR Preview" w:date="2026-01-01T00:00:00Z">
+        <w:r>
+          <w:t xml:space="preserve"> </w:t>
+        </w:r>
+      </w:ins>
+      <w:ins w:id="906" w:author="PR Preview" w:date="2026-01-01T00:00:00Z">
         <w:r>
           <w:rPr>
             <w:rStyle w:val="VerbatimChar"/>
@@ -15670,17 +15705,17 @@
           <w:t xml:space="preserve">vcov</w:t>
         </w:r>
       </w:ins>
-      <w:ins w:id="902" w:author="PR Preview" w:date="2026-01-01T00:00:00Z">
-        <w:r>
-          <w:t xml:space="preserve"> </w:t>
-        </w:r>
-      </w:ins>
-      <w:ins w:id="903" w:author="PR Preview" w:date="2026-01-01T00:00:00Z">
+      <w:ins w:id="907" w:author="PR Preview" w:date="2026-01-01T00:00:00Z">
+        <w:r>
+          <w:t xml:space="preserve"> </w:t>
+        </w:r>
+      </w:ins>
+      <w:ins w:id="908" w:author="PR Preview" w:date="2026-01-01T00:00:00Z">
         <w:r>
           <w:t xml:space="preserve">returns</w:t>
         </w:r>
       </w:ins>
-      <w:ins w:id="904" w:author="PR Preview" w:date="2026-01-01T00:00:00Z">
+      <w:ins w:id="909" w:author="PR Preview" w:date="2026-01-01T00:00:00Z">
         <w:r>
           <w:t xml:space="preserve"> </w:t>
         </w:r>
@@ -15746,7 +15781,7 @@
           </m:sup>
         </m:sSup>
       </m:oMath>
-      <w:ins w:id="905" w:author="PR Preview" w:date="2026-01-01T00:00:00Z">
+      <w:ins w:id="910" w:author="PR Preview" w:date="2026-01-01T00:00:00Z">
         <w:r>
           <w:t xml:space="preserve">.</w:t>
         </w:r>
@@ -16295,7 +16330,7 @@
       <w:pPr>
         <w:pStyle w:val="BodyText"/>
       </w:pPr>
-      <w:del w:id="906" w:author="PR Preview" w:date="2026-01-01T00:00:00Z">
+      <w:del w:id="911" w:author="PR Preview" w:date="2026-01-01T00:00:00Z">
         <w:r>
           <w:rPr>
             <w:b/>
@@ -16304,17 +16339,17 @@
           <w:delText xml:space="preserve">Corollary 3 (Interval for the odds factor of a logistic coefficient)</w:delText>
         </w:r>
       </w:del>
-      <w:del w:id="907" w:author="PR Preview" w:date="2026-01-01T00:00:00Z">
+      <w:del w:id="912" w:author="PR Preview" w:date="2026-01-01T00:00:00Z">
         <w:r>
           <w:delText xml:space="preserve"> </w:delText>
         </w:r>
       </w:del>
-      <w:del w:id="908" w:author="PR Preview" w:date="2026-01-01T00:00:00Z">
+      <w:del w:id="913" w:author="PR Preview" w:date="2026-01-01T00:00:00Z">
         <w:r>
           <w:delText xml:space="preserve">If</w:delText>
         </w:r>
       </w:del>
-      <w:del w:id="909" w:author="PR Preview" w:date="2026-01-01T00:00:00Z">
+      <w:del w:id="914" w:author="PR Preview" w:date="2026-01-01T00:00:00Z">
         <w:r>
           <w:delText xml:space="preserve"> </w:delText>
         </w:r>
@@ -16349,17 +16384,17 @@
           <m:t>​</m:t>
         </m:r>
       </m:oMath>
-      <w:del w:id="910" w:author="PR Preview" w:date="2026-01-01T00:00:00Z">
+      <w:del w:id="915" w:author="PR Preview" w:date="2026-01-01T00:00:00Z">
         <w:r>
           <w:delText xml:space="preserve"> </w:delText>
         </w:r>
       </w:del>
-      <w:del w:id="911" w:author="PR Preview" w:date="2026-01-01T00:00:00Z">
+      <w:del w:id="916" w:author="PR Preview" w:date="2026-01-01T00:00:00Z">
         <w:r>
           <w:delText xml:space="preserve">is a confidence interval for</w:delText>
         </w:r>
       </w:del>
-      <w:del w:id="912" w:author="PR Preview" w:date="2026-01-01T00:00:00Z">
+      <w:del w:id="917" w:author="PR Preview" w:date="2026-01-01T00:00:00Z">
         <w:r>
           <w:delText xml:space="preserve"> </w:delText>
         </w:r>
@@ -16378,23 +16413,23 @@
           </m:sub>
         </m:sSub>
       </m:oMath>
-      <w:del w:id="913" w:author="PR Preview" w:date="2026-01-01T00:00:00Z">
+      <w:del w:id="918" w:author="PR Preview" w:date="2026-01-01T00:00:00Z">
         <w:r>
           <w:delText xml:space="preserve"> </w:delText>
         </w:r>
       </w:del>
-      <w:del w:id="914" w:author="PR Preview" w:date="2026-01-01T00:00:00Z">
+      <w:del w:id="919" w:author="PR Preview" w:date="2026-01-01T00:00:00Z">
         <w:r>
           <w:delText xml:space="preserve">from</w:delText>
         </w:r>
       </w:del>
-      <w:del w:id="915" w:author="PR Preview" w:date="2026-01-01T00:00:00Z">
+      <w:del w:id="920" w:author="PR Preview" w:date="2026-01-01T00:00:00Z">
         <w:r>
           <w:delText xml:space="preserve"> </w:delText>
         </w:r>
       </w:del>
       <w:hyperlink w:anchor="cor-logistic-wald">
-        <w:del w:id="916" w:author="PR Preview" w:date="2026-01-01T00:00:00Z">
+        <w:del w:id="921" w:author="PR Preview" w:date="2026-01-01T00:00:00Z">
           <w:r>
             <w:rPr>
               <w:rStyle w:val="Hyperlink"/>
@@ -16403,12 +16438,12 @@
           </w:r>
         </w:del>
       </w:hyperlink>
-      <w:del w:id="917" w:author="PR Preview" w:date="2026-01-01T00:00:00Z">
+      <w:del w:id="922" w:author="PR Preview" w:date="2026-01-01T00:00:00Z">
         <w:r>
           <w:delText xml:space="preserve">, then</w:delText>
         </w:r>
       </w:del>
-      <w:del w:id="918" w:author="PR Preview" w:date="2026-01-01T00:00:00Z">
+      <w:del w:id="923" w:author="PR Preview" w:date="2026-01-01T00:00:00Z">
         <w:r>
           <w:delText xml:space="preserve"> </w:delText>
         </w:r>
@@ -16461,17 +16496,17 @@
           <m:t>​</m:t>
         </m:r>
       </m:oMath>
-      <w:del w:id="919" w:author="PR Preview" w:date="2026-01-01T00:00:00Z">
+      <w:del w:id="924" w:author="PR Preview" w:date="2026-01-01T00:00:00Z">
         <w:r>
           <w:delText xml:space="preserve"> </w:delText>
         </w:r>
       </w:del>
-      <w:del w:id="920" w:author="PR Preview" w:date="2026-01-01T00:00:00Z">
+      <w:del w:id="925" w:author="PR Preview" w:date="2026-01-01T00:00:00Z">
         <w:r>
           <w:delText xml:space="preserve">is a confidence interval with the same level for</w:delText>
         </w:r>
       </w:del>
-      <w:del w:id="921" w:author="PR Preview" w:date="2026-01-01T00:00:00Z">
+      <w:del w:id="926" w:author="PR Preview" w:date="2026-01-01T00:00:00Z">
         <w:r>
           <w:delText xml:space="preserve"> </w:delText>
         </w:r>
@@ -16499,12 +16534,12 @@
           </m:sup>
         </m:sSup>
       </m:oMath>
-      <w:del w:id="922" w:author="PR Preview" w:date="2026-01-01T00:00:00Z">
+      <w:del w:id="927" w:author="PR Preview" w:date="2026-01-01T00:00:00Z">
         <w:r>
           <w:delText xml:space="preserve">, the factor by which a one-unit increase in</w:delText>
         </w:r>
       </w:del>
-      <w:del w:id="923" w:author="PR Preview" w:date="2026-01-01T00:00:00Z">
+      <w:del w:id="928" w:author="PR Preview" w:date="2026-01-01T00:00:00Z">
         <w:r>
           <w:delText xml:space="preserve"> </w:delText>
         </w:r>
@@ -16523,12 +16558,12 @@
           </m:sub>
         </m:sSub>
       </m:oMath>
-      <w:del w:id="924" w:author="PR Preview" w:date="2026-01-01T00:00:00Z">
+      <w:del w:id="929" w:author="PR Preview" w:date="2026-01-01T00:00:00Z">
         <w:r>
           <w:delText xml:space="preserve">, holding the other predictors fixed, multiplies the odds of</w:delText>
         </w:r>
       </w:del>
-      <w:del w:id="925" w:author="PR Preview" w:date="2026-01-01T00:00:00Z">
+      <w:del w:id="930" w:author="PR Preview" w:date="2026-01-01T00:00:00Z">
         <w:r>
           <w:delText xml:space="preserve"> </w:delText>
         </w:r>
@@ -16547,7 +16582,7 @@
           <m:t>1</m:t>
         </m:r>
       </m:oMath>
-      <w:del w:id="926" w:author="PR Preview" w:date="2026-01-01T00:00:00Z">
+      <w:del w:id="931" w:author="PR Preview" w:date="2026-01-01T00:00:00Z">
         <w:r>
           <w:delText xml:space="preserve">.</w:delText>
         </w:r>
@@ -16557,7 +16592,7 @@
       <w:pPr>
         <w:pStyle w:val="BodyText"/>
       </w:pPr>
-      <w:ins w:id="927" w:author="PR Preview" w:date="2026-01-01T00:00:00Z">
+      <w:ins w:id="932" w:author="PR Preview" w:date="2026-01-01T00:00:00Z">
         <w:r>
           <w:rPr>
             <w:b/>
@@ -16566,17 +16601,17 @@
           <w:t xml:space="preserve">Corollary 4 (Interval for the odds factor of a logistic coefficient)</w:t>
         </w:r>
       </w:ins>
-      <w:ins w:id="928" w:author="PR Preview" w:date="2026-01-01T00:00:00Z">
-        <w:r>
-          <w:t xml:space="preserve"> </w:t>
-        </w:r>
-      </w:ins>
-      <w:ins w:id="929" w:author="PR Preview" w:date="2026-01-01T00:00:00Z">
+      <w:ins w:id="933" w:author="PR Preview" w:date="2026-01-01T00:00:00Z">
+        <w:r>
+          <w:t xml:space="preserve"> </w:t>
+        </w:r>
+      </w:ins>
+      <w:ins w:id="934" w:author="PR Preview" w:date="2026-01-01T00:00:00Z">
         <w:r>
           <w:t xml:space="preserve">If</w:t>
         </w:r>
       </w:ins>
-      <w:ins w:id="930" w:author="PR Preview" w:date="2026-01-01T00:00:00Z">
+      <w:ins w:id="935" w:author="PR Preview" w:date="2026-01-01T00:00:00Z">
         <w:r>
           <w:t xml:space="preserve"> </w:t>
         </w:r>
@@ -16611,17 +16646,17 @@
           <m:t>​</m:t>
         </m:r>
       </m:oMath>
-      <w:ins w:id="931" w:author="PR Preview" w:date="2026-01-01T00:00:00Z">
-        <w:r>
-          <w:t xml:space="preserve"> </w:t>
-        </w:r>
-      </w:ins>
-      <w:ins w:id="932" w:author="PR Preview" w:date="2026-01-01T00:00:00Z">
+      <w:ins w:id="936" w:author="PR Preview" w:date="2026-01-01T00:00:00Z">
+        <w:r>
+          <w:t xml:space="preserve"> </w:t>
+        </w:r>
+      </w:ins>
+      <w:ins w:id="937" w:author="PR Preview" w:date="2026-01-01T00:00:00Z">
         <w:r>
           <w:t xml:space="preserve">is a confidence interval for</w:t>
         </w:r>
       </w:ins>
-      <w:ins w:id="933" w:author="PR Preview" w:date="2026-01-01T00:00:00Z">
+      <w:ins w:id="938" w:author="PR Preview" w:date="2026-01-01T00:00:00Z">
         <w:r>
           <w:t xml:space="preserve"> </w:t>
         </w:r>
@@ -16640,23 +16675,23 @@
           </m:sub>
         </m:sSub>
       </m:oMath>
-      <w:ins w:id="934" w:author="PR Preview" w:date="2026-01-01T00:00:00Z">
-        <w:r>
-          <w:t xml:space="preserve"> </w:t>
-        </w:r>
-      </w:ins>
-      <w:ins w:id="935" w:author="PR Preview" w:date="2026-01-01T00:00:00Z">
+      <w:ins w:id="939" w:author="PR Preview" w:date="2026-01-01T00:00:00Z">
+        <w:r>
+          <w:t xml:space="preserve"> </w:t>
+        </w:r>
+      </w:ins>
+      <w:ins w:id="940" w:author="PR Preview" w:date="2026-01-01T00:00:00Z">
         <w:r>
           <w:t xml:space="preserve">from</w:t>
         </w:r>
       </w:ins>
-      <w:ins w:id="936" w:author="PR Preview" w:date="2026-01-01T00:00:00Z">
+      <w:ins w:id="941" w:author="PR Preview" w:date="2026-01-01T00:00:00Z">
         <w:r>
           <w:t xml:space="preserve"> </w:t>
         </w:r>
       </w:ins>
       <w:hyperlink w:anchor="cor-logistic-wald">
-        <w:ins w:id="937" w:author="PR Preview" w:date="2026-01-01T00:00:00Z">
+        <w:ins w:id="942" w:author="PR Preview" w:date="2026-01-01T00:00:00Z">
           <w:r>
             <w:rPr>
               <w:rStyle w:val="Hyperlink"/>
@@ -16665,12 +16700,12 @@
           </w:r>
         </w:ins>
       </w:hyperlink>
-      <w:ins w:id="938" w:author="PR Preview" w:date="2026-01-01T00:00:00Z">
+      <w:ins w:id="943" w:author="PR Preview" w:date="2026-01-01T00:00:00Z">
         <w:r>
           <w:t xml:space="preserve">, then</w:t>
         </w:r>
       </w:ins>
-      <w:ins w:id="939" w:author="PR Preview" w:date="2026-01-01T00:00:00Z">
+      <w:ins w:id="944" w:author="PR Preview" w:date="2026-01-01T00:00:00Z">
         <w:r>
           <w:t xml:space="preserve"> </w:t>
         </w:r>
@@ -16723,17 +16758,17 @@
           <m:t>​</m:t>
         </m:r>
       </m:oMath>
-      <w:ins w:id="940" w:author="PR Preview" w:date="2026-01-01T00:00:00Z">
-        <w:r>
-          <w:t xml:space="preserve"> </w:t>
-        </w:r>
-      </w:ins>
-      <w:ins w:id="941" w:author="PR Preview" w:date="2026-01-01T00:00:00Z">
+      <w:ins w:id="945" w:author="PR Preview" w:date="2026-01-01T00:00:00Z">
+        <w:r>
+          <w:t xml:space="preserve"> </w:t>
+        </w:r>
+      </w:ins>
+      <w:ins w:id="946" w:author="PR Preview" w:date="2026-01-01T00:00:00Z">
         <w:r>
           <w:t xml:space="preserve">is a confidence interval with the same level for</w:t>
         </w:r>
       </w:ins>
-      <w:ins w:id="942" w:author="PR Preview" w:date="2026-01-01T00:00:00Z">
+      <w:ins w:id="947" w:author="PR Preview" w:date="2026-01-01T00:00:00Z">
         <w:r>
           <w:t xml:space="preserve"> </w:t>
         </w:r>
@@ -16761,12 +16796,12 @@
           </m:sup>
         </m:sSup>
       </m:oMath>
-      <w:ins w:id="943" w:author="PR Preview" w:date="2026-01-01T00:00:00Z">
+      <w:ins w:id="948" w:author="PR Preview" w:date="2026-01-01T00:00:00Z">
         <w:r>
           <w:t xml:space="preserve">, the factor by which a one-unit increase in</w:t>
         </w:r>
       </w:ins>
-      <w:ins w:id="944" w:author="PR Preview" w:date="2026-01-01T00:00:00Z">
+      <w:ins w:id="949" w:author="PR Preview" w:date="2026-01-01T00:00:00Z">
         <w:r>
           <w:t xml:space="preserve"> </w:t>
         </w:r>
@@ -16785,12 +16820,12 @@
           </m:sub>
         </m:sSub>
       </m:oMath>
-      <w:ins w:id="945" w:author="PR Preview" w:date="2026-01-01T00:00:00Z">
+      <w:ins w:id="950" w:author="PR Preview" w:date="2026-01-01T00:00:00Z">
         <w:r>
           <w:t xml:space="preserve">, holding the other predictors fixed, multiplies the odds of</w:t>
         </w:r>
       </w:ins>
-      <w:ins w:id="946" w:author="PR Preview" w:date="2026-01-01T00:00:00Z">
+      <w:ins w:id="951" w:author="PR Preview" w:date="2026-01-01T00:00:00Z">
         <w:r>
           <w:t xml:space="preserve"> </w:t>
         </w:r>
@@ -16809,7 +16844,7 @@
           <m:t>1</m:t>
         </m:r>
       </m:oMath>
-      <w:ins w:id="947" w:author="PR Preview" w:date="2026-01-01T00:00:00Z">
+      <w:ins w:id="952" w:author="PR Preview" w:date="2026-01-01T00:00:00Z">
         <w:r>
           <w:t xml:space="preserve">.</w:t>
         </w:r>
@@ -16945,7 +16980,7 @@
       <w:pPr>
         <w:pStyle w:val="BodyText"/>
       </w:pPr>
-      <w:del w:id="948" w:author="PR Preview" w:date="2026-01-01T00:00:00Z">
+      <w:del w:id="953" w:author="PR Preview" w:date="2026-01-01T00:00:00Z">
         <w:r>
           <w:rPr>
             <w:b/>
@@ -16954,23 +16989,23 @@
           <w:delText xml:space="preserve">Example 7 (How little six patients tell us)</w:delText>
         </w:r>
       </w:del>
-      <w:del w:id="949" w:author="PR Preview" w:date="2026-01-01T00:00:00Z">
+      <w:del w:id="954" w:author="PR Preview" w:date="2026-01-01T00:00:00Z">
         <w:r>
           <w:delText xml:space="preserve"> </w:delText>
         </w:r>
       </w:del>
-      <w:del w:id="950" w:author="PR Preview" w:date="2026-01-01T00:00:00Z">
+      <w:del w:id="955" w:author="PR Preview" w:date="2026-01-01T00:00:00Z">
         <w:r>
           <w:delText xml:space="preserve">The two groups of</w:delText>
         </w:r>
       </w:del>
-      <w:del w:id="951" w:author="PR Preview" w:date="2026-01-01T00:00:00Z">
+      <w:del w:id="956" w:author="PR Preview" w:date="2026-01-01T00:00:00Z">
         <w:r>
           <w:delText xml:space="preserve"> </w:delText>
         </w:r>
       </w:del>
       <w:hyperlink w:anchor="exm-logistic-regression">
-        <w:del w:id="952" w:author="PR Preview" w:date="2026-01-01T00:00:00Z">
+        <w:del w:id="957" w:author="PR Preview" w:date="2026-01-01T00:00:00Z">
           <w:r>
             <w:rPr>
               <w:rStyle w:val="Hyperlink"/>
@@ -16979,17 +17014,17 @@
           </w:r>
         </w:del>
       </w:hyperlink>
-      <w:del w:id="953" w:author="PR Preview" w:date="2026-01-01T00:00:00Z">
+      <w:del w:id="958" w:author="PR Preview" w:date="2026-01-01T00:00:00Z">
         <w:r>
           <w:delText xml:space="preserve"> </w:delText>
         </w:r>
       </w:del>
-      <w:del w:id="954" w:author="PR Preview" w:date="2026-01-01T00:00:00Z">
+      <w:del w:id="959" w:author="PR Preview" w:date="2026-01-01T00:00:00Z">
         <w:r>
           <w:delText xml:space="preserve">sit two units apart on the</w:delText>
         </w:r>
       </w:del>
-      <w:del w:id="955" w:author="PR Preview" w:date="2026-01-01T00:00:00Z">
+      <w:del w:id="960" w:author="PR Preview" w:date="2026-01-01T00:00:00Z">
         <w:r>
           <w:delText xml:space="preserve"> </w:delText>
         </w:r>
@@ -16999,17 +17034,17 @@
           <m:t>x</m:t>
         </m:r>
       </m:oMath>
-      <w:del w:id="956" w:author="PR Preview" w:date="2026-01-01T00:00:00Z">
+      <w:del w:id="961" w:author="PR Preview" w:date="2026-01-01T00:00:00Z">
         <w:r>
           <w:delText xml:space="preserve"> </w:delText>
         </w:r>
       </w:del>
-      <w:del w:id="957" w:author="PR Preview" w:date="2026-01-01T00:00:00Z">
+      <w:del w:id="962" w:author="PR Preview" w:date="2026-01-01T00:00:00Z">
         <w:r>
           <w:delText xml:space="preserve">scale, so the odds ratio between them is</w:delText>
         </w:r>
       </w:del>
-      <w:del w:id="958" w:author="PR Preview" w:date="2026-01-01T00:00:00Z">
+      <w:del w:id="963" w:author="PR Preview" w:date="2026-01-01T00:00:00Z">
         <w:r>
           <w:delText xml:space="preserve"> </w:delText>
         </w:r>
@@ -17040,7 +17075,7 @@
           </m:sup>
         </m:sSup>
       </m:oMath>
-      <w:del w:id="959" w:author="PR Preview" w:date="2026-01-01T00:00:00Z">
+      <w:del w:id="964" w:author="PR Preview" w:date="2026-01-01T00:00:00Z">
         <w:r>
           <w:delText xml:space="preserve">.</w:delText>
         </w:r>
@@ -17050,7 +17085,7 @@
       <w:pPr>
         <w:pStyle w:val="BodyText"/>
       </w:pPr>
-      <w:ins w:id="960" w:author="PR Preview" w:date="2026-01-01T00:00:00Z">
+      <w:ins w:id="965" w:author="PR Preview" w:date="2026-01-01T00:00:00Z">
         <w:r>
           <w:rPr>
             <w:b/>
@@ -17059,23 +17094,23 @@
           <w:t xml:space="preserve">Example 10 (How little six patients tell us)</w:t>
         </w:r>
       </w:ins>
-      <w:ins w:id="961" w:author="PR Preview" w:date="2026-01-01T00:00:00Z">
-        <w:r>
-          <w:t xml:space="preserve"> </w:t>
-        </w:r>
-      </w:ins>
-      <w:ins w:id="962" w:author="PR Preview" w:date="2026-01-01T00:00:00Z">
+      <w:ins w:id="966" w:author="PR Preview" w:date="2026-01-01T00:00:00Z">
+        <w:r>
+          <w:t xml:space="preserve"> </w:t>
+        </w:r>
+      </w:ins>
+      <w:ins w:id="967" w:author="PR Preview" w:date="2026-01-01T00:00:00Z">
         <w:r>
           <w:t xml:space="preserve">The two groups of</w:t>
         </w:r>
       </w:ins>
-      <w:ins w:id="963" w:author="PR Preview" w:date="2026-01-01T00:00:00Z">
+      <w:ins w:id="968" w:author="PR Preview" w:date="2026-01-01T00:00:00Z">
         <w:r>
           <w:t xml:space="preserve"> </w:t>
         </w:r>
       </w:ins>
       <w:hyperlink w:anchor="exm-logistic-regression">
-        <w:ins w:id="964" w:author="PR Preview" w:date="2026-01-01T00:00:00Z">
+        <w:ins w:id="969" w:author="PR Preview" w:date="2026-01-01T00:00:00Z">
           <w:r>
             <w:rPr>
               <w:rStyle w:val="Hyperlink"/>
@@ -17084,17 +17119,17 @@
           </w:r>
         </w:ins>
       </w:hyperlink>
-      <w:ins w:id="965" w:author="PR Preview" w:date="2026-01-01T00:00:00Z">
-        <w:r>
-          <w:t xml:space="preserve"> </w:t>
-        </w:r>
-      </w:ins>
-      <w:ins w:id="966" w:author="PR Preview" w:date="2026-01-01T00:00:00Z">
+      <w:ins w:id="970" w:author="PR Preview" w:date="2026-01-01T00:00:00Z">
+        <w:r>
+          <w:t xml:space="preserve"> </w:t>
+        </w:r>
+      </w:ins>
+      <w:ins w:id="971" w:author="PR Preview" w:date="2026-01-01T00:00:00Z">
         <w:r>
           <w:t xml:space="preserve">sit two units apart on the</w:t>
         </w:r>
       </w:ins>
-      <w:ins w:id="967" w:author="PR Preview" w:date="2026-01-01T00:00:00Z">
+      <w:ins w:id="972" w:author="PR Preview" w:date="2026-01-01T00:00:00Z">
         <w:r>
           <w:t xml:space="preserve"> </w:t>
         </w:r>
@@ -17104,17 +17139,17 @@
           <m:t>x</m:t>
         </m:r>
       </m:oMath>
-      <w:ins w:id="968" w:author="PR Preview" w:date="2026-01-01T00:00:00Z">
-        <w:r>
-          <w:t xml:space="preserve"> </w:t>
-        </w:r>
-      </w:ins>
-      <w:ins w:id="969" w:author="PR Preview" w:date="2026-01-01T00:00:00Z">
+      <w:ins w:id="973" w:author="PR Preview" w:date="2026-01-01T00:00:00Z">
+        <w:r>
+          <w:t xml:space="preserve"> </w:t>
+        </w:r>
+      </w:ins>
+      <w:ins w:id="974" w:author="PR Preview" w:date="2026-01-01T00:00:00Z">
         <w:r>
           <w:t xml:space="preserve">scale, so the odds ratio between them is</w:t>
         </w:r>
       </w:ins>
-      <w:ins w:id="970" w:author="PR Preview" w:date="2026-01-01T00:00:00Z">
+      <w:ins w:id="975" w:author="PR Preview" w:date="2026-01-01T00:00:00Z">
         <w:r>
           <w:t xml:space="preserve"> </w:t>
         </w:r>
@@ -17145,7 +17180,7 @@
           </m:sup>
         </m:sSup>
       </m:oMath>
-      <w:ins w:id="971" w:author="PR Preview" w:date="2026-01-01T00:00:00Z">
+      <w:ins w:id="976" w:author="PR Preview" w:date="2026-01-01T00:00:00Z">
         <w:r>
           <w:t xml:space="preserve">.</w:t>
         </w:r>
@@ -17458,17 +17493,17 @@
       <w:pPr>
         <w:pStyle w:val="Bibliography"/>
       </w:pPr>
-      <w:ins w:id="972" w:author="PR Preview" w:date="2026-01-01T00:00:00Z">
+      <w:ins w:id="977" w:author="PR Preview" w:date="2026-01-01T00:00:00Z">
         <w:r>
           <w:t xml:space="preserve">Dobson, Annette J, and Adrian G Barnett. 2018.</w:t>
         </w:r>
       </w:ins>
-      <w:ins w:id="973" w:author="PR Preview" w:date="2026-01-01T00:00:00Z">
-        <w:r>
-          <w:t xml:space="preserve"> </w:t>
-        </w:r>
-      </w:ins>
-      <w:ins w:id="974" w:author="PR Preview" w:date="2026-01-01T00:00:00Z">
+      <w:ins w:id="978" w:author="PR Preview" w:date="2026-01-01T00:00:00Z">
+        <w:r>
+          <w:t xml:space="preserve"> </w:t>
+        </w:r>
+      </w:ins>
+      <w:ins w:id="979" w:author="PR Preview" w:date="2026-01-01T00:00:00Z">
         <w:r>
           <w:rPr>
             <w:i/>
@@ -17477,18 +17512,18 @@
           <w:t xml:space="preserve">An Introduction to Generalized Linear Models</w:t>
         </w:r>
       </w:ins>
-      <w:ins w:id="975" w:author="PR Preview" w:date="2026-01-01T00:00:00Z">
+      <w:ins w:id="980" w:author="PR Preview" w:date="2026-01-01T00:00:00Z">
         <w:r>
           <w:t xml:space="preserve">. 4th ed. CRC press.</w:t>
         </w:r>
       </w:ins>
-      <w:ins w:id="976" w:author="PR Preview" w:date="2026-01-01T00:00:00Z">
+      <w:ins w:id="981" w:author="PR Preview" w:date="2026-01-01T00:00:00Z">
         <w:r>
           <w:t xml:space="preserve"> </w:t>
         </w:r>
       </w:ins>
       <w:hyperlink r:id="rId64">
-        <w:ins w:id="977" w:author="PR Preview" w:date="2026-01-01T00:00:00Z">
+        <w:ins w:id="982" w:author="PR Preview" w:date="2026-01-01T00:00:00Z">
           <w:r>
             <w:rPr>
               <w:rStyle w:val="Hyperlink"/>
@@ -17497,7 +17532,7 @@
           </w:r>
         </w:ins>
       </w:hyperlink>
-      <w:ins w:id="978" w:author="PR Preview" w:date="2026-01-01T00:00:00Z">
+      <w:ins w:id="983" w:author="PR Preview" w:date="2026-01-01T00:00:00Z">
         <w:r>
           <w:t xml:space="preserve">.</w:t>
         </w:r>
@@ -17592,17 +17627,17 @@
       <w:pPr>
         <w:pStyle w:val="Bibliography"/>
       </w:pPr>
-      <w:ins w:id="979" w:author="PR Preview" w:date="2026-01-01T00:00:00Z">
+      <w:ins w:id="984" w:author="PR Preview" w:date="2026-01-01T00:00:00Z">
         <w:r>
           <w:t xml:space="preserve">Hosmer, David W., and Stanley Lemeshow. 1989.</w:t>
         </w:r>
       </w:ins>
-      <w:ins w:id="980" w:author="PR Preview" w:date="2026-01-01T00:00:00Z">
-        <w:r>
-          <w:t xml:space="preserve"> </w:t>
-        </w:r>
-      </w:ins>
-      <w:ins w:id="981" w:author="PR Preview" w:date="2026-01-01T00:00:00Z">
+      <w:ins w:id="985" w:author="PR Preview" w:date="2026-01-01T00:00:00Z">
+        <w:r>
+          <w:t xml:space="preserve"> </w:t>
+        </w:r>
+      </w:ins>
+      <w:ins w:id="986" w:author="PR Preview" w:date="2026-01-01T00:00:00Z">
         <w:r>
           <w:rPr>
             <w:i/>
@@ -17611,7 +17646,7 @@
           <w:t xml:space="preserve">Applied Logistic Regression</w:t>
         </w:r>
       </w:ins>
-      <w:ins w:id="982" w:author="PR Preview" w:date="2026-01-01T00:00:00Z">
+      <w:ins w:id="987" w:author="PR Preview" w:date="2026-01-01T00:00:00Z">
         <w:r>
           <w:t xml:space="preserve">. Wiley.</w:t>
         </w:r>
